--- a/docs/rapport_Agent_de_triage_LEROUX.docx
+++ b/docs/rapport_Agent_de_triage_LEROUX.docx
@@ -111,22 +111,147 @@
     <w:p>
       <w:pPr>
         <w:spacing w:after="100" w:lineRule="auto"/>
-        <w:rPr/>
-      </w:pPr>
-      <w:r>
-        <w:rPr>
-          <w:rtl w:val="0"/>
-        </w:rPr>
-        <w:t xml:space="preserve">O</w:t>
-      </w:r>
-      <w:r>
         <w:rPr>
           <w:sz w:val="22"/>
           <w:szCs w:val="22"/>
-          <w:rtl w:val="0"/>
-        </w:rPr>
-        <w:t xml:space="preserve">ctobre 2026</w:t>
-      </w:r>
+        </w:rPr>
+      </w:pPr>
+      <w:r>
+        <w:rPr>
+          <w:rtl w:val="0"/>
+        </w:rPr>
+        <w:t xml:space="preserve">O</w:t>
+      </w:r>
+      <w:r>
+        <w:rPr>
+          <w:sz w:val="22"/>
+          <w:szCs w:val="22"/>
+          <w:rtl w:val="0"/>
+        </w:rPr>
+        <w:t xml:space="preserve">ctobre 2026 </w:t>
+      </w:r>
+    </w:p>
+    <w:p>
+      <w:pPr>
+        <w:spacing w:after="100" w:lineRule="auto"/>
+        <w:rPr>
+          <w:sz w:val="20"/>
+          <w:szCs w:val="20"/>
+        </w:rPr>
+      </w:pPr>
+      <w:r>
+        <w:rPr>
+          <w:sz w:val="20"/>
+          <w:szCs w:val="20"/>
+          <w:rtl w:val="0"/>
+        </w:rPr>
+        <w:t xml:space="preserve">https://github.com/vler0ux/p14-agent-de-triage.git</w:t>
+      </w:r>
+    </w:p>
+    <w:p>
+      <w:pPr>
+        <w:spacing w:after="100" w:lineRule="auto"/>
+        <w:rPr>
+          <w:sz w:val="20"/>
+          <w:szCs w:val="20"/>
+        </w:rPr>
+      </w:pPr>
+      <w:r>
+        <w:rPr>
+          <w:sz w:val="20"/>
+          <w:szCs w:val="20"/>
+          <w:rtl w:val="0"/>
+        </w:rPr>
+        <w:t xml:space="preserve">Démo en ligne (Gradio, API) </w:t>
+      </w:r>
+      <w:hyperlink r:id="rId6">
+        <w:r>
+          <w:rPr>
+            <w:color w:val="4493f8"/>
+            <w:sz w:val="20"/>
+            <w:szCs w:val="20"/>
+            <w:u w:val="single"/>
+            <w:rtl w:val="0"/>
+          </w:rPr>
+          <w:t xml:space="preserve">https://huggingface.co/spaces/vler0ux/triage-chsa-demo</w:t>
+        </w:r>
+      </w:hyperlink>
+      <w:r>
+        <w:rPr>
+          <w:rtl w:val="0"/>
+        </w:rPr>
+      </w:r>
+    </w:p>
+    <w:p>
+      <w:pPr>
+        <w:spacing w:after="100" w:lineRule="auto"/>
+        <w:rPr>
+          <w:sz w:val="20"/>
+          <w:szCs w:val="20"/>
+        </w:rPr>
+      </w:pPr>
+      <w:r>
+        <w:rPr>
+          <w:sz w:val="20"/>
+          <w:szCs w:val="20"/>
+          <w:rtl w:val="0"/>
+        </w:rPr>
+        <w:t xml:space="preserve">Modèle conversationnel (adaptateur LoRA, SFT) </w:t>
+      </w:r>
+      <w:hyperlink r:id="rId7">
+        <w:r>
+          <w:rPr>
+            <w:color w:val="4493f8"/>
+            <w:sz w:val="20"/>
+            <w:szCs w:val="20"/>
+            <w:u w:val="single"/>
+            <w:rtl w:val="0"/>
+          </w:rPr>
+          <w:t xml:space="preserve">https://huggingface.co/vler0ux/qwen3-1.7b-triage-chsa-hotesse</w:t>
+        </w:r>
+      </w:hyperlink>
+      <w:r>
+        <w:rPr>
+          <w:sz w:val="20"/>
+          <w:szCs w:val="20"/>
+          <w:rtl w:val="0"/>
+        </w:rPr>
+        <w:t xml:space="preserve"> </w:t>
+      </w:r>
+      <w:r>
+        <w:rPr>
+          <w:rtl w:val="0"/>
+        </w:rPr>
+      </w:r>
+    </w:p>
+    <w:p>
+      <w:pPr>
+        <w:spacing w:after="100" w:lineRule="auto"/>
+        <w:rPr>
+          <w:sz w:val="20"/>
+          <w:szCs w:val="20"/>
+        </w:rPr>
+      </w:pPr>
+      <w:r>
+        <w:rPr>
+          <w:sz w:val="20"/>
+          <w:szCs w:val="20"/>
+          <w:rtl w:val="0"/>
+        </w:rPr>
+        <w:t xml:space="preserve">Décideur de  priorité </w:t>
+      </w:r>
+      <w:hyperlink r:id="rId8">
+        <w:r>
+          <w:rPr>
+            <w:color w:val="4493f8"/>
+            <w:sz w:val="20"/>
+            <w:szCs w:val="20"/>
+            <w:u w:val="single"/>
+            <w:rtl w:val="0"/>
+          </w:rPr>
+          <w:t xml:space="preserve">https://huggingface.co/vler0ux/moderncamembert-bio-triage-chsa-decideur</w:t>
+        </w:r>
+      </w:hyperlink>
       <w:r>
         <w:rPr>
           <w:rtl w:val="0"/>
@@ -169,7 +294,7 @@
         <w:rPr>
           <w:rtl w:val="0"/>
         </w:rPr>
-        <w:t xml:space="preserve">Faute de données cliniques réelles exploitables dans ce délai, le projet a construit un corpus synthétique. Un pipeline croise un référentiel déterministe, la grille FRENCH de la Société française de médecine d'urgence (114 motifs), et le jugement de modèles de langage, avec des garde-fous contre le sous-triage. Il a produit 737 cas labellisés, dont 81 % de concordance avec une relecture humaine, puis 1 014 dialogues anonymisés. Le modèle Qwen3-1.7B-Base, affiné par SFT avec LoRA, mène des entretiens cohérents (loss de validation de 0,70). L'alignement par préférences (DPO) sur 45 paires relues à l'aveugle n'a pas produit d'effet observable.</w:t>
+        <w:t xml:space="preserve">Faute de données cliniques réelles exploitables dans ce délai, le projet a construit un corpus synthétique. Un pipeline croise un référentiel déterministe, la grille FRENCH de la Société française de médecine d'urgence (114 motifs), et le jugement de modèles de langage, avec des garde-fous contre le sous-triage. Il a produit 726 cas labellisés, dont 81 % de concordance avec une relecture humaine, puis 1 014 dialogues anonymisés. Le modèle Qwen3-1.7B-Base, affiné par SFT avec LoRA, mène des entretiens cohérents (loss de validation de 0,70). L'alignement par préférences (DPO) sur 45 paires relues à l'aveugle n'a pas produit d'effet observable ; un second essai, sur 1 844 paires construites à partir des dialogues, a amélioré les métriques d'entraînement mais dégradé l'entretien.</w:t>
       </w:r>
     </w:p>
     <w:p>
@@ -208,7 +333,7 @@
         <w:rPr>
           <w:rtl w:val="0"/>
         </w:rPr>
-        <w:t xml:space="preserve">Le système est déployé sur un espace de démonstration public (Hugging Face Spaces, GPU partagé), avec une latence de 1 à 4 secondes par réponse, un journal d'audit de chaque décision et une chaîne d'intégration et de déploiement continus (GitHub Actions) qui bloque toute mise en ligne si l'un des 178 tests échoue.</w:t>
+        <w:t xml:space="preserve">Le système est déployé sur un espace de démonstration public (Hugging Face Spaces, GPU NVIDIA T4 dédié), avec une latence de 2,6 à 3,1 secondes par réponse, un journal d'audit de chaque décision et une chaîne d'intégration et de déploiement continus (GitHub Actions) qui bloque toute mise en ligne si l'un des 178 tests échoue.</w:t>
       </w:r>
     </w:p>
     <w:p>
@@ -533,7 +658,7 @@
                 <w:szCs w:val="19"/>
                 <w:rtl w:val="0"/>
               </w:rPr>
-              <w:t xml:space="preserve">1 014 dialogues en français, 45 paires DPO relues</w:t>
+              <w:t xml:space="preserve">1 014 dialogues en français ; 45 paires DPO relues, puis 1 844 paires issues des dialogues</w:t>
             </w:r>
             <w:r>
               <w:rPr>
@@ -683,7 +808,7 @@
                 <w:szCs w:val="19"/>
                 <w:rtl w:val="0"/>
               </w:rPr>
-              <w:t xml:space="preserve">DPO sans effet observable (analysé en section 3)</w:t>
+              <w:t xml:space="preserve">Deux essais de DPO sans gain, non retenus (section 3)</w:t>
             </w:r>
             <w:r>
               <w:rPr>
@@ -761,43 +886,43 @@
                 <w:szCs w:val="19"/>
                 <w:rtl w:val="0"/>
               </w:rPr>
-              <w:t xml:space="preserve">Démo publique sur Hugging Face Spaces (ZeroGPU)</w:t>
-            </w:r>
-            <w:r>
-              <w:rPr>
-                <w:rtl w:val="0"/>
-              </w:rPr>
-            </w:r>
-          </w:p>
-        </w:tc>
-        <w:tc>
-          <w:tcPr>
-            <w:tcBorders>
-              <w:top w:color="bfc9d1" w:space="0" w:sz="4" w:val="single"/>
-              <w:left w:color="bfc9d1" w:space="0" w:sz="4" w:val="single"/>
-              <w:bottom w:color="bfc9d1" w:space="0" w:sz="4" w:val="single"/>
-              <w:right w:color="bfc9d1" w:space="0" w:sz="4" w:val="single"/>
-            </w:tcBorders>
-            <w:tcMar>
-              <w:top w:w="60.0" w:type="dxa"/>
-              <w:left w:w="100.0" w:type="dxa"/>
-              <w:bottom w:w="60.0" w:type="dxa"/>
-              <w:right w:w="100.0" w:type="dxa"/>
-            </w:tcMar>
-          </w:tcPr>
-          <w:p>
-            <w:pPr>
-              <w:rPr/>
-            </w:pPr>
-            <w:r>
-              <w:rPr>
-                <w:b w:val="0"/>
-                <w:bCs w:val="0"/>
-                <w:sz w:val="19"/>
-                <w:szCs w:val="19"/>
-                <w:rtl w:val="0"/>
-              </w:rPr>
-              <w:t xml:space="preserve">Pas de vLLM : l'hébergement gratuit n'offre pas de GPU dédié. Reporté à la phase 3</w:t>
+              <w:t xml:space="preserve">Démo publique sur Hugging Face Spaces (GPU T4 dédié)</w:t>
+            </w:r>
+            <w:r>
+              <w:rPr>
+                <w:rtl w:val="0"/>
+              </w:rPr>
+            </w:r>
+          </w:p>
+        </w:tc>
+        <w:tc>
+          <w:tcPr>
+            <w:tcBorders>
+              <w:top w:color="bfc9d1" w:space="0" w:sz="4" w:val="single"/>
+              <w:left w:color="bfc9d1" w:space="0" w:sz="4" w:val="single"/>
+              <w:bottom w:color="bfc9d1" w:space="0" w:sz="4" w:val="single"/>
+              <w:right w:color="bfc9d1" w:space="0" w:sz="4" w:val="single"/>
+            </w:tcBorders>
+            <w:tcMar>
+              <w:top w:w="60.0" w:type="dxa"/>
+              <w:left w:w="100.0" w:type="dxa"/>
+              <w:bottom w:w="60.0" w:type="dxa"/>
+              <w:right w:w="100.0" w:type="dxa"/>
+            </w:tcMar>
+          </w:tcPr>
+          <w:p>
+            <w:pPr>
+              <w:rPr/>
+            </w:pPr>
+            <w:r>
+              <w:rPr>
+                <w:b w:val="0"/>
+                <w:bCs w:val="0"/>
+                <w:sz w:val="19"/>
+                <w:szCs w:val="19"/>
+                <w:rtl w:val="0"/>
+              </w:rPr>
+              <w:t xml:space="preserve">Pas de vLLM : non mis en place dans le délai. Prévu dans l'architecture cible (section 8)</w:t>
             </w:r>
             <w:r>
               <w:rPr>
@@ -1058,7 +1183,7 @@
         <w:rPr>
           <w:rtl w:val="0"/>
         </w:rPr>
-        <w:t xml:space="preserve">Le projet a par ailleurs dépassé le cahier des charges sur un point. Les tests ont montré que le modèle affiné ne pouvait pas porter seul la décision de triage. Un classifieur dédié et un plancher de sécurité ont donc été ajoutés, ce qui constitue la principale contribution technique du POC.</w:t>
+        <w:t xml:space="preserve">Les tests ont montré que le modèle affiné ne pouvait pas porter seul la décision de triage. Un classifieur dédié et un plancher de sécurité ont donc été ajoutés, ce qui constitue la principale contribution technique du POC.</w:t>
       </w:r>
     </w:p>
     <w:p>
@@ -1342,13 +1467,23 @@
             </w:pPr>
             <w:r>
               <w:rPr>
-                <w:b w:val="0"/>
-                <w:bCs w:val="0"/>
-                <w:sz w:val="19"/>
-                <w:szCs w:val="19"/>
-                <w:rtl w:val="0"/>
-              </w:rPr>
-              <w:t xml:space="preserve">Retenu : le contexte clinique décrit un patient, une situation et des symptômes, comme une vignette de triage</w:t>
+                <w:b w:val="1"/>
+                <w:bCs w:val="1"/>
+                <w:sz w:val="19"/>
+                <w:szCs w:val="19"/>
+                <w:rtl w:val="0"/>
+              </w:rPr>
+              <w:t xml:space="preserve">Retenu </w:t>
+            </w:r>
+            <w:r>
+              <w:rPr>
+                <w:b w:val="0"/>
+                <w:bCs w:val="0"/>
+                <w:sz w:val="19"/>
+                <w:szCs w:val="19"/>
+                <w:rtl w:val="0"/>
+              </w:rPr>
+              <w:t xml:space="preserve">: le contexte clinique décrit un patient, une situation et des symptômes, comme une vignette de triage</w:t>
             </w:r>
             <w:r>
               <w:rPr>
@@ -1684,13 +1819,23 @@
             </w:pPr>
             <w:r>
               <w:rPr>
-                <w:b w:val="0"/>
-                <w:bCs w:val="0"/>
-                <w:sz w:val="19"/>
-                <w:szCs w:val="19"/>
-                <w:rtl w:val="0"/>
-              </w:rPr>
-              <w:t xml:space="preserve">Utilisé pour le DPO, après traduction en français et relecture humaine (section 3)</w:t>
+                <w:b w:val="1"/>
+                <w:bCs w:val="1"/>
+                <w:sz w:val="19"/>
+                <w:szCs w:val="19"/>
+                <w:rtl w:val="0"/>
+              </w:rPr>
+              <w:t xml:space="preserve">Utilisé pour le DPO,</w:t>
+            </w:r>
+            <w:r>
+              <w:rPr>
+                <w:b w:val="0"/>
+                <w:bCs w:val="0"/>
+                <w:sz w:val="19"/>
+                <w:szCs w:val="19"/>
+                <w:rtl w:val="0"/>
+              </w:rPr>
+              <w:t xml:space="preserve"> après traduction en français et relecture humaine (section 3)</w:t>
             </w:r>
             <w:r>
               <w:rPr>
@@ -1723,7 +1868,7 @@
         <w:rPr>
           <w:rtl w:val="0"/>
         </w:rPr>
-        <w:t xml:space="preserve">Les vignettes ne sont donc pas inventées : ce sont des cas cliniques rédigés par des enseignants en médecine. Seule leur mise en scène en dialogue est synthétique. Le corpus final est entièrement en français, la langue de l'usage cible ; l'écart avec le corpus bilingue prévu par le cahier des charges est assumé.</w:t>
+        <w:t xml:space="preserve">Les vignettes sont des cas cliniques rédigés par des enseignants en médecine. Seule leur mise en scène en dialogue est synthétique. Le corpus final est entièrement en français, la langue de l'usage cible ; l'écart avec le corpus bilingue prévu par le cahier des charges est assumé.</w:t>
       </w:r>
     </w:p>
     <w:p>
@@ -1748,7 +1893,19 @@
         <w:rPr>
           <w:rtl w:val="0"/>
         </w:rPr>
-        <w:t xml:space="preserve">Les questions MediQAl à réponses multiples dotées d'un contexte clinique ont été normalisées dans un format commun, puis filtrées sur leur pertinence pour le triage (étape 0). L'anonymisation a utilisé Presidio [8], avec le modèle linguistique français de spaCy (fr_core_news_md). Le contrôle des détections s'est révélé indispensable : le moteur repère correctement des mentions comme « Madame G », mais il prend aussi pour des noms de personnes des termes médicaux comme « Créatinine » ou des noms de médicaments comme « Esidrex® ». Ces faux positifs sont écartés et consignés, avec chaque masquage, dans un journal d'audit. Sur le lot principal de 260 vignettes, 82 contenaient une mention à masquer : 109 noms de personnes ont été remplacés, et 301 faux positifs écartés. Près de trois détections sur quatre étaient donc erronées, ce qui montre qu'un moteur généraliste ne peut pas être appliqué sans contrôle à des textes médicaux.</w:t>
+        <w:t xml:space="preserve">Les questions MediQAl à réponses multiples dotées d'un contexte clinique ont été normalisées dans un format commun, puis filtrées sur leur pertinence pour le triage (étape 0). L'anonymisation a utilisé Presidio [8], avec le modèle linguistique français de spaCy (fr_core_news_md). Le contrôle des détections s'est révélé indispensable : le moteur repère correctement des mentions comme « Madame G », mais il prend aussi pour des noms de personnes des termes médicaux comme « Créatinine » ou des noms de médicaments comme « Esidrex® ». Ces faux positifs sont écartés et consignés, avec chaque masquage, dans un journal d'audit. Sur les 737 vignettes, 260 ont déclenché au moins une détection, et 82 contenaient réellement une mention à masquer : 109 noms de personnes ont été remplacés, et 301 faux positifs écartés.</w:t>
+      </w:r>
+    </w:p>
+    <w:p>
+      <w:pPr>
+        <w:pStyle w:val="Heading2"/>
+        <w:rPr/>
+      </w:pPr>
+      <w:r>
+        <w:rPr>
+          <w:rtl w:val="0"/>
+        </w:rPr>
+        <w:t xml:space="preserve">2.3 Labellisation : un pipeline à garde-fous</w:t>
       </w:r>
     </w:p>
     <w:p>
@@ -1761,19 +1918,7 @@
         <w:rPr>
           <w:rtl w:val="0"/>
         </w:rPr>
-        <w:t xml:space="preserve">Enfin, 264 vignettes en double (241 au texte identique, 23 autres versions d'un même cas) ont été rattachées à un cas existant, sous un même identifiant, pour qu'un même cas ne puisse jamais se retrouver à la fois en entraînement et en validation. Au total, 737 vignettes sont entrées dans le pipeline de labellisation.</w:t>
-      </w:r>
-    </w:p>
-    <w:p>
-      <w:pPr>
-        <w:pStyle w:val="Heading2"/>
-        <w:rPr/>
-      </w:pPr>
-      <w:r>
-        <w:rPr>
-          <w:rtl w:val="0"/>
-        </w:rPr>
-        <w:t xml:space="preserve">2.3 Labellisation : un pipeline à garde-fous</w:t>
+        <w:t xml:space="preserve">Les vignettes ne comportent aucun niveau de priorité. Le pipeline lui en attribue un en croisant un référentiel médical officiel et le jugement de modèles de langage, selon la règle qu'en cas de doute, le niveau le plus urgent l'emporte.</w:t>
       </w:r>
     </w:p>
     <w:p>
@@ -1784,19 +1929,6 @@
       </w:pPr>
       <w:r>
         <w:rPr>
-          <w:rtl w:val="0"/>
-        </w:rPr>
-        <w:t xml:space="preserve">Les vignettes ne comportent aucun niveau de priorité. Le pipeline lui en attribue un en croisant un référentiel médical officiel et le jugement de modèles de langage, selon la règle qu'en cas de doute, le niveau le plus urgent l'emporte.</w:t>
-      </w:r>
-    </w:p>
-    <w:p>
-      <w:pPr>
-        <w:spacing w:after="140" w:line="276" w:lineRule="auto"/>
-        <w:jc w:val="both"/>
-        <w:rPr/>
-      </w:pPr>
-      <w:r>
-        <w:rPr>
           <w:b w:val="1"/>
           <w:bCs w:val="1"/>
           <w:rtl w:val="0"/>
@@ -1807,7 +1939,21 @@
         <w:rPr>
           <w:rtl w:val="0"/>
         </w:rPr>
-        <w:t xml:space="preserve">La grille FRENCH (French Emergency Nurses Classification in Hospital) a été élaborée par consensus d'experts au sein de la Société française de médecine d'urgence (SFMU), puis publiée en 2018 [1]. Elle attribue à chaque motif de recours un niveau de tri moyen, que des modulateurs (constantes vitales, terrain, circonstances) peuvent relever ou abaisser. Sa reproductibilité entre infirmiers est bonne (kappa de 0,78) et sa validité a été évaluée sur 26 892 patients d'un service d'urgences universitaire parisien [1, 2]. Pour ce projet, elle a été transcrite en 114 motifs, avec leurs critères et leurs seuils de constantes vitales, et ses six niveaux ont été regroupés en trois catégories.</w:t>
+        <w:t xml:space="preserve">La grille FRENCH (</w:t>
+      </w:r>
+      <w:r>
+        <w:rPr>
+          <w:i w:val="1"/>
+          <w:iCs w:val="1"/>
+          <w:rtl w:val="0"/>
+        </w:rPr>
+        <w:t xml:space="preserve">French Emergency Nurses Classification in Hospital</w:t>
+      </w:r>
+      <w:r>
+        <w:rPr>
+          <w:rtl w:val="0"/>
+        </w:rPr>
+        <w:t xml:space="preserve">) a été élaborée par consensus d'experts au sein de la Société française de médecine d'urgence (SFMU), puis publiée en 2018 [1]. Elle attribue à chaque motif de recours un niveau de tri moyen, que des modulateurs (constantes vitales, terrain, circonstances) peuvent relever ou abaisser. Sa validité a été évaluée sur 26 892 patients d'un service d'urgences universitaire parisien. Pour ce projet, elle a été transcrite en 114 motifs, avec leurs critères et leurs seuils de constantes vitales, et ses six niveaux ont été regroupés en trois catégories.</w:t>
       </w:r>
     </w:p>
     <w:tbl>
@@ -1974,7 +2120,10 @@
           </w:tcPr>
           <w:p>
             <w:pPr>
-              <w:rPr/>
+              <w:rPr>
+                <w:b w:val="1"/>
+                <w:bCs w:val="1"/>
+              </w:rPr>
             </w:pPr>
             <w:r>
               <w:rPr>
@@ -2124,12 +2273,17 @@
           </w:tcPr>
           <w:p>
             <w:pPr>
-              <w:rPr/>
-            </w:pPr>
-            <w:r>
-              <w:rPr>
-                <w:b w:val="0"/>
-                <w:bCs w:val="0"/>
+              <w:rPr>
+                <w:b w:val="1"/>
+                <w:bCs w:val="1"/>
+                <w:color w:val="980000"/>
+              </w:rPr>
+            </w:pPr>
+            <w:r>
+              <w:rPr>
+                <w:b w:val="1"/>
+                <w:bCs w:val="1"/>
+                <w:color w:val="980000"/>
                 <w:sz w:val="19"/>
                 <w:szCs w:val="19"/>
                 <w:rtl w:val="0"/>
@@ -2274,12 +2428,17 @@
           </w:tcPr>
           <w:p>
             <w:pPr>
-              <w:rPr/>
-            </w:pPr>
-            <w:r>
-              <w:rPr>
-                <w:b w:val="0"/>
-                <w:bCs w:val="0"/>
+              <w:rPr>
+                <w:b w:val="1"/>
+                <w:bCs w:val="1"/>
+                <w:color w:val="980000"/>
+              </w:rPr>
+            </w:pPr>
+            <w:r>
+              <w:rPr>
+                <w:b w:val="1"/>
+                <w:bCs w:val="1"/>
+                <w:color w:val="980000"/>
                 <w:sz w:val="19"/>
                 <w:szCs w:val="19"/>
                 <w:rtl w:val="0"/>
@@ -2424,12 +2583,17 @@
           </w:tcPr>
           <w:p>
             <w:pPr>
-              <w:rPr/>
-            </w:pPr>
-            <w:r>
-              <w:rPr>
-                <w:b w:val="0"/>
-                <w:bCs w:val="0"/>
+              <w:rPr>
+                <w:b w:val="1"/>
+                <w:bCs w:val="1"/>
+                <w:color w:val="b45f06"/>
+              </w:rPr>
+            </w:pPr>
+            <w:r>
+              <w:rPr>
+                <w:b w:val="1"/>
+                <w:bCs w:val="1"/>
+                <w:color w:val="b45f06"/>
                 <w:sz w:val="19"/>
                 <w:szCs w:val="19"/>
                 <w:rtl w:val="0"/>
@@ -2574,12 +2738,17 @@
           </w:tcPr>
           <w:p>
             <w:pPr>
-              <w:rPr/>
-            </w:pPr>
-            <w:r>
-              <w:rPr>
-                <w:b w:val="0"/>
-                <w:bCs w:val="0"/>
+              <w:rPr>
+                <w:b w:val="1"/>
+                <w:bCs w:val="1"/>
+                <w:color w:val="b45f06"/>
+              </w:rPr>
+            </w:pPr>
+            <w:r>
+              <w:rPr>
+                <w:b w:val="1"/>
+                <w:bCs w:val="1"/>
+                <w:color w:val="b45f06"/>
                 <w:sz w:val="19"/>
                 <w:szCs w:val="19"/>
                 <w:rtl w:val="0"/>
@@ -2724,12 +2893,17 @@
           </w:tcPr>
           <w:p>
             <w:pPr>
-              <w:rPr/>
-            </w:pPr>
-            <w:r>
-              <w:rPr>
-                <w:b w:val="0"/>
-                <w:bCs w:val="0"/>
+              <w:rPr>
+                <w:b w:val="1"/>
+                <w:bCs w:val="1"/>
+                <w:color w:val="38761d"/>
+              </w:rPr>
+            </w:pPr>
+            <w:r>
+              <w:rPr>
+                <w:b w:val="1"/>
+                <w:bCs w:val="1"/>
+                <w:color w:val="38761d"/>
                 <w:sz w:val="19"/>
                 <w:szCs w:val="19"/>
                 <w:rtl w:val="0"/>
@@ -2874,12 +3048,17 @@
           </w:tcPr>
           <w:p>
             <w:pPr>
-              <w:rPr/>
-            </w:pPr>
-            <w:r>
-              <w:rPr>
-                <w:b w:val="0"/>
-                <w:bCs w:val="0"/>
+              <w:rPr>
+                <w:b w:val="1"/>
+                <w:bCs w:val="1"/>
+                <w:color w:val="38761d"/>
+              </w:rPr>
+            </w:pPr>
+            <w:r>
+              <w:rPr>
+                <w:b w:val="1"/>
+                <w:bCs w:val="1"/>
+                <w:color w:val="38761d"/>
                 <w:sz w:val="19"/>
                 <w:szCs w:val="19"/>
                 <w:rtl w:val="0"/>
@@ -2899,23 +3078,37 @@
       <w:pPr>
         <w:spacing w:after="200" w:lineRule="auto"/>
         <w:jc w:val="center"/>
-        <w:rPr/>
-      </w:pPr>
-      <w:r>
         <w:rPr>
           <w:i w:val="1"/>
           <w:iCs w:val="1"/>
           <w:color w:val="555555"/>
           <w:sz w:val="18"/>
           <w:szCs w:val="18"/>
+        </w:rPr>
+      </w:pPr>
+      <w:r>
+        <w:rPr>
+          <w:i w:val="1"/>
+          <w:iCs w:val="1"/>
+          <w:color w:val="555555"/>
+          <w:sz w:val="18"/>
+          <w:szCs w:val="18"/>
           <w:rtl w:val="0"/>
         </w:rPr>
         <w:t xml:space="preserve">Tableau — Niveaux de la FRENCH (d'après Taboulet et al., 2019 [1], tableau 1) et correspondance retenue avec les trois catégories du CHSA</w:t>
       </w:r>
-      <w:r>
-        <w:rPr>
-          <w:rtl w:val="0"/>
-        </w:rPr>
+    </w:p>
+    <w:p>
+      <w:pPr>
+        <w:spacing w:after="200" w:lineRule="auto"/>
+        <w:jc w:val="both"/>
+        <w:rPr/>
+      </w:pPr>
+      <w:r>
+        <w:rPr>
+          <w:rtl w:val="0"/>
+        </w:rPr>
+        <w:t xml:space="preserve">Le choix d'une famille de modèles différente pour la contre-validation visait à limiter les erreurs corrélées entre les deux jugements. L'épuisement du quota gratuit de Groq a imposé de basculer sur Haiku pour la majorité des cas : pour ceux-ci, labellisation et audit reposent sur le même modèle, ce qui affaiblit l'indépendance de l'audit. Les cas litigieux (désaccord, override, label inférieur au plancher) alimentent une file de relecture humaine.</w:t>
       </w:r>
     </w:p>
     <w:tbl>
@@ -3654,9 +3847,38 @@
       </w:pPr>
       <w:r>
         <w:rPr>
-          <w:rtl w:val="0"/>
-        </w:rPr>
-        <w:t xml:space="preserve">Le choix d'une famille de modèles différente pour la contre-validation visait à limiter les erreurs corrélées entre les deux jugements. L'épuisement du quota gratuit de Groq a imposé de basculer sur Haiku pour la majorité des cas : pour ceux-ci, labellisation et audit reposent sur le même modèle, ce qui affaiblit l'indépendance de l'audit. Les cas litigieux (désaccord, override, label inférieur au plancher) alimentent une file de relecture humaine.</w:t>
+          <w:b w:val="1"/>
+          <w:bCs w:val="1"/>
+          <w:rtl w:val="0"/>
+        </w:rPr>
+        <w:t xml:space="preserve">Résultats. </w:t>
+      </w:r>
+      <w:r>
+        <w:rPr>
+          <w:rtl w:val="0"/>
+        </w:rPr>
+        <w:t xml:space="preserve">Sur les 737 vignettes, 726 ont été labellisées (11 échecs) : 495 urgences maximales, 139 modérées et 92 différées. Une relecture humaine de 33 vignettes, via une interface dédiée, donne 81,3 % d'accord avec le pipeline (26 cas sur 32 comparables). </w:t>
+      </w:r>
+    </w:p>
+    <w:p>
+      <w:pPr>
+        <w:spacing w:after="140" w:line="276" w:lineRule="auto"/>
+        <w:jc w:val="both"/>
+        <w:rPr>
+          <w:b w:val="1"/>
+          <w:bCs w:val="1"/>
+        </w:rPr>
+      </w:pPr>
+      <w:r>
+        <w:rPr>
+          <w:rtl w:val="0"/>
+        </w:rPr>
+        <w:t xml:space="preserve">L'interface de relecture présente chaque cas avec sa description clinique, le label du pipeline, le motif FRENCH retenu, le plancher de la grille et les raisons pour lesquelles le cas a été signalé. </w:t>
+      </w:r>
+      <w:r>
+        <w:rPr>
+          <w:rtl w:val="0"/>
+        </w:rPr>
       </w:r>
     </w:p>
     <w:p>
@@ -3667,17 +3889,22 @@
       </w:pPr>
       <w:r>
         <w:rPr>
-          <w:b w:val="1"/>
-          <w:bCs w:val="1"/>
-          <w:rtl w:val="0"/>
-        </w:rPr>
-        <w:t xml:space="preserve">Résultats. </w:t>
-      </w:r>
-      <w:r>
-        <w:rPr>
-          <w:rtl w:val="0"/>
-        </w:rPr>
-        <w:t xml:space="preserve">Sur les 737 vignettes, 726 ont été labellisées (11 échecs) : 495 urgences maximales, 139 modérées et 92 différées. Une relecture humaine de 33 vignettes, via une interface dédiée, donne 81,3 % d'accord avec le pipeline (26 cas sur 32 comparables). Les six désaccords vont tous dans le même sens : le pipeline avait classé en modérée des cas jugés urgents par la relectrice. Aucun sur-triage n'a été observé sur cet échantillon, mais un sous-triage résiduel existe, ce qui justifie les garde-fous ajoutés à l'étape de décision (section 4).</w:t>
+          <w:rtl w:val="0"/>
+        </w:rPr>
+        <w:t xml:space="preserve">Le principal écart entre le pipeline et la grille FRENCH concerne la frontière entre urgence et priorité modérée. Dans la file de relecture, 28 cas sont classés « modérée » par le pipeline alors que la grille indique une urgence maximale. Un écart avec la grille ne prouve pas à lui seul une erreur, puisque le niveau lié au motif peut être révisé selon le contexte clinique. </w:t>
+      </w:r>
+    </w:p>
+    <w:p>
+      <w:pPr>
+        <w:spacing w:after="240" w:before="240" w:line="276" w:lineRule="auto"/>
+        <w:jc w:val="both"/>
+        <w:rPr/>
+      </w:pPr>
+      <w:r>
+        <w:rPr>
+          <w:rtl w:val="0"/>
+        </w:rPr>
+        <w:t xml:space="preserve">Ce contrôle doit être confié à une équipe médicale, de préférence des médecins urgentistes, avec un double objectif : confirmer les cas qui relèvent réellement d’une urgence, et identifier ceux qui sont bien des priorités modérées. La relecture de ce POC, menée par une non-clinicienne sur une partie seulement des cas signalés, n’en donne qu’une première indication.</w:t>
       </w:r>
     </w:p>
     <w:p>
@@ -3690,7 +3917,6 @@
         <w:rPr>
           <w:rtl w:val="0"/>
         </w:rPr>
-        <w:t xml:space="preserve">L'interface de relecture présente chaque cas avec sa description clinique, le label du pipeline, le motif FRENCH retenu, le plancher de la grille et les raisons pour lesquelles le cas a été signalé. La relectrice choisit un niveau au clavier, ou « je ne sais pas », et ses décisions sont exportées pour calculer le taux d'accord.</w:t>
       </w:r>
     </w:p>
     <w:p>
@@ -3703,7 +3929,7 @@
         <w:rPr/>
         <w:drawing>
           <wp:inline distB="0" distT="0" distL="0" distR="0">
-            <wp:extent cx="5715000" cy="4305300"/>
+            <wp:extent cx="5715000" cy="2830256"/>
             <wp:effectExtent b="0" l="0" r="0" t="0"/>
             <wp:docPr id="1" name="image1.png"/>
             <a:graphic>
@@ -3714,8 +3940,8 @@
                     <pic:cNvPicPr preferRelativeResize="0"/>
                   </pic:nvPicPr>
                   <pic:blipFill>
-                    <a:blip r:embed="rId6"/>
-                    <a:srcRect b="0" l="0" r="0" t="0"/>
+                    <a:blip r:embed="rId9"/>
+                    <a:srcRect b="22206" l="0" r="0" t="6449"/>
                     <a:stretch>
                       <a:fillRect/>
                     </a:stretch>
@@ -3723,7 +3949,7 @@
                   <pic:spPr>
                     <a:xfrm>
                       <a:off x="0" y="0"/>
-                      <a:ext cx="5715000" cy="4305300"/>
+                      <a:ext cx="5715000" cy="2830256"/>
                     </a:xfrm>
                     <a:prstGeom prst="rect"/>
                     <a:ln/>
@@ -3798,7 +4024,7 @@
         <w:rPr>
           <w:rtl w:val="0"/>
         </w:rPr>
-        <w:t xml:space="preserve">Sur 1 723 tentatives, 709 ont été refusées par ces contrôles, nouvelles tentatives comprises : 1 014 dialogues ont été retenus. Pour compenser le déséquilibre des niveaux, chaque cas a été décliné en 1, 2 ou 3 variantes selon qu'il était urgent, modéré ou différé, avec des styles de patient différents. Ce choix a eu un effet indésirable, découvert plus tard : le style du patient est devenu corrélé au niveau de priorité (section 5.2).</w:t>
+        <w:t xml:space="preserve">Sur 1723 tentatives, 709 ont été refusées par ces contrôles, nouvelles tentatives comprises : 1 014 dialogues ont été retenus. Pour compenser le déséquilibre des niveaux, chaque cas a été décliné en 1, 2 ou 3 variantes selon qu'il était urgent, modéré ou différé, avec des styles de patient différents. Ce choix a eu un effet indésirable, découvert plus tard : le style du patient est devenu corrélé au niveau de priorité (section 5.2).</w:t>
       </w:r>
     </w:p>
     <w:p>
@@ -3848,7 +4074,7 @@
         <w:rPr>
           <w:rtl w:val="0"/>
         </w:rPr>
-        <w:t xml:space="preserve">Le découpage entre entraînement et validation se fait par cas, et non par dialogue : toutes les variantes d'un même cas restent du même côté. Une fuite de 53 cas présents des deux côtés, détectée lors d'une version antérieure, a été corrigée, et un contrôle automatique vérifie désormais qu'aucun cas n'est partagé.</w:t>
+        <w:t xml:space="preserve">Le découpage entre entraînement et validation se fait par cas, et non par dialogue : toutes les variantes d'un même cas restent du même côté. </w:t>
       </w:r>
     </w:p>
     <w:tbl>
@@ -5021,7 +5247,7 @@
         <w:rPr>
           <w:rtl w:val="0"/>
         </w:rPr>
-        <w:t xml:space="preserve">Le corpus ne contient aucune donnée de patient réel : les vignettes proviennent de questions d'examen publiques, sous licence ouverte, et les dialogues sont fictifs. L'anonymisation a néanmoins été appliquée et tracée, par précaution et pour éprouver la chaîne qu'exigerait un passage à des données réelles. Dans ce cas, plusieurs exigences supplémentaires s'imposeraient : base légale du traitement, analyse d'impact, minimisation, hébergement par un prestataire certifié pour les données de santé (HDS), et anonymisation plus robuste. La détection actuelle ne repère en effet que les noms précédés d'une civilité.</w:t>
+        <w:t xml:space="preserve">Le corpus ne contient aucune donnée de patient réel : les vignettes proviennent de questions d'examen publiques, sous licence ouverte, et les dialogues sont fictifs. L'anonymisation a néanmoins été appliquée et tracée, par précaution et pour éprouver la chaîne qu'exigerait un passage à des données réelles. Dans ce cas, plusieurs exigences supplémentaires s'imposeraient : base légale du traitement, analyse d'impact, minimisation, hébergement par un prestataire certifié pour les données de santé (HDS - Hébergeur de Données de Santé), et anonymisation plus robuste. La détection actuelle ne repère en effet que les noms précédés d'une civilité.</w:t>
       </w:r>
     </w:p>
     <w:p>
@@ -5093,7 +5319,7 @@
         <w:rPr>
           <w:rtl w:val="0"/>
         </w:rPr>
-        <w:t xml:space="preserve">Seules les répliques de l'agent comptent dans le calcul de l'erreur ; le message système et les répliques du patient, générées artificiellement, sont ignorés. Le modèle concentre ainsi son apprentissage sur le comportement attendu. La contrepartie est d'utiliser exactement le même gabarit de conversation (template_triage.jinja) à l'entraînement et à l'inférence, ce que le code garantit en le chargeant depuis une source unique.</w:t>
+        <w:t xml:space="preserve">Seules les répliques de l'agent comptent dans le calcul de l'erreur ; les répliques du patient, générées artificiellement, sont ignorées. Le modèle concentre ainsi son apprentissage sur le comportement attendu. La contrepartie est d'utiliser exactement le même gabarit de conversation (template_triage.jinja) à l'entraînement et à l'inférence, ce que le code garantit en le chargeant depuis une source unique.</w:t>
       </w:r>
     </w:p>
     <w:p>
@@ -5119,19 +5345,6 @@
           <w:rtl w:val="0"/>
         </w:rPr>
         <w:t xml:space="preserve">Plusieurs versions ont été nécessaires. Les premières produisaient, en fin de réplique, du texte incohérent ou dans une autre langue. Le diagnostic a montré que, dans la version « Base » de Qwen3, les marqueurs de tour de parole &lt;|im_start|&gt; et &lt;|im_end|&gt; n'ont quasiment jamais été entraînés : le modèle savait quand terminer sa réplique, mais ne savait pas produire le marqueur de fin. Une adaptation LoRA limitée à l'attention ne pouvait pas corriger ces représentations. La version v4 rend ces deux marqueurs entraînables et étend LoRA aux couches MLP. Sur le même jeu de validation, la loss passe de 1,06 à 0,70, et le défaut disparaît en démonstration.</w:t>
-      </w:r>
-    </w:p>
-    <w:p>
-      <w:pPr>
-        <w:spacing w:after="140" w:line="276" w:lineRule="auto"/>
-        <w:jc w:val="both"/>
-        <w:rPr/>
-      </w:pPr>
-      <w:r>
-        <w:rPr>
-          <w:rtl w:val="0"/>
-        </w:rPr>
-        <w:t xml:space="preserve">D'autres corrections ont porté sur les données : suppression d'une fuite entre entraînement et validation, conclusions imposées par le code plutôt que générées, ajout de la balise de priorité. Côté outillage, il a fallu migrer de Colab vers Kaggle (quota de GPU), résoudre un conflit de versions entre bibliothèques et contourner un défaut de la bibliothèque TRL dans le calcul de la loss.</w:t>
       </w:r>
     </w:p>
     <w:p>
@@ -6211,7 +6424,708 @@
         <w:rPr>
           <w:rtl w:val="0"/>
         </w:rPr>
-        <w:t xml:space="preserve">Le modèle aligné se comporte en démonstration exactement comme le SFT v4, et les métriques le confirment. Trois raisons l'expliquent : un volume trop faible (45 paires), des paires portant sur des questions médicales générales et non sur des conversations de triage, et aucune paire ciblant la décision de priorité. Ce résultat négatif est instructif : pour qu'un alignement par préférences améliore le triage, il faudrait plusieurs centaines de paires construites sur de vraies conversations, opposant par exemple une conclusion correcte à une conclusion sous-triée. C'est l'une des recommandations de la section 8. Le modèle en service reste le SFT v4.</w:t>
+        <w:t xml:space="preserve">Le modèle aligné se comporte en démonstration exactement comme le SFT v4, et les métriques le confirment. Trois raisons l'expliquent : un volume trop faible (45 paires), des paires portant sur des questions médicales générales et non sur des conversations de triage, et aucune paire ciblant la décision de priorité. Ce résultat négatif est instructif : pour qu'un alignement par préférences améliore le triage, il faudrait des paires nombreuses, construites sur de vraies conversations de triage. C'est l'objet du second essai.</w:t>
+      </w:r>
+    </w:p>
+    <w:p>
+      <w:pPr>
+        <w:pStyle w:val="Heading2"/>
+        <w:rPr/>
+      </w:pPr>
+      <w:r>
+        <w:rPr>
+          <w:rtl w:val="0"/>
+        </w:rPr>
+        <w:t xml:space="preserve">3.5 Second essai : un DPO sur les conversations de triage</w:t>
+      </w:r>
+    </w:p>
+    <w:p>
+      <w:pPr>
+        <w:spacing w:after="140" w:line="276" w:lineRule="auto"/>
+        <w:jc w:val="both"/>
+        <w:rPr/>
+      </w:pPr>
+      <w:r>
+        <w:rPr>
+          <w:rtl w:val="0"/>
+        </w:rPr>
+        <w:t xml:space="preserve">Le second essai corrige les deux faiblesses du premier : le volume et la pertinence des paires. Il a été mené sur une branche Git séparée, pour ne pas compromettre le modèle en service.</w:t>
+      </w:r>
+    </w:p>
+    <w:p>
+      <w:pPr>
+        <w:spacing w:after="140" w:line="276" w:lineRule="auto"/>
+        <w:jc w:val="both"/>
+        <w:rPr/>
+      </w:pPr>
+      <w:r>
+        <w:rPr>
+          <w:b w:val="1"/>
+          <w:bCs w:val="1"/>
+          <w:rtl w:val="0"/>
+        </w:rPr>
+        <w:t xml:space="preserve">Objectif. </w:t>
+      </w:r>
+      <w:r>
+        <w:rPr>
+          <w:rtl w:val="0"/>
+        </w:rPr>
+        <w:t xml:space="preserve">Améliorer la communication de l'hôtesse avec le patient : des réponses adaptées, simples et compréhensibles, et pas seulement le moment de conclure.</w:t>
+      </w:r>
+    </w:p>
+    <w:p>
+      <w:pPr>
+        <w:spacing w:after="140" w:line="276" w:lineRule="auto"/>
+        <w:jc w:val="both"/>
+        <w:rPr/>
+      </w:pPr>
+      <w:r>
+        <w:rPr>
+          <w:b w:val="1"/>
+          <w:bCs w:val="1"/>
+          <w:rtl w:val="0"/>
+        </w:rPr>
+        <w:t xml:space="preserve">Construction des paires. </w:t>
+      </w:r>
+      <w:r>
+        <w:rPr>
+          <w:rtl w:val="0"/>
+        </w:rPr>
+        <w:t xml:space="preserve">Le modèle SFT v4 a généré plusieurs réponses possibles à partir de contextes de conversations d'entraînement. Un modèle de langage, Gemini, a noté ces réponses selon des critères de communication (clarté, adaptation au patient, utilité de la question, prudence) : la mieux notée devenait la réponse préférée, la moins bien notée la réponse écartée. 1 844 paires ont été retenues, et 50 ont été relues à l'aveugle par l'évaluatrice, selon un critère simple : la réponse est-elle compréhensible et utile pour le patient ? La relecture avait d’ailleurs repéré ce travers : dans la moitié des désaccords, le juge préférait une question supplémentaire là où l’évaluatrice préférait conclure. Le DPO a amplifié cette préférence, au point que le modèle ne conclut plus</w:t>
+      </w:r>
+      <w:r>
+        <w:rPr>
+          <w:rtl w:val="0"/>
+        </w:rPr>
+      </w:r>
+    </w:p>
+    <w:p>
+      <w:pPr>
+        <w:spacing w:after="140" w:line="276" w:lineRule="auto"/>
+        <w:jc w:val="both"/>
+        <w:rPr/>
+      </w:pPr>
+      <w:r>
+        <w:rPr>
+          <w:b w:val="1"/>
+          <w:bCs w:val="1"/>
+          <w:rtl w:val="0"/>
+        </w:rPr>
+        <w:t xml:space="preserve">Entraînement. </w:t>
+      </w:r>
+      <w:r>
+        <w:rPr>
+          <w:rtl w:val="0"/>
+        </w:rPr>
+        <w:t xml:space="preserve">Même méthode que le premier essai : un nouvel adaptateur LoRA par-dessus le SFT v4 fusionné.</w:t>
+      </w:r>
+    </w:p>
+    <w:tbl>
+      <w:tblPr>
+        <w:tblStyle w:val="Table9"/>
+        <w:tblW w:w="9638.0" w:type="dxa"/>
+        <w:jc w:val="left"/>
+        <w:tblBorders>
+          <w:top w:color="000000" w:space="0" w:sz="4" w:val="single"/>
+          <w:left w:color="000000" w:space="0" w:sz="4" w:val="single"/>
+          <w:bottom w:color="000000" w:space="0" w:sz="4" w:val="single"/>
+          <w:right w:color="000000" w:space="0" w:sz="4" w:val="single"/>
+          <w:insideH w:color="000000" w:space="0" w:sz="4" w:val="single"/>
+          <w:insideV w:color="000000" w:space="0" w:sz="4" w:val="single"/>
+        </w:tblBorders>
+        <w:tblLayout w:type="fixed"/>
+        <w:tblLook w:val="0000"/>
+      </w:tblPr>
+      <w:tblGrid>
+        <w:gridCol w:w="3300"/>
+        <w:gridCol w:w="1300"/>
+        <w:gridCol w:w="5038"/>
+        <w:tblGridChange w:id="0">
+          <w:tblGrid>
+            <w:gridCol w:w="3300"/>
+            <w:gridCol w:w="1300"/>
+            <w:gridCol w:w="5038"/>
+          </w:tblGrid>
+        </w:tblGridChange>
+      </w:tblGrid>
+      <w:tr>
+        <w:trPr>
+          <w:cantSplit w:val="0"/>
+          <w:tblHeader w:val="1"/>
+        </w:trPr>
+        <w:tc>
+          <w:tcPr>
+            <w:tcBorders>
+              <w:top w:color="bfc9d1" w:space="0" w:sz="4" w:val="single"/>
+              <w:left w:color="bfc9d1" w:space="0" w:sz="4" w:val="single"/>
+              <w:bottom w:color="bfc9d1" w:space="0" w:sz="4" w:val="single"/>
+              <w:right w:color="bfc9d1" w:space="0" w:sz="4" w:val="single"/>
+            </w:tcBorders>
+            <w:shd w:fill="e8eef3" w:val="clear"/>
+            <w:tcMar>
+              <w:top w:w="60.0" w:type="dxa"/>
+              <w:left w:w="100.0" w:type="dxa"/>
+              <w:bottom w:w="60.0" w:type="dxa"/>
+              <w:right w:w="100.0" w:type="dxa"/>
+            </w:tcMar>
+          </w:tcPr>
+          <w:p>
+            <w:pPr>
+              <w:rPr/>
+            </w:pPr>
+            <w:r>
+              <w:rPr>
+                <w:b w:val="1"/>
+                <w:bCs w:val="1"/>
+                <w:sz w:val="19"/>
+                <w:szCs w:val="19"/>
+                <w:rtl w:val="0"/>
+              </w:rPr>
+              <w:t xml:space="preserve">Indicateur (validation)</w:t>
+            </w:r>
+            <w:r>
+              <w:rPr>
+                <w:rtl w:val="0"/>
+              </w:rPr>
+            </w:r>
+          </w:p>
+        </w:tc>
+        <w:tc>
+          <w:tcPr>
+            <w:tcBorders>
+              <w:top w:color="bfc9d1" w:space="0" w:sz="4" w:val="single"/>
+              <w:left w:color="bfc9d1" w:space="0" w:sz="4" w:val="single"/>
+              <w:bottom w:color="bfc9d1" w:space="0" w:sz="4" w:val="single"/>
+              <w:right w:color="bfc9d1" w:space="0" w:sz="4" w:val="single"/>
+            </w:tcBorders>
+            <w:shd w:fill="e8eef3" w:val="clear"/>
+            <w:tcMar>
+              <w:top w:w="60.0" w:type="dxa"/>
+              <w:left w:w="100.0" w:type="dxa"/>
+              <w:bottom w:w="60.0" w:type="dxa"/>
+              <w:right w:w="100.0" w:type="dxa"/>
+            </w:tcMar>
+          </w:tcPr>
+          <w:p>
+            <w:pPr>
+              <w:rPr/>
+            </w:pPr>
+            <w:r>
+              <w:rPr>
+                <w:b w:val="1"/>
+                <w:bCs w:val="1"/>
+                <w:sz w:val="19"/>
+                <w:szCs w:val="19"/>
+                <w:rtl w:val="0"/>
+              </w:rPr>
+              <w:t xml:space="preserve">Valeur</w:t>
+            </w:r>
+            <w:r>
+              <w:rPr>
+                <w:rtl w:val="0"/>
+              </w:rPr>
+            </w:r>
+          </w:p>
+        </w:tc>
+        <w:tc>
+          <w:tcPr>
+            <w:tcBorders>
+              <w:top w:color="bfc9d1" w:space="0" w:sz="4" w:val="single"/>
+              <w:left w:color="bfc9d1" w:space="0" w:sz="4" w:val="single"/>
+              <w:bottom w:color="bfc9d1" w:space="0" w:sz="4" w:val="single"/>
+              <w:right w:color="bfc9d1" w:space="0" w:sz="4" w:val="single"/>
+            </w:tcBorders>
+            <w:shd w:fill="e8eef3" w:val="clear"/>
+            <w:tcMar>
+              <w:top w:w="60.0" w:type="dxa"/>
+              <w:left w:w="100.0" w:type="dxa"/>
+              <w:bottom w:w="60.0" w:type="dxa"/>
+              <w:right w:w="100.0" w:type="dxa"/>
+            </w:tcMar>
+          </w:tcPr>
+          <w:p>
+            <w:pPr>
+              <w:rPr/>
+            </w:pPr>
+            <w:r>
+              <w:rPr>
+                <w:b w:val="1"/>
+                <w:bCs w:val="1"/>
+                <w:sz w:val="19"/>
+                <w:szCs w:val="19"/>
+                <w:rtl w:val="0"/>
+              </w:rPr>
+              <w:t xml:space="preserve">Lecture</w:t>
+            </w:r>
+            <w:r>
+              <w:rPr>
+                <w:rtl w:val="0"/>
+              </w:rPr>
+            </w:r>
+          </w:p>
+        </w:tc>
+      </w:tr>
+      <w:tr>
+        <w:trPr>
+          <w:cantSplit w:val="1"/>
+          <w:tblHeader w:val="0"/>
+        </w:trPr>
+        <w:tc>
+          <w:tcPr>
+            <w:tcBorders>
+              <w:top w:color="bfc9d1" w:space="0" w:sz="4" w:val="single"/>
+              <w:left w:color="bfc9d1" w:space="0" w:sz="4" w:val="single"/>
+              <w:bottom w:color="bfc9d1" w:space="0" w:sz="4" w:val="single"/>
+              <w:right w:color="bfc9d1" w:space="0" w:sz="4" w:val="single"/>
+            </w:tcBorders>
+            <w:tcMar>
+              <w:top w:w="60.0" w:type="dxa"/>
+              <w:left w:w="100.0" w:type="dxa"/>
+              <w:bottom w:w="60.0" w:type="dxa"/>
+              <w:right w:w="100.0" w:type="dxa"/>
+            </w:tcMar>
+          </w:tcPr>
+          <w:p>
+            <w:pPr>
+              <w:rPr/>
+            </w:pPr>
+            <w:r>
+              <w:rPr>
+                <w:b w:val="0"/>
+                <w:bCs w:val="0"/>
+                <w:sz w:val="19"/>
+                <w:szCs w:val="19"/>
+                <w:rtl w:val="0"/>
+              </w:rPr>
+              <w:t xml:space="preserve">Loss DPO</w:t>
+            </w:r>
+            <w:r>
+              <w:rPr>
+                <w:rtl w:val="0"/>
+              </w:rPr>
+            </w:r>
+          </w:p>
+        </w:tc>
+        <w:tc>
+          <w:tcPr>
+            <w:tcBorders>
+              <w:top w:color="bfc9d1" w:space="0" w:sz="4" w:val="single"/>
+              <w:left w:color="bfc9d1" w:space="0" w:sz="4" w:val="single"/>
+              <w:bottom w:color="bfc9d1" w:space="0" w:sz="4" w:val="single"/>
+              <w:right w:color="bfc9d1" w:space="0" w:sz="4" w:val="single"/>
+            </w:tcBorders>
+            <w:tcMar>
+              <w:top w:w="60.0" w:type="dxa"/>
+              <w:left w:w="100.0" w:type="dxa"/>
+              <w:bottom w:w="60.0" w:type="dxa"/>
+              <w:right w:w="100.0" w:type="dxa"/>
+            </w:tcMar>
+          </w:tcPr>
+          <w:p>
+            <w:pPr>
+              <w:rPr/>
+            </w:pPr>
+            <w:r>
+              <w:rPr>
+                <w:sz w:val="19"/>
+                <w:szCs w:val="19"/>
+                <w:rtl w:val="0"/>
+              </w:rPr>
+              <w:t xml:space="preserve">0.49</w:t>
+            </w:r>
+            <w:r>
+              <w:rPr>
+                <w:rtl w:val="0"/>
+              </w:rPr>
+            </w:r>
+          </w:p>
+        </w:tc>
+        <w:tc>
+          <w:tcPr>
+            <w:tcBorders>
+              <w:top w:color="bfc9d1" w:space="0" w:sz="4" w:val="single"/>
+              <w:left w:color="bfc9d1" w:space="0" w:sz="4" w:val="single"/>
+              <w:bottom w:color="bfc9d1" w:space="0" w:sz="4" w:val="single"/>
+              <w:right w:color="bfc9d1" w:space="0" w:sz="4" w:val="single"/>
+            </w:tcBorders>
+            <w:tcMar>
+              <w:top w:w="60.0" w:type="dxa"/>
+              <w:left w:w="100.0" w:type="dxa"/>
+              <w:bottom w:w="60.0" w:type="dxa"/>
+              <w:right w:w="100.0" w:type="dxa"/>
+            </w:tcMar>
+          </w:tcPr>
+          <w:p>
+            <w:pPr>
+              <w:rPr/>
+            </w:pPr>
+            <w:r>
+              <w:rPr>
+                <w:b w:val="0"/>
+                <w:bCs w:val="0"/>
+                <w:sz w:val="19"/>
+                <w:szCs w:val="19"/>
+                <w:rtl w:val="0"/>
+              </w:rPr>
+              <w:t xml:space="preserve">Nettement sous le hasard (0,69) : le modèle distingue les réponses préférées</w:t>
+            </w:r>
+            <w:r>
+              <w:rPr>
+                <w:rtl w:val="0"/>
+              </w:rPr>
+            </w:r>
+          </w:p>
+        </w:tc>
+      </w:tr>
+      <w:tr>
+        <w:trPr>
+          <w:cantSplit w:val="1"/>
+          <w:trHeight w:val="568.8671875" w:hRule="atLeast"/>
+          <w:tblHeader w:val="0"/>
+        </w:trPr>
+        <w:tc>
+          <w:tcPr>
+            <w:tcBorders>
+              <w:top w:color="bfc9d1" w:space="0" w:sz="4" w:val="single"/>
+              <w:left w:color="bfc9d1" w:space="0" w:sz="4" w:val="single"/>
+              <w:bottom w:color="bfc9d1" w:space="0" w:sz="4" w:val="single"/>
+              <w:right w:color="bfc9d1" w:space="0" w:sz="4" w:val="single"/>
+            </w:tcBorders>
+            <w:tcMar>
+              <w:top w:w="60.0" w:type="dxa"/>
+              <w:left w:w="100.0" w:type="dxa"/>
+              <w:bottom w:w="60.0" w:type="dxa"/>
+              <w:right w:w="100.0" w:type="dxa"/>
+            </w:tcMar>
+          </w:tcPr>
+          <w:p>
+            <w:pPr>
+              <w:rPr/>
+            </w:pPr>
+            <w:r>
+              <w:rPr>
+                <w:b w:val="0"/>
+                <w:bCs w:val="0"/>
+                <w:sz w:val="19"/>
+                <w:szCs w:val="19"/>
+                <w:rtl w:val="0"/>
+              </w:rPr>
+              <w:t xml:space="preserve">Précision des récompenses</w:t>
+            </w:r>
+            <w:r>
+              <w:rPr>
+                <w:rtl w:val="0"/>
+              </w:rPr>
+            </w:r>
+          </w:p>
+        </w:tc>
+        <w:tc>
+          <w:tcPr>
+            <w:tcBorders>
+              <w:top w:color="bfc9d1" w:space="0" w:sz="4" w:val="single"/>
+              <w:left w:color="bfc9d1" w:space="0" w:sz="4" w:val="single"/>
+              <w:bottom w:color="bfc9d1" w:space="0" w:sz="4" w:val="single"/>
+              <w:right w:color="bfc9d1" w:space="0" w:sz="4" w:val="single"/>
+            </w:tcBorders>
+            <w:tcMar>
+              <w:top w:w="60.0" w:type="dxa"/>
+              <w:left w:w="100.0" w:type="dxa"/>
+              <w:bottom w:w="60.0" w:type="dxa"/>
+              <w:right w:w="100.0" w:type="dxa"/>
+            </w:tcMar>
+          </w:tcPr>
+          <w:p>
+            <w:pPr>
+              <w:rPr/>
+            </w:pPr>
+            <w:r>
+              <w:rPr>
+                <w:b w:val="0"/>
+                <w:bCs w:val="0"/>
+                <w:sz w:val="19"/>
+                <w:szCs w:val="19"/>
+                <w:rtl w:val="0"/>
+              </w:rPr>
+              <w:t xml:space="preserve">0,87 </w:t>
+            </w:r>
+            <w:r>
+              <w:rPr>
+                <w:rtl w:val="0"/>
+              </w:rPr>
+            </w:r>
+          </w:p>
+        </w:tc>
+        <w:tc>
+          <w:tcPr>
+            <w:tcBorders>
+              <w:top w:color="bfc9d1" w:space="0" w:sz="4" w:val="single"/>
+              <w:left w:color="bfc9d1" w:space="0" w:sz="4" w:val="single"/>
+              <w:bottom w:color="bfc9d1" w:space="0" w:sz="4" w:val="single"/>
+              <w:right w:color="bfc9d1" w:space="0" w:sz="4" w:val="single"/>
+            </w:tcBorders>
+            <w:tcMar>
+              <w:top w:w="60.0" w:type="dxa"/>
+              <w:left w:w="100.0" w:type="dxa"/>
+              <w:bottom w:w="60.0" w:type="dxa"/>
+              <w:right w:w="100.0" w:type="dxa"/>
+            </w:tcMar>
+          </w:tcPr>
+          <w:p>
+            <w:pPr>
+              <w:rPr/>
+            </w:pPr>
+            <w:r>
+              <w:rPr>
+                <w:b w:val="0"/>
+                <w:bCs w:val="0"/>
+                <w:sz w:val="19"/>
+                <w:szCs w:val="19"/>
+                <w:rtl w:val="0"/>
+              </w:rPr>
+              <w:t xml:space="preserve">La réponse préférée est mieux notée dans la grande majorité des paires</w:t>
+            </w:r>
+            <w:r>
+              <w:rPr>
+                <w:rtl w:val="0"/>
+              </w:rPr>
+            </w:r>
+          </w:p>
+        </w:tc>
+      </w:tr>
+      <w:tr>
+        <w:trPr>
+          <w:cantSplit w:val="1"/>
+          <w:tblHeader w:val="0"/>
+        </w:trPr>
+        <w:tc>
+          <w:tcPr>
+            <w:tcBorders>
+              <w:top w:color="bfc9d1" w:space="0" w:sz="4" w:val="single"/>
+              <w:left w:color="bfc9d1" w:space="0" w:sz="4" w:val="single"/>
+              <w:bottom w:color="bfc9d1" w:space="0" w:sz="4" w:val="single"/>
+              <w:right w:color="bfc9d1" w:space="0" w:sz="4" w:val="single"/>
+            </w:tcBorders>
+            <w:tcMar>
+              <w:top w:w="60.0" w:type="dxa"/>
+              <w:left w:w="100.0" w:type="dxa"/>
+              <w:bottom w:w="60.0" w:type="dxa"/>
+              <w:right w:w="100.0" w:type="dxa"/>
+            </w:tcMar>
+          </w:tcPr>
+          <w:p>
+            <w:pPr>
+              <w:rPr/>
+            </w:pPr>
+            <w:r>
+              <w:rPr>
+                <w:b w:val="0"/>
+                <w:bCs w:val="0"/>
+                <w:sz w:val="19"/>
+                <w:szCs w:val="19"/>
+                <w:rtl w:val="0"/>
+              </w:rPr>
+              <w:t xml:space="preserve">Marge entre réponses préférées et écartées</w:t>
+            </w:r>
+            <w:r>
+              <w:rPr>
+                <w:rtl w:val="0"/>
+              </w:rPr>
+            </w:r>
+          </w:p>
+        </w:tc>
+        <w:tc>
+          <w:tcPr>
+            <w:tcBorders>
+              <w:top w:color="bfc9d1" w:space="0" w:sz="4" w:val="single"/>
+              <w:left w:color="bfc9d1" w:space="0" w:sz="4" w:val="single"/>
+              <w:bottom w:color="bfc9d1" w:space="0" w:sz="4" w:val="single"/>
+              <w:right w:color="bfc9d1" w:space="0" w:sz="4" w:val="single"/>
+            </w:tcBorders>
+            <w:tcMar>
+              <w:top w:w="60.0" w:type="dxa"/>
+              <w:left w:w="100.0" w:type="dxa"/>
+              <w:bottom w:w="60.0" w:type="dxa"/>
+              <w:right w:w="100.0" w:type="dxa"/>
+            </w:tcMar>
+          </w:tcPr>
+          <w:p>
+            <w:pPr>
+              <w:rPr/>
+            </w:pPr>
+            <w:r>
+              <w:rPr>
+                <w:sz w:val="19"/>
+                <w:szCs w:val="19"/>
+                <w:rtl w:val="0"/>
+              </w:rPr>
+              <w:t xml:space="preserve">4.61</w:t>
+            </w:r>
+            <w:r>
+              <w:rPr>
+                <w:rtl w:val="0"/>
+              </w:rPr>
+            </w:r>
+          </w:p>
+        </w:tc>
+        <w:tc>
+          <w:tcPr>
+            <w:tcBorders>
+              <w:top w:color="bfc9d1" w:space="0" w:sz="4" w:val="single"/>
+              <w:left w:color="bfc9d1" w:space="0" w:sz="4" w:val="single"/>
+              <w:bottom w:color="bfc9d1" w:space="0" w:sz="4" w:val="single"/>
+              <w:right w:color="bfc9d1" w:space="0" w:sz="4" w:val="single"/>
+            </w:tcBorders>
+            <w:tcMar>
+              <w:top w:w="60.0" w:type="dxa"/>
+              <w:left w:w="100.0" w:type="dxa"/>
+              <w:bottom w:w="60.0" w:type="dxa"/>
+              <w:right w:w="100.0" w:type="dxa"/>
+            </w:tcMar>
+          </w:tcPr>
+          <w:p>
+            <w:pPr>
+              <w:rPr>
+                <w:sz w:val="19"/>
+                <w:szCs w:val="19"/>
+              </w:rPr>
+            </w:pPr>
+            <w:r>
+              <w:rPr>
+                <w:sz w:val="19"/>
+                <w:szCs w:val="19"/>
+                <w:rtl w:val="0"/>
+              </w:rPr>
+              <w:t xml:space="preserve">Très nette (0,10 au premier essai)</w:t>
+            </w:r>
+          </w:p>
+        </w:tc>
+      </w:tr>
+    </w:tbl>
+    <w:p>
+      <w:pPr>
+        <w:spacing w:after="140" w:line="276" w:lineRule="auto"/>
+        <w:jc w:val="both"/>
+        <w:rPr/>
+      </w:pPr>
+      <w:r>
+        <w:rPr>
+          <w:rtl w:val="0"/>
+        </w:rPr>
+      </w:r>
+    </w:p>
+    <w:p>
+      <w:pPr>
+        <w:spacing w:after="140" w:line="276" w:lineRule="auto"/>
+        <w:jc w:val="both"/>
+        <w:rPr/>
+      </w:pPr>
+      <w:r>
+        <w:rPr>
+          <w:b w:val="1"/>
+          <w:bCs w:val="1"/>
+          <w:rtl w:val="0"/>
+        </w:rPr>
+        <w:t xml:space="preserve">Résultat. </w:t>
+      </w:r>
+      <w:r>
+        <w:rPr>
+          <w:rtl w:val="0"/>
+        </w:rPr>
+        <w:t xml:space="preserve">Malgré ces métriques favorables, l'entretien s'est dégradé en démonstration. Sur un même appel pour une coupure à la main, notre premier modèle, le SFT v4 pose quelques questions et conclut en six tours alors que ce nouveau modèle enchaîne des questions sans lien, tourne en rond et ne conclut plus.</w:t>
+      </w:r>
+    </w:p>
+    <w:p>
+      <w:pPr>
+        <w:spacing w:after="140" w:line="276" w:lineRule="auto"/>
+        <w:jc w:val="both"/>
+        <w:rPr/>
+      </w:pPr>
+      <w:r>
+        <w:rPr>
+          <w:b w:val="1"/>
+          <w:bCs w:val="1"/>
+          <w:rtl w:val="0"/>
+        </w:rPr>
+        <w:t xml:space="preserve">Analyse. </w:t>
+      </w:r>
+      <w:r>
+        <w:rPr>
+          <w:rtl w:val="0"/>
+        </w:rPr>
+        <w:t xml:space="preserve">Trois causes sont probables :</w:t>
+      </w:r>
+    </w:p>
+    <w:p>
+      <w:pPr>
+        <w:numPr>
+          <w:ilvl w:val="0"/>
+          <w:numId w:val="1"/>
+        </w:numPr>
+        <w:spacing w:after="0" w:afterAutospacing="0" w:line="276" w:lineRule="auto"/>
+        <w:ind w:left="720" w:hanging="360"/>
+        <w:jc w:val="both"/>
+        <w:rPr>
+          <w:u w:val="none"/>
+        </w:rPr>
+      </w:pPr>
+      <w:r>
+        <w:rPr>
+          <w:rtl w:val="0"/>
+        </w:rPr>
+        <w:t xml:space="preserve">Les métriques ne mesurent pas la conversation où chaque réponse dépend des précédentes et où il faut choisir le moment de conclure. </w:t>
+      </w:r>
+    </w:p>
+    <w:p>
+      <w:pPr>
+        <w:numPr>
+          <w:ilvl w:val="0"/>
+          <w:numId w:val="1"/>
+        </w:numPr>
+        <w:spacing w:after="0" w:afterAutospacing="0" w:line="276" w:lineRule="auto"/>
+        <w:ind w:left="720" w:hanging="360"/>
+        <w:jc w:val="both"/>
+        <w:rPr>
+          <w:u w:val="none"/>
+        </w:rPr>
+      </w:pPr>
+      <w:r>
+        <w:rPr>
+          <w:rtl w:val="0"/>
+        </w:rPr>
+        <w:t xml:space="preserve">Le modèle a pu apprendre des différences superficielles : le DPO apprend des réponses écartées par leur longueur ou par l'absence de conclusion plutôt que la qualité ; le fait qu'il ne conclue plus va dans ce sens, sans que cette hypothèse soit démontrée. </w:t>
+      </w:r>
+    </w:p>
+    <w:p>
+      <w:pPr>
+        <w:numPr>
+          <w:ilvl w:val="0"/>
+          <w:numId w:val="1"/>
+        </w:numPr>
+        <w:spacing w:after="140" w:line="276" w:lineRule="auto"/>
+        <w:ind w:left="720" w:hanging="360"/>
+        <w:jc w:val="both"/>
+        <w:rPr>
+          <w:u w:val="none"/>
+        </w:rPr>
+      </w:pPr>
+      <w:r>
+        <w:rPr>
+          <w:rtl w:val="0"/>
+        </w:rPr>
+        <w:t xml:space="preserve">Les préférences proviennent d'un juge automatique, dont seules 50 paires sur 1 844 ont été vérifiées.</w:t>
+      </w:r>
+    </w:p>
+    <w:p>
+      <w:pPr>
+        <w:spacing w:after="140" w:line="276" w:lineRule="auto"/>
+        <w:jc w:val="both"/>
+        <w:rPr/>
+      </w:pPr>
+      <w:r>
+        <w:rPr>
+          <w:rtl w:val="0"/>
+        </w:rPr>
+        <w:t xml:space="preserve">Un DPO utile au triage supposerait des paires ciblées, qui ne diffèrent que par la qualité et restent équilibrées en longueur et en présence de conclusion ; un objectif précis (des questions discriminantes, une conclusion au bon moment) ; des paires validées par des urgentistes ; et surtout une évaluation sur des conversations complètes, et non sur les seules métriques d'entraînement. Le modèle en service reste le SFT v4.</w:t>
       </w:r>
     </w:p>
     <w:p>
@@ -6254,7 +7168,7 @@
     </w:p>
     <w:tbl>
       <w:tblPr>
-        <w:tblStyle w:val="Table9"/>
+        <w:tblStyle w:val="Table10"/>
         <w:tblW w:w="9638.0" w:type="dxa"/>
         <w:jc w:val="left"/>
         <w:tblBorders>
@@ -6759,7 +7673,19 @@
         <w:rPr>
           <w:rtl w:val="0"/>
         </w:rPr>
-        <w:t xml:space="preserve">Le modèle se trompe dans les deux sens : il ne s'agit donc pas d'un simple excès de prudence, mais d'une incapacité à relier de façon fiable les symptômes au niveau de priorité. Trois causes l'expliquent. D'abord, dans un dialogue d'environ 140 tokens, la décision n'en représente que quelques-uns : l'apprentissage porte surtout sur la forme de l'entretien, très peu sur le choix du niveau. Ensuite, certains labels dépendent d'informations de la vignette absentes du dialogue, ce qui rend le signal d'apprentissage bruité. Enfin, en démonstration, le modèle conclut parfois après quelques questions génériques, sans avoir recueilli les éléments qui départagent les niveaux.</w:t>
+        <w:t xml:space="preserve">Le modèle se trompe dans les deux sens : il ne s'agit donc pas d'un simple excès de prudence, mais d'une incapacité à relier de façon fiable les symptômes au niveau de priorité. Trois causes l'expliquent. D'abord, sur 138 tokens appris en moyenne par dialogue, la décision ne se joue que sur 1 ou 2 (le premier mot de la conclusion et le premier fragment du niveau dans la balise) : l'apprentissage porte surtout sur la forme de l'entretien, très peu sur le choix du niveau. Ensuite, certains labels dépendent d'informations de la vignette absentes du dialogue, ce qui rend le signal d'apprentissage bruité. Enfin, en démonstration, le modèle conclut parfois après quelques questions génériques, sans avoir recueilli les éléments qui départagent les niveaux.</w:t>
+      </w:r>
+    </w:p>
+    <w:p>
+      <w:pPr>
+        <w:pStyle w:val="Heading2"/>
+        <w:rPr/>
+      </w:pPr>
+      <w:r>
+        <w:rPr>
+          <w:rtl w:val="0"/>
+        </w:rPr>
+        <w:t xml:space="preserve">4.2 Le principe : un rôle par composant</w:t>
       </w:r>
     </w:p>
     <w:p>
@@ -6772,37 +7698,12 @@
         <w:rPr>
           <w:rtl w:val="0"/>
         </w:rPr>
-        <w:t xml:space="preserve">Le sous-triage d'un AVC est précisément l'erreur que le projet doit éviter. Ce constat confirme le principe posé dès la construction des données : une décision de triage ne doit jamais reposer sur le seul jugement d'un modèle de langage.</w:t>
-      </w:r>
-    </w:p>
-    <w:p>
-      <w:pPr>
-        <w:pStyle w:val="Heading2"/>
-        <w:rPr/>
-      </w:pPr>
-      <w:r>
-        <w:rPr>
-          <w:rtl w:val="0"/>
-        </w:rPr>
-        <w:t xml:space="preserve">4.2 Le principe : un rôle par composant</w:t>
-      </w:r>
-    </w:p>
-    <w:p>
-      <w:pPr>
-        <w:spacing w:after="140" w:line="276" w:lineRule="auto"/>
-        <w:jc w:val="both"/>
-        <w:rPr/>
-      </w:pPr>
-      <w:r>
-        <w:rPr>
-          <w:rtl w:val="0"/>
-        </w:rPr>
         <w:t xml:space="preserve">L'architecture retenue confie chaque tâche à l'outil le plus adapté.</w:t>
       </w:r>
     </w:p>
     <w:tbl>
       <w:tblPr>
-        <w:tblStyle w:val="Table10"/>
+        <w:tblStyle w:val="Table11"/>
         <w:tblW w:w="9638.0" w:type="dxa"/>
         <w:jc w:val="left"/>
         <w:tblBorders>
@@ -7449,7 +8350,7 @@
         <w:rPr>
           <w:rtl w:val="0"/>
         </w:rPr>
-        <w:t xml:space="preserve">Le décideur ne converse pas : sa tâche est une classification de texte. Plusieurs options ont été comparées. Réutiliser le pipeline de labellisation aurait imposé des appels à une API externe, donc la sortie de conversations de patients hors de l'hôpital. Un second affinage de Qwen aurait détourné un modèle génératif de 1,7 milliard de paramètres pour une tâche de classement. Le choix s'est porté sur un encodeur biomédical français, conçu pour comprendre et classer du texte : ModernCamemBERT-bio-v2-base, publié par l'Inria sous licence MIT. Avec 150 millions de paramètres, il tourne sur un simple processeur, fournit directement une probabilité par classe et accepte des textes longs (jusqu'à 8 192 tokens).</w:t>
+        <w:t xml:space="preserve">Le décideur ne converse pas : sa tâche est une classification de texte. Le choix s'est porté sur un encodeur biomédical français, conçu pour comprendre et classer du texte : ModernCamemBERT-bio-v2-base, publié par l'Inria sous licence MIT. Avec environ 136 millions de paramètres, il tourne sur un simple processeur, fournit directement une probabilité par classe et accepte des textes longs (jusqu'à 8 192 tokens).</w:t>
       </w:r>
     </w:p>
     <w:p>
@@ -7470,7 +8371,7 @@
         <w:rPr>
           <w:rtl w:val="0"/>
         </w:rPr>
-        <w:t xml:space="preserve">Les exemples du décideur sont dérivés des dialogues du SFT, avec le même découpage par cas : la conclusion de l'agent, qui contient la réponse, est retirée, et le reste de la conversation est mis en forme comme une transcription. Deux variantes d'entrée ont été préparées : la conversation complète, et les seuls messages du patient. Les transcriptions comptent au plus 701 tokens : aucune n'est tronquée.</w:t>
+        <w:t xml:space="preserve">On retire la conclusion de l'agent, qui contient la réponse et le reste de la conversation est mis en forme comme une transcription. Deux variantes d'entrée ont été préparées : la conversation complète, et les seuls messages du patient. </w:t>
       </w:r>
     </w:p>
     <w:p>
@@ -7512,7 +8413,7 @@
         <w:rPr>
           <w:rtl w:val="0"/>
         </w:rPr>
-        <w:t xml:space="preserve">Les deux variantes obtiennent des scores proches (section 5). La variante limitée aux messages du patient a été retenue : elle décide sur ce que décrit le patient, sans être influencée par la formulation des questions de l'hôtesse, ce qui garde les deux rôles indépendants. Ce choix ayant été fait sur la validation, ses scores sont légèrement optimistes.</w:t>
+        <w:t xml:space="preserve">Les deux variantes obtiennent des scores proches (section 5). La variante limitée aux messages du patient a été retenue : elle décide sur ce que décrit le patient, sans être influencée par la formulation des questions de l'hôtesse, ce qui garde les deux rôles indépendants. </w:t>
       </w:r>
     </w:p>
     <w:p>
@@ -7537,7 +8438,7 @@
         <w:rPr>
           <w:rtl w:val="0"/>
         </w:rPr>
-        <w:t xml:space="preserve">Le décideur produit trois probabilités. Plutôt que de retenir systématiquement la plus forte, il classe en urgence maximale dès que la probabilité d'urgence atteint 30 %. Cette règle traduit l'asymétrie des erreurs : laisser attendre une urgence vraie peut coûter une vie, alors que surclasser un cas bénin coûte du temps et des ressources. En cas d'hésitation, la décision penche donc du côté le moins dangereux, comme le recommande la pratique du triage. Le seuil de 0,30 a été fixé avant la mesure, et non optimisé sur la validation ; en production, il devrait être réglé avec des urgentistes, en fonction du sur-triage que le service peut absorber.</w:t>
+        <w:t xml:space="preserve">Le décideur produit trois probabilités. Plutôt que de retenir systématiquement la plus forte, il classe en urgence maximale dès que la probabilité d'urgence atteint 30 %. Cette règle traduit l'asymétrie des erreurs : laisser attendre une urgence vraie peut coûter une vie, alors que surclasser un cas bénin coûte du temps et des ressources. Le seuil de 0,30 a été fixé avant la mesure, et non optimisé sur la validation ; en production, il devrait être réglé avec des urgentistes, en fonction du sur-triage que le service peut absorber.</w:t>
       </w:r>
     </w:p>
     <w:p>
@@ -7562,7 +8463,7 @@
         <w:rPr>
           <w:rtl w:val="0"/>
         </w:rPr>
-        <w:t xml:space="preserve">Ce plancher ne doit pas être confondu avec le plancher FRENCH du pipeline de labellisation. Ce dernier travaille sur des cas structurés (motif codé, constantes chiffrées) pendant la construction des données. Le plancher conversationnel, lui, lit des messages en langage courant, en temps réel. Il recherche huit familles de signes d'alerte (déficit moteur, trouble de la parole, trouble de la conscience, douleur thoracique, détresse respiratoire, réaction allergique grave, hémorragie, syndrome méningé) et deux combinaisons (taches rouges avec fièvre ; grossesse avec douleur ou saignement).</w:t>
+        <w:t xml:space="preserve">Le plancher conversationnel, lui, lit des messages en langage courant, en temps réel. Il recherche huit familles de signes d'alerte (déficit moteur, trouble de la parole, trouble de la conscience, douleur thoracique, détresse respiratoire, réaction allergique grave, hémorragie, syndrome méningé) et deux combinaisons (taches rouges avec fièvre ; grossesse avec douleur ou saignement).</w:t>
       </w:r>
     </w:p>
     <w:p>
@@ -7656,7 +8557,7 @@
     </w:p>
     <w:tbl>
       <w:tblPr>
-        <w:tblStyle w:val="Table11"/>
+        <w:tblStyle w:val="Table12"/>
         <w:tblW w:w="9638.0" w:type="dxa"/>
         <w:jc w:val="left"/>
         <w:tblBorders>
@@ -8549,7 +9450,7 @@
     </w:p>
     <w:tbl>
       <w:tblPr>
-        <w:tblStyle w:val="Table12"/>
+        <w:tblStyle w:val="Table13"/>
         <w:tblW w:w="9638.0" w:type="dxa"/>
         <w:jc w:val="left"/>
         <w:tblBorders>
@@ -9220,7 +10121,7 @@
     </w:p>
     <w:tbl>
       <w:tblPr>
-        <w:tblStyle w:val="Table13"/>
+        <w:tblStyle w:val="Table14"/>
         <w:tblW w:w="9638.0" w:type="dxa"/>
         <w:jc w:val="left"/>
         <w:tblBorders>
@@ -10007,7 +10908,7 @@
         <w:rPr>
           <w:rtl w:val="0"/>
         </w:rPr>
-        <w:t xml:space="preserve">Six cas cliniques ont été rédigés pour ce test (deux urgences maximales, deux modérées, deux différées), avec leur niveau attendu selon la grille FRENCH, puis joués sur la démonstration déployée : l'évaluateur tient le rôle du patient, s'en tient aux éléments du cas et répond « non » ou « je ne sais pas » aux autres questions. Plusieurs cas ont été joués deux fois, avec des réponses légèrement différentes. S'y ajoutent deux conversations antérieures. Chaque décision est relevée dans le journal d'audit ; le détail des 11 conversations figure en annexe D.</w:t>
+        <w:t xml:space="preserve">Dix cas cliniques ont été rédigés pour ce test (deux urgences maximales, trois modérées, cinq différées), avec leur niveau attendu selon la grille FRENCH, puis joués sur la démonstration déployée : l'évaluateur tient le rôle du patient, s'en tient aux éléments du cas et répond « non » ou « je ne sais pas » aux autres questions. Plusieurs cas ont été joués deux fois, avec des réponses légèrement différentes. S'y ajoutent deux conversations antérieures. Chaque décision est relevée dans le journal d'audit ; le détail des 15 conversations figure en annexe D.</w:t>
       </w:r>
     </w:p>
     <w:p>
@@ -10028,7 +10929,7 @@
         <w:rPr>
           <w:rtl w:val="0"/>
         </w:rPr>
-        <w:t xml:space="preserve">Sur 11 conversations, 8 aboutissent à la bonne décision, et aucune urgence n'est manquée. Le plancher interrompt l'entretien dès le premier message pour la douleur thoracique, sans attendre l'hôtesse. Le décideur reconnaît seul le nourrisson en danger, en l'absence de tout mot-clé d'alerte, et classe correctement les situations bénignes que l'hôtesse surclassait (tique, toux, poignet).</w:t>
+        <w:t xml:space="preserve">Sur 15 conversations, 9 aboutissent à la bonne décision, et aucune urgence n'est manquée. Le plancher interrompt l'entretien dès le premier message pour la douleur thoracique, sans attendre l'hôtesse. Le décideur reconnaît seul le nourrisson en danger, en l'absence de tout mot-clé d'alerte, et classe correctement les situations bénignes que l'hôtesse surclassait (tique, toux, poignet, lombalgie).</w:t>
       </w:r>
     </w:p>
     <w:p>
@@ -10049,7 +10950,7 @@
         <w:rPr>
           <w:rtl w:val="0"/>
         </w:rPr>
-        <w:t xml:space="preserve">Les trois erreurs portent sur deux cas, et chaque fois le même cas a donné deux décisions différentes selon des réponses sans portée clinique. Pour l'infection urinaire, répondre « je ne sais pas » à une question de l'hôtesse fait monter la probabilité d'urgence de 0,26 à 0,63, et la décision passe de différée à urgence ; la plaie de la main suit le même schéma (0,19 contre 0,39). Les formulations d'incertitude du patient poussent donc le décideur vers l'urgence, comme le ton angoissé au point 5.2. Le sens de l'erreur est ici prudent, mais l'instabilité confirme que le décideur reste sensible à des éléments de langage plutôt qu'aux seuls faits cliniques. La classe modérée, déjà la plus faible sur la validation, n'est jamais reconnue dans ces essais.</w:t>
+        <w:t xml:space="preserve">Six conversations aboutissent à une erreur. Trois d'entre elles portent sur deux cas joués deux fois, et chaque fois le même cas a donné deux décisions différentes selon des réponses sans portée clinique. Pour l'infection urinaire, répondre « je ne sais pas » à une question de l'hôtesse fait monter la probabilité d'urgence de 0,26 à 0,63, et la décision passe de différée à urgence ; la plaie de la main suit le même schéma (0,19 contre 0,39). Les formulations d'incertitude du patient poussent donc le décideur vers l'urgence, comme le ton angoissé au point 5.2. Le sens de l'erreur est ici prudent, mais l'instabilité confirme que le décideur reste sensible à des éléments de langage plutôt qu'aux seuls faits cliniques. La classe modérée, déjà la plus faible sur la validation, n'est reconnue qu'une fois sur cinq : le panaris est classé en urgence, la gastro-entérite avec signes de déshydratation en différée ; le décideur tranche le plus souvent entre urgence et différée. Enfin, une conjonctivite banale est classée en urgence (probabilité de 0,79) : 45 des 52 cas ophtalmologiques du corpus sont des urgences, et le décideur a appris ce raccourci. Dans ces deux derniers cas, l'hôtesse n'avait pas posé les questions qui départagent les niveaux (vision, hydratation), ce qui montre que la qualité de l'entretien conditionne aussi celle de la décision.</w:t>
       </w:r>
     </w:p>
     <w:p>
@@ -10083,7 +10984,7 @@
         <w:rPr>
           <w:rtl w:val="0"/>
         </w:rPr>
-        <w:t xml:space="preserve">Ces essais ne constituent pas une mesure statistique : six cas, rédigés pour le projet et joués par une seule évaluatrice. Ils montrent en revanche le comportement de la chaîne complète, dans les conditions réelles d'une conversation menée par l'hôtesse.</w:t>
+        <w:t xml:space="preserve">Ces essais ne constituent pas une mesure statistique : dix cas, rédigés pour le projet et joués par une seule évaluatrice. Ils montrent en revanche le comportement de la chaîne complète, dans les conditions réelles d'une conversation menée par l'hôtesse.</w:t>
       </w:r>
     </w:p>
     <w:p>
@@ -10171,7 +11072,19 @@
         <w:rPr>
           <w:rtl w:val="0"/>
         </w:rPr>
-        <w:t xml:space="preserve">Une chaîne GitHub Actions s'exécute à chaque modification de la branche principale. Le premier job installe un environnement minimal et lance les 178 tests automatiques : pipeline de données, référentiel FRENCH, plancher conversationnel, métriques du décideur, cohérence des prompts. Le second job ne démarre que si tous les tests réussissent : il assemble le Space et l'envoie sur Hugging Face, avec un message qui indique le commit d'origine. Chaque version en ligne est ainsi reliée au code exact qui l'a produite. Le jeton d'accès est stocké dans les secrets chiffrés du dépôt et limité à l'écriture sur ce seul Space ; deux déploiements ne peuvent pas s'exécuter en même temps. Une procédure manuelle documentée sert de secours, utile lorsque les machines de GitHub ont tardé à démarrer.</w:t>
+        <w:t xml:space="preserve">Une chaîne GitHub Actions s'exécute à chaque modification de la branche principale. Le premier job installe un environnement minimal et lance les 178 tests automatiques : pipeline de données, référentiel FRENCH, plancher conversationnel, métriques du décideur, cohérence des prompts. Le second job ne démarre que si tous les tests réussissent : il assemble le Space et l'envoie sur Hugging Face, avec un message qui indique le commit d'origine. Chaque version en ligne est ainsi reliée au code exact qui l'a produite. Le jeton d'accès est stocké dans les secrets chiffrés du dépôt et limité à l'écriture sur ce seul Space ; deux déploiements ne peuvent pas s'exécuter en même temps. </w:t>
+      </w:r>
+    </w:p>
+    <w:p>
+      <w:pPr>
+        <w:pStyle w:val="Heading2"/>
+        <w:rPr/>
+      </w:pPr>
+      <w:r>
+        <w:rPr>
+          <w:rtl w:val="0"/>
+        </w:rPr>
+        <w:t xml:space="preserve">6.3 Hébergement, disponibilité et latence</w:t>
       </w:r>
     </w:p>
     <w:p>
@@ -10184,7 +11097,7 @@
         <w:rPr>
           <w:rtl w:val="0"/>
         </w:rPr>
-        <w:t xml:space="preserve">Les incidents rencontrés ont nourri la chaîne. Un import manquant dans le code du Space, invisible pour les tests, n'est apparu qu'au démarrage en ligne : l'ajout d'une vérification statique du code (pyflakes) au CI l'aurait bloqué en amont.</w:t>
+        <w:t xml:space="preserve">La démonstration a d'abord été hébergée gratuitement sur ZeroGPU, une offre où un GPU partagé (RTX Pro 6000 Blackwell) n'est attribué que pendant la génération d'une réponse. La latence de l'hôtesse y était de 1 à 4 secondes, puis de 4 à 12 secondes le lendemain. Surtout, l'attribution du GPU a échoué de façon répétée (« No CUDA GPUs are available »), une défaillance de l'infrastructure partagée sur laquelle le code n'a pas de prise. Le Space a donc été basculé sur un GPU dédié : la latence y est de 2,6 à 3,1 secondes par réponse, sans échec. Même pendant les pannes, le plancher et le décideur, qui tournent sur processeur, ont continué à fonctionner : un patient décrivant une douleur thoracique a obtenu sa conclusion dès son premier message. Pour un service d'urgences, la disponibilité doit être garantie contractuellement, ce qu'aucune offre gratuite ou partagée ne permet.</w:t>
       </w:r>
     </w:p>
     <w:p>
@@ -10196,7 +11109,7 @@
         <w:rPr>
           <w:rtl w:val="0"/>
         </w:rPr>
-        <w:t xml:space="preserve">6.3 Hébergement, disponibilité et latence</w:t>
+        <w:t xml:space="preserve">6.4 Écarts avec le cahier des charges</w:t>
       </w:r>
     </w:p>
     <w:p>
@@ -10209,7 +11122,20 @@
         <w:rPr>
           <w:rtl w:val="0"/>
         </w:rPr>
-        <w:t xml:space="preserve">La démonstration a d'abord été hébergée gratuitement sur ZeroGPU, une offre où un GPU partagé (RTX Pro 6000 Blackwell) n'est attribué que pendant la génération d'une réponse. La latence de l'hôtesse y était de 1 à 4 secondes, puis de 4 à 12 secondes le lendemain. Surtout, l'attribution du GPU a échoué de façon répétée (« No CUDA GPUs are available »), une défaillance de l'infrastructure partagée sur laquelle le code n'a pas de prise. Le Space a donc été basculé sur un GPU dédié (NVIDIA T4, 0,40 $ de l'heure, avec mise en veille après 15 minutes d'inactivité) : la latence y est de 2,6 à 3,1 secondes par réponse, sans échec. Même pendant les pannes, le plancher et le décideur, qui tournent sur processeur, ont continué à fonctionner : un patient décrivant une douleur thoracique a obtenu sa conclusion dès son premier message. Pour un service d'urgences, la disponibilité doit être garantie contractuellement, ce qu'aucune offre gratuite ou partagée ne permet.</w:t>
+        <w:t xml:space="preserve">Le cahier des charges prévoyait une API FastAPI conteneurisée avec Docker et une inférence optimisée par vLLM. La démonstration utilise Gradio, construit sur FastAPI et qui fournit une API, sans conteneur explicite, car Spaces gère l'environnement d'exécution. vLLM n'a pas été déployé : il suppose un serveur d'inférence distinct de l'interface, qui n'a pas pu être mis en place dans le délai (le GPU dédié n'a été adopté qu'en fin de projet, pour garantir la disponibilité), et son intérêt (débit élevé, requêtes simultanées) se manifeste surtout à l'échelle d'un service. L'architecture cible est décrite en section 8 : l'hôtesse servie par vLLM, qui sait charger l'adaptateur LoRA, et le décideur comme service indépendant sur processeur, l'ensemble conteneurisé chez un hébergeur certifié HDS.</w:t>
+      </w:r>
+    </w:p>
+    <w:p>
+      <w:pPr>
+        <w:pStyle w:val="Heading1"/>
+        <w:spacing w:after="200" w:before="360" w:lineRule="auto"/>
+        <w:rPr/>
+      </w:pPr>
+      <w:r>
+        <w:rPr>
+          <w:rtl w:val="0"/>
+        </w:rPr>
+        <w:t xml:space="preserve">7. Roadmap et recommandations stratégiques</w:t>
       </w:r>
     </w:p>
     <w:p>
@@ -10221,7 +11147,7 @@
         <w:rPr>
           <w:rtl w:val="0"/>
         </w:rPr>
-        <w:t xml:space="preserve">6.4 Écarts avec le cahier des charges</w:t>
+        <w:t xml:space="preserve">7.1 Recommandation</w:t>
       </w:r>
     </w:p>
     <w:p>
@@ -10232,22 +11158,29 @@
       </w:pPr>
       <w:r>
         <w:rPr>
-          <w:rtl w:val="0"/>
-        </w:rPr>
-        <w:t xml:space="preserve">Le cahier des charges prévoyait une API FastAPI conteneurisée avec Docker et une inférence optimisée par vLLM. La démonstration utilise Gradio, construit sur FastAPI et qui fournit une API, sans conteneur explicite, car Spaces gère l'environnement d'exécution. vLLM n'a pas été déployé : il exige un serveur GPU dédié, que l'hébergement disponible pendant le POC ne fournissait pas, et son intérêt (débit élevé, requêtes simultanées) se manifeste surtout à l'échelle d'un service. L'architecture cible est décrite en section 8 : l'hôtesse servie par vLLM, qui sait charger l'adaptateur LoRA, et le décideur comme service indépendant sur processeur, l'ensemble conteneurisé chez un hébergeur certifié HDS. L'intégration au système d'information hospitalier n'a pas été abordée dans ce POC.</w:t>
+          <w:b w:val="1"/>
+          <w:bCs w:val="1"/>
+          <w:rtl w:val="0"/>
+        </w:rPr>
+        <w:t xml:space="preserve">Poursuivre, mais ne pas déployer en l'état. </w:t>
+      </w:r>
+      <w:r>
+        <w:rPr>
+          <w:rtl w:val="0"/>
+        </w:rPr>
+        <w:t xml:space="preserve">Le POC démontre la faisabilité technique et valide une architecture : un modèle conversationnel pour l'entretien, une décision confiée à un classifieur dédié et à un plancher déterministe, et une traçabilité complète. Il démontre aussi qu'un modèle de langage ne doit pas décider seul du niveau de priorité. Les limites identifiées relèvent principalement des données et de la validation clinique, pas de l'architecture : elles se corrigent avant tout par une meilleure matière d'entraînement et d'évaluation.</w:t>
       </w:r>
     </w:p>
     <w:p>
       <w:pPr>
-        <w:pStyle w:val="Heading1"/>
-        <w:spacing w:after="200" w:before="360" w:lineRule="auto"/>
+        <w:pStyle w:val="Heading2"/>
         <w:rPr/>
       </w:pPr>
       <w:r>
         <w:rPr>
           <w:rtl w:val="0"/>
         </w:rPr>
-        <w:t xml:space="preserve">7. Limites</w:t>
+        <w:t xml:space="preserve">7.2 Court terme (1 à 3 mois) : consolider</w:t>
       </w:r>
     </w:p>
     <w:p>
@@ -10258,17 +11191,21 @@
       </w:pPr>
       <w:r>
         <w:rPr>
-          <w:b w:val="1"/>
-          <w:bCs w:val="1"/>
-          <w:rtl w:val="0"/>
-        </w:rPr>
-        <w:t xml:space="preserve">Données. </w:t>
-      </w:r>
-      <w:r>
-        <w:rPr>
-          <w:rtl w:val="0"/>
-        </w:rPr>
-        <w:t xml:space="preserve">Le corpus est synthétique et issu d'une seule source, des questions d'examen dominées par les pathologies graves : sa répartition (68 % d'urgences maximales) est l'inverse de celle d'un service réel (7 %). Il compte peu de situations modérées et différées distinctes. Les labels proviennent d'un pipeline automatique, concordant à 81 % avec une relecture humaine de 32 cas qui n'a pas été réalisée par des urgentistes ; pour la majorité des cas, l'audit a reposé sur le même modèle que la labellisation. L'anonymisation ne détecte que les noms précédés d'une civilité, ce qui suffit pour des cas d'examen mais pas pour des données réelles.</w:t>
+          <w:rtl w:val="0"/>
+        </w:rPr>
+        <w:t xml:space="preserve">La première priorité est de corriger le biais de ton à la source : régénérer les dialogues en tirant le style du patient indépendamment du niveau, avec une consigne interdisant que le ton reflète la gravité, puis réentraîner le décideur et vérifier, par les paires minimales, que sa décision ne change plus avec le ton. Le corpus doit ensuite être enrichi en situations modérées et différées, pour se rapprocher de la répartition réelle, en réutilisant le pipeline de labellisation inchangé. Deux règles de sécurité seraient ajoutées : toute décision « différée » soumise à validation humaine, et une demande de validation lorsque le décideur hésite (aucune probabilité nettement dominante). Les tests par paires entreraient dans le CI comme tests de non-régression, et l'entretien de l'hôtesse serait structuré selon la méthode 3Q2C (Quoi, Quand, Qui, Comment, Combien) enseignée aux infirmières d'accueil.</w:t>
+      </w:r>
+    </w:p>
+    <w:p>
+      <w:pPr>
+        <w:pStyle w:val="Heading2"/>
+        <w:rPr/>
+      </w:pPr>
+      <w:r>
+        <w:rPr>
+          <w:rtl w:val="0"/>
+        </w:rPr>
+        <w:t xml:space="preserve">7.3 Moyen terme (3 à 9 mois) : valider cliniquement</w:t>
       </w:r>
     </w:p>
     <w:p>
@@ -10279,17 +11216,21 @@
       </w:pPr>
       <w:r>
         <w:rPr>
-          <w:b w:val="1"/>
-          <w:bCs w:val="1"/>
-          <w:rtl w:val="0"/>
-        </w:rPr>
-        <w:t xml:space="preserve">Évaluation. </w:t>
-      </w:r>
-      <w:r>
-        <w:rPr>
-          <w:rtl w:val="0"/>
-        </w:rPr>
-        <w:t xml:space="preserve">Il n'existe pas de jeu de test indépendant : les métriques sont mesurées sur une validation de 107 dialogues (environ 72 cas), sur laquelle la variante du décideur a aussi été choisie. Les tests par paires et les essais en conditions réelles, rédigés pour le projet et joués par une seule évaluatrice, sont des diagnostics et non des mesures.</w:t>
+          <w:rtl w:val="0"/>
+        </w:rPr>
+        <w:t xml:space="preserve">La validation doit passer aux mains des cliniciens : relecture des labels par des urgentistes, jeu de test indépendant gelé, et pilote sans impact sur les patients, où l'agent propose un niveau que l'infirmière d'accueil ignore pendant son propre triage. La concordance entre l'agent et l'infirmière pourrait alors être comparée à celle observée entre infirmiers avec la grille FRENCH. Cette phase suppose des données réelles (base légale, analyse d'impact, hébergement HDS, anonymisation renforcée). Elle permettrait aussi un DPO utile, sur plusieurs centaines de paires construites à partir de conversations de triage, et le passage à un modèle conversationnel plus grand pour l'hôtesse (phase 3 du cahier des charges, 32 milliards de paramètres et plus), servi par vLLM. Le décideur, lui, resterait un classifieur compact et auditable.</w:t>
+      </w:r>
+    </w:p>
+    <w:p>
+      <w:pPr>
+        <w:pStyle w:val="Heading2"/>
+        <w:rPr/>
+      </w:pPr>
+      <w:r>
+        <w:rPr>
+          <w:rtl w:val="0"/>
+        </w:rPr>
+        <w:t xml:space="preserve">7.4 Long terme : vers la production</w:t>
       </w:r>
     </w:p>
     <w:p>
@@ -10300,51 +11241,9 @@
       </w:pPr>
       <w:r>
         <w:rPr>
-          <w:b w:val="1"/>
-          <w:bCs w:val="1"/>
-          <w:rtl w:val="0"/>
-        </w:rPr>
-        <w:t xml:space="preserve">Modèles. </w:t>
-      </w:r>
-      <w:r>
-        <w:rPr>
-          <w:rtl w:val="0"/>
-        </w:rPr>
-        <w:t xml:space="preserve">Le décideur est sensible à des éléments de langage sans portée clinique, le ton du patient et ses formulations d'incertitude, et il reconnaît mal la classe modérée. L'hôtesse, limitée par sa taille, pose des questions parfois maladroites ou répétées et omet souvent l'âge et les antécédents. Le DPO n'a eu aucun effet. Le plancher conversationnel ne reconnaît que les formulations prévues.</w:t>
-      </w:r>
-    </w:p>
-    <w:p>
-      <w:pPr>
-        <w:spacing w:after="140" w:line="276" w:lineRule="auto"/>
-        <w:jc w:val="both"/>
-        <w:rPr/>
-      </w:pPr>
-      <w:r>
-        <w:rPr>
-          <w:b w:val="1"/>
-          <w:bCs w:val="1"/>
-          <w:rtl w:val="0"/>
-        </w:rPr>
-        <w:t xml:space="preserve">Périmètre. </w:t>
-      </w:r>
-      <w:r>
-        <w:rPr>
-          <w:rtl w:val="0"/>
-        </w:rPr>
-        <w:t xml:space="preserve">Le système ne fournit au patient qu'une phrase de conclusion standard : les explications de la décision, demandées par le cahier des charges, ne sont disponibles que pour les auditeurs, dans le journal. Il n'est pas intégré au système d'information hospitalier, et l'infrastructure de démonstration n'offre aucune garantie de disponibilité.</w:t>
-      </w:r>
-    </w:p>
-    <w:p>
-      <w:pPr>
-        <w:pStyle w:val="Heading1"/>
-        <w:spacing w:after="200" w:before="360" w:lineRule="auto"/>
-        <w:rPr/>
-      </w:pPr>
-      <w:r>
-        <w:rPr>
-          <w:rtl w:val="0"/>
-        </w:rPr>
-        <w:t xml:space="preserve">8. Roadmap et recommandations stratégiques</w:t>
+          <w:rtl w:val="0"/>
+        </w:rPr>
+        <w:t xml:space="preserve">Un usage en production supposerait l'intégration au système d'information du CHSA (dossier patient, file d'attente des urgences, par des standards d'interopérabilité), une surveillance continue des décisions et de leur dérive, et un cadre réglementaire adapté : un logiciel d'aide à la décision de triage relèverait vraisemblablement de la réglementation des dispositifs médicaux et de la catégorie des systèmes d'IA à haut risque du règlement européen sur l'IA. Dans tous les cas, l'agent resterait une aide : la décision finale appartient à l’équipe médicale d'accueil.</w:t>
       </w:r>
     </w:p>
     <w:p>
@@ -10356,120 +11255,12 @@
         <w:rPr>
           <w:rtl w:val="0"/>
         </w:rPr>
-        <w:t xml:space="preserve">8.1 Recommandation</w:t>
-      </w:r>
-    </w:p>
-    <w:p>
-      <w:pPr>
-        <w:spacing w:after="140" w:line="276" w:lineRule="auto"/>
-        <w:jc w:val="both"/>
-        <w:rPr/>
-      </w:pPr>
-      <w:r>
-        <w:rPr>
-          <w:b w:val="1"/>
-          <w:bCs w:val="1"/>
-          <w:rtl w:val="0"/>
-        </w:rPr>
-        <w:t xml:space="preserve">Poursuivre, mais ne pas déployer en l'état. </w:t>
-      </w:r>
-      <w:r>
-        <w:rPr>
-          <w:rtl w:val="0"/>
-        </w:rPr>
-        <w:t xml:space="preserve">Le POC démontre la faisabilité technique et valide une architecture : un modèle conversationnel pour l'entretien, une décision confiée à un classifieur dédié et à un plancher déterministe, et une traçabilité complète. Il démontre aussi qu'un modèle de langage ne doit pas décider seul du niveau de priorité. Les limites identifiées relèvent principalement des données et de la validation clinique, pas de l'architecture : elles se corrigent avant tout par une meilleure matière d'entraînement et d'évaluation.</w:t>
-      </w:r>
-    </w:p>
-    <w:p>
-      <w:pPr>
-        <w:pStyle w:val="Heading2"/>
-        <w:rPr/>
-      </w:pPr>
-      <w:r>
-        <w:rPr>
-          <w:rtl w:val="0"/>
-        </w:rPr>
-        <w:t xml:space="preserve">8.2 Court terme (1 à 3 mois) : consolider</w:t>
-      </w:r>
-    </w:p>
-    <w:p>
-      <w:pPr>
-        <w:spacing w:after="140" w:line="276" w:lineRule="auto"/>
-        <w:jc w:val="both"/>
-        <w:rPr/>
-      </w:pPr>
-      <w:r>
-        <w:rPr>
-          <w:rtl w:val="0"/>
-        </w:rPr>
-        <w:t xml:space="preserve">La première priorité est de corriger le biais de ton à la source : régénérer les dialogues en tirant le style du patient indépendamment du niveau, avec une consigne interdisant que le ton reflète la gravité, puis réentraîner le décideur et vérifier, par les paires minimales, que sa décision ne change plus avec le ton. Le corpus doit ensuite être enrichi en situations modérées et différées, pour se rapprocher de la répartition réelle, en réutilisant le pipeline de labellisation inchangé. Deux règles de sécurité seraient ajoutées : toute décision « différée » soumise à validation humaine, et une demande de validation lorsque le décideur hésite (aucune probabilité nettement dominante). Les tests par paires entreraient dans le CI comme tests de non-régression, et l'entretien de l'hôtesse serait structuré selon la méthode 3Q2C (Quoi, Quand, Qui, Comment, Combien) enseignée aux infirmières d'accueil.</w:t>
-      </w:r>
-    </w:p>
-    <w:p>
-      <w:pPr>
-        <w:pStyle w:val="Heading2"/>
-        <w:rPr/>
-      </w:pPr>
-      <w:r>
-        <w:rPr>
-          <w:rtl w:val="0"/>
-        </w:rPr>
-        <w:t xml:space="preserve">8.3 Moyen terme (3 à 9 mois) : valider cliniquement</w:t>
-      </w:r>
-    </w:p>
-    <w:p>
-      <w:pPr>
-        <w:spacing w:after="140" w:line="276" w:lineRule="auto"/>
-        <w:jc w:val="both"/>
-        <w:rPr/>
-      </w:pPr>
-      <w:r>
-        <w:rPr>
-          <w:rtl w:val="0"/>
-        </w:rPr>
-        <w:t xml:space="preserve">La validation doit passer aux mains des cliniciens : relecture des labels par des urgentistes, jeu de test indépendant gelé, et pilote sans impact sur les patients, où l'agent propose un niveau que l'infirmière d'accueil ignore pendant son propre triage. La concordance entre l'agent et l'infirmière pourrait alors être comparée à celle observée entre infirmiers avec la grille FRENCH (kappa de 0,78). Cette phase suppose des données réelles (base légale, analyse d'impact, hébergement HDS, anonymisation renforcée). Elle permettrait aussi un DPO utile, sur plusieurs centaines de paires construites à partir de conversations de triage, et le passage à un modèle conversationnel plus grand pour l'hôtesse (phase 3 du cahier des charges, 32 milliards de paramètres et plus), servi par vLLM. Le décideur, lui, resterait un classifieur compact et auditable.</w:t>
-      </w:r>
-    </w:p>
-    <w:p>
-      <w:pPr>
-        <w:pStyle w:val="Heading2"/>
-        <w:rPr/>
-      </w:pPr>
-      <w:r>
-        <w:rPr>
-          <w:rtl w:val="0"/>
-        </w:rPr>
-        <w:t xml:space="preserve">8.4 Long terme : vers la production</w:t>
-      </w:r>
-    </w:p>
-    <w:p>
-      <w:pPr>
-        <w:spacing w:after="140" w:line="276" w:lineRule="auto"/>
-        <w:jc w:val="both"/>
-        <w:rPr/>
-      </w:pPr>
-      <w:r>
-        <w:rPr>
-          <w:rtl w:val="0"/>
-        </w:rPr>
-        <w:t xml:space="preserve">Un usage en production supposerait l'intégration au système d'information du CHSA (dossier patient, file d'attente des urgences, par des standards d'interopérabilité), une surveillance continue des décisions et de leur dérive, et un cadre réglementaire adapté : un logiciel d'aide à la décision de triage relèverait vraisemblablement de la réglementation des dispositifs médicaux et de la catégorie des systèmes d'IA à haut risque du règlement européen sur l'IA. Dans tous les cas, l'agent resterait une aide : la décision finale appartient à l'infirmière d'accueil.</w:t>
-      </w:r>
-    </w:p>
-    <w:p>
-      <w:pPr>
-        <w:pStyle w:val="Heading2"/>
-        <w:rPr/>
-      </w:pPr>
-      <w:r>
-        <w:rPr>
-          <w:rtl w:val="0"/>
-        </w:rPr>
         <w:t xml:space="preserve">8.5 Critères proposés pour un passage en production</w:t>
       </w:r>
     </w:p>
     <w:tbl>
       <w:tblPr>
-        <w:tblStyle w:val="Table14"/>
+        <w:tblStyle w:val="Table15"/>
         <w:tblW w:w="9638.0" w:type="dxa"/>
         <w:jc w:val="left"/>
         <w:tblBorders>
@@ -10921,437 +11712,6 @@
           <w:rtl w:val="0"/>
         </w:rPr>
         <w:t xml:space="preserve">Annexe A — Liens</w:t>
-      </w:r>
-    </w:p>
-    <w:tbl>
-      <w:tblPr>
-        <w:tblStyle w:val="Table15"/>
-        <w:tblW w:w="9638.0" w:type="dxa"/>
-        <w:jc w:val="left"/>
-        <w:tblBorders>
-          <w:top w:color="000000" w:space="0" w:sz="4" w:val="single"/>
-          <w:left w:color="000000" w:space="0" w:sz="4" w:val="single"/>
-          <w:bottom w:color="000000" w:space="0" w:sz="4" w:val="single"/>
-          <w:right w:color="000000" w:space="0" w:sz="4" w:val="single"/>
-          <w:insideH w:color="000000" w:space="0" w:sz="4" w:val="single"/>
-          <w:insideV w:color="000000" w:space="0" w:sz="4" w:val="single"/>
-        </w:tblBorders>
-        <w:tblLayout w:type="fixed"/>
-        <w:tblLook w:val="0000"/>
-      </w:tblPr>
-      <w:tblGrid>
-        <w:gridCol w:w="3600"/>
-        <w:gridCol w:w="6038"/>
-        <w:tblGridChange w:id="0">
-          <w:tblGrid>
-            <w:gridCol w:w="3600"/>
-            <w:gridCol w:w="6038"/>
-          </w:tblGrid>
-        </w:tblGridChange>
-      </w:tblGrid>
-      <w:tr>
-        <w:trPr>
-          <w:cantSplit w:val="0"/>
-          <w:tblHeader w:val="1"/>
-        </w:trPr>
-        <w:tc>
-          <w:tcPr>
-            <w:tcBorders>
-              <w:top w:color="bfc9d1" w:space="0" w:sz="4" w:val="single"/>
-              <w:left w:color="bfc9d1" w:space="0" w:sz="4" w:val="single"/>
-              <w:bottom w:color="bfc9d1" w:space="0" w:sz="4" w:val="single"/>
-              <w:right w:color="bfc9d1" w:space="0" w:sz="4" w:val="single"/>
-            </w:tcBorders>
-            <w:shd w:fill="e8eef3" w:val="clear"/>
-            <w:tcMar>
-              <w:top w:w="60.0" w:type="dxa"/>
-              <w:left w:w="100.0" w:type="dxa"/>
-              <w:bottom w:w="60.0" w:type="dxa"/>
-              <w:right w:w="100.0" w:type="dxa"/>
-            </w:tcMar>
-          </w:tcPr>
-          <w:p>
-            <w:pPr>
-              <w:rPr/>
-            </w:pPr>
-            <w:r>
-              <w:rPr>
-                <w:b w:val="1"/>
-                <w:bCs w:val="1"/>
-                <w:sz w:val="19"/>
-                <w:szCs w:val="19"/>
-                <w:rtl w:val="0"/>
-              </w:rPr>
-              <w:t xml:space="preserve">Élément</w:t>
-            </w:r>
-            <w:r>
-              <w:rPr>
-                <w:rtl w:val="0"/>
-              </w:rPr>
-            </w:r>
-          </w:p>
-        </w:tc>
-        <w:tc>
-          <w:tcPr>
-            <w:tcBorders>
-              <w:top w:color="bfc9d1" w:space="0" w:sz="4" w:val="single"/>
-              <w:left w:color="bfc9d1" w:space="0" w:sz="4" w:val="single"/>
-              <w:bottom w:color="bfc9d1" w:space="0" w:sz="4" w:val="single"/>
-              <w:right w:color="bfc9d1" w:space="0" w:sz="4" w:val="single"/>
-            </w:tcBorders>
-            <w:shd w:fill="e8eef3" w:val="clear"/>
-            <w:tcMar>
-              <w:top w:w="60.0" w:type="dxa"/>
-              <w:left w:w="100.0" w:type="dxa"/>
-              <w:bottom w:w="60.0" w:type="dxa"/>
-              <w:right w:w="100.0" w:type="dxa"/>
-            </w:tcMar>
-          </w:tcPr>
-          <w:p>
-            <w:pPr>
-              <w:rPr/>
-            </w:pPr>
-            <w:r>
-              <w:rPr>
-                <w:b w:val="1"/>
-                <w:bCs w:val="1"/>
-                <w:sz w:val="19"/>
-                <w:szCs w:val="19"/>
-                <w:rtl w:val="0"/>
-              </w:rPr>
-              <w:t xml:space="preserve">Adresse</w:t>
-            </w:r>
-            <w:r>
-              <w:rPr>
-                <w:rtl w:val="0"/>
-              </w:rPr>
-            </w:r>
-          </w:p>
-        </w:tc>
-      </w:tr>
-      <w:tr>
-        <w:trPr>
-          <w:cantSplit w:val="1"/>
-          <w:tblHeader w:val="0"/>
-        </w:trPr>
-        <w:tc>
-          <w:tcPr>
-            <w:tcBorders>
-              <w:top w:color="bfc9d1" w:space="0" w:sz="4" w:val="single"/>
-              <w:left w:color="bfc9d1" w:space="0" w:sz="4" w:val="single"/>
-              <w:bottom w:color="bfc9d1" w:space="0" w:sz="4" w:val="single"/>
-              <w:right w:color="bfc9d1" w:space="0" w:sz="4" w:val="single"/>
-            </w:tcBorders>
-            <w:tcMar>
-              <w:top w:w="60.0" w:type="dxa"/>
-              <w:left w:w="100.0" w:type="dxa"/>
-              <w:bottom w:w="60.0" w:type="dxa"/>
-              <w:right w:w="100.0" w:type="dxa"/>
-            </w:tcMar>
-          </w:tcPr>
-          <w:p>
-            <w:pPr>
-              <w:rPr/>
-            </w:pPr>
-            <w:r>
-              <w:rPr>
-                <w:b w:val="0"/>
-                <w:bCs w:val="0"/>
-                <w:sz w:val="19"/>
-                <w:szCs w:val="19"/>
-                <w:rtl w:val="0"/>
-              </w:rPr>
-              <w:t xml:space="preserve">Dépôt du code</w:t>
-            </w:r>
-            <w:r>
-              <w:rPr>
-                <w:rtl w:val="0"/>
-              </w:rPr>
-            </w:r>
-          </w:p>
-        </w:tc>
-        <w:tc>
-          <w:tcPr>
-            <w:tcBorders>
-              <w:top w:color="bfc9d1" w:space="0" w:sz="4" w:val="single"/>
-              <w:left w:color="bfc9d1" w:space="0" w:sz="4" w:val="single"/>
-              <w:bottom w:color="bfc9d1" w:space="0" w:sz="4" w:val="single"/>
-              <w:right w:color="bfc9d1" w:space="0" w:sz="4" w:val="single"/>
-            </w:tcBorders>
-            <w:tcMar>
-              <w:top w:w="60.0" w:type="dxa"/>
-              <w:left w:w="100.0" w:type="dxa"/>
-              <w:bottom w:w="60.0" w:type="dxa"/>
-              <w:right w:w="100.0" w:type="dxa"/>
-            </w:tcMar>
-          </w:tcPr>
-          <w:p>
-            <w:pPr>
-              <w:rPr/>
-            </w:pPr>
-            <w:r>
-              <w:rPr>
-                <w:b w:val="0"/>
-                <w:bCs w:val="0"/>
-                <w:sz w:val="19"/>
-                <w:szCs w:val="19"/>
-                <w:rtl w:val="0"/>
-              </w:rPr>
-              <w:t xml:space="preserve">https://github.com/vler0ux/p14-agent-de-triage</w:t>
-            </w:r>
-            <w:r>
-              <w:rPr>
-                <w:rtl w:val="0"/>
-              </w:rPr>
-            </w:r>
-          </w:p>
-        </w:tc>
-      </w:tr>
-      <w:tr>
-        <w:trPr>
-          <w:cantSplit w:val="1"/>
-          <w:tblHeader w:val="0"/>
-        </w:trPr>
-        <w:tc>
-          <w:tcPr>
-            <w:tcBorders>
-              <w:top w:color="bfc9d1" w:space="0" w:sz="4" w:val="single"/>
-              <w:left w:color="bfc9d1" w:space="0" w:sz="4" w:val="single"/>
-              <w:bottom w:color="bfc9d1" w:space="0" w:sz="4" w:val="single"/>
-              <w:right w:color="bfc9d1" w:space="0" w:sz="4" w:val="single"/>
-            </w:tcBorders>
-            <w:tcMar>
-              <w:top w:w="60.0" w:type="dxa"/>
-              <w:left w:w="100.0" w:type="dxa"/>
-              <w:bottom w:w="60.0" w:type="dxa"/>
-              <w:right w:w="100.0" w:type="dxa"/>
-            </w:tcMar>
-          </w:tcPr>
-          <w:p>
-            <w:pPr>
-              <w:rPr/>
-            </w:pPr>
-            <w:r>
-              <w:rPr>
-                <w:b w:val="0"/>
-                <w:bCs w:val="0"/>
-                <w:sz w:val="19"/>
-                <w:szCs w:val="19"/>
-                <w:rtl w:val="0"/>
-              </w:rPr>
-              <w:t xml:space="preserve">Démonstration (Hugging Face Space)</w:t>
-            </w:r>
-            <w:r>
-              <w:rPr>
-                <w:rtl w:val="0"/>
-              </w:rPr>
-            </w:r>
-          </w:p>
-        </w:tc>
-        <w:tc>
-          <w:tcPr>
-            <w:tcBorders>
-              <w:top w:color="bfc9d1" w:space="0" w:sz="4" w:val="single"/>
-              <w:left w:color="bfc9d1" w:space="0" w:sz="4" w:val="single"/>
-              <w:bottom w:color="bfc9d1" w:space="0" w:sz="4" w:val="single"/>
-              <w:right w:color="bfc9d1" w:space="0" w:sz="4" w:val="single"/>
-            </w:tcBorders>
-            <w:tcMar>
-              <w:top w:w="60.0" w:type="dxa"/>
-              <w:left w:w="100.0" w:type="dxa"/>
-              <w:bottom w:w="60.0" w:type="dxa"/>
-              <w:right w:w="100.0" w:type="dxa"/>
-            </w:tcMar>
-          </w:tcPr>
-          <w:p>
-            <w:pPr>
-              <w:rPr/>
-            </w:pPr>
-            <w:r>
-              <w:rPr>
-                <w:b w:val="0"/>
-                <w:bCs w:val="0"/>
-                <w:sz w:val="19"/>
-                <w:szCs w:val="19"/>
-                <w:rtl w:val="0"/>
-              </w:rPr>
-              <w:t xml:space="preserve">https://huggingface.co/spaces/vler0ux/triage-chsa-demo</w:t>
-            </w:r>
-            <w:r>
-              <w:rPr>
-                <w:rtl w:val="0"/>
-              </w:rPr>
-            </w:r>
-          </w:p>
-        </w:tc>
-      </w:tr>
-      <w:tr>
-        <w:trPr>
-          <w:cantSplit w:val="1"/>
-          <w:tblHeader w:val="0"/>
-        </w:trPr>
-        <w:tc>
-          <w:tcPr>
-            <w:tcBorders>
-              <w:top w:color="bfc9d1" w:space="0" w:sz="4" w:val="single"/>
-              <w:left w:color="bfc9d1" w:space="0" w:sz="4" w:val="single"/>
-              <w:bottom w:color="bfc9d1" w:space="0" w:sz="4" w:val="single"/>
-              <w:right w:color="bfc9d1" w:space="0" w:sz="4" w:val="single"/>
-            </w:tcBorders>
-            <w:tcMar>
-              <w:top w:w="60.0" w:type="dxa"/>
-              <w:left w:w="100.0" w:type="dxa"/>
-              <w:bottom w:w="60.0" w:type="dxa"/>
-              <w:right w:w="100.0" w:type="dxa"/>
-            </w:tcMar>
-          </w:tcPr>
-          <w:p>
-            <w:pPr>
-              <w:rPr/>
-            </w:pPr>
-            <w:r>
-              <w:rPr>
-                <w:b w:val="0"/>
-                <w:bCs w:val="0"/>
-                <w:sz w:val="19"/>
-                <w:szCs w:val="19"/>
-                <w:rtl w:val="0"/>
-              </w:rPr>
-              <w:t xml:space="preserve">Poids de l'hôtesse (adaptateur LoRA SFT v4)</w:t>
-            </w:r>
-            <w:r>
-              <w:rPr>
-                <w:rtl w:val="0"/>
-              </w:rPr>
-            </w:r>
-          </w:p>
-        </w:tc>
-        <w:tc>
-          <w:tcPr>
-            <w:tcBorders>
-              <w:top w:color="bfc9d1" w:space="0" w:sz="4" w:val="single"/>
-              <w:left w:color="bfc9d1" w:space="0" w:sz="4" w:val="single"/>
-              <w:bottom w:color="bfc9d1" w:space="0" w:sz="4" w:val="single"/>
-              <w:right w:color="bfc9d1" w:space="0" w:sz="4" w:val="single"/>
-            </w:tcBorders>
-            <w:tcMar>
-              <w:top w:w="60.0" w:type="dxa"/>
-              <w:left w:w="100.0" w:type="dxa"/>
-              <w:bottom w:w="60.0" w:type="dxa"/>
-              <w:right w:w="100.0" w:type="dxa"/>
-            </w:tcMar>
-          </w:tcPr>
-          <w:p>
-            <w:pPr>
-              <w:rPr/>
-            </w:pPr>
-            <w:r>
-              <w:rPr>
-                <w:b w:val="0"/>
-                <w:bCs w:val="0"/>
-                <w:sz w:val="19"/>
-                <w:szCs w:val="19"/>
-                <w:rtl w:val="0"/>
-              </w:rPr>
-              <w:t xml:space="preserve">https://huggingface.co/vler0ux/qwen3-1.7b-triage-chsa-hotesse</w:t>
-            </w:r>
-            <w:r>
-              <w:rPr>
-                <w:rtl w:val="0"/>
-              </w:rPr>
-            </w:r>
-          </w:p>
-        </w:tc>
-      </w:tr>
-      <w:tr>
-        <w:trPr>
-          <w:cantSplit w:val="1"/>
-          <w:tblHeader w:val="0"/>
-        </w:trPr>
-        <w:tc>
-          <w:tcPr>
-            <w:tcBorders>
-              <w:top w:color="bfc9d1" w:space="0" w:sz="4" w:val="single"/>
-              <w:left w:color="bfc9d1" w:space="0" w:sz="4" w:val="single"/>
-              <w:bottom w:color="bfc9d1" w:space="0" w:sz="4" w:val="single"/>
-              <w:right w:color="bfc9d1" w:space="0" w:sz="4" w:val="single"/>
-            </w:tcBorders>
-            <w:tcMar>
-              <w:top w:w="60.0" w:type="dxa"/>
-              <w:left w:w="100.0" w:type="dxa"/>
-              <w:bottom w:w="60.0" w:type="dxa"/>
-              <w:right w:w="100.0" w:type="dxa"/>
-            </w:tcMar>
-          </w:tcPr>
-          <w:p>
-            <w:pPr>
-              <w:rPr/>
-            </w:pPr>
-            <w:r>
-              <w:rPr>
-                <w:b w:val="0"/>
-                <w:bCs w:val="0"/>
-                <w:sz w:val="19"/>
-                <w:szCs w:val="19"/>
-                <w:rtl w:val="0"/>
-              </w:rPr>
-              <w:t xml:space="preserve">Poids du décideur</w:t>
-            </w:r>
-            <w:r>
-              <w:rPr>
-                <w:rtl w:val="0"/>
-              </w:rPr>
-            </w:r>
-          </w:p>
-        </w:tc>
-        <w:tc>
-          <w:tcPr>
-            <w:tcBorders>
-              <w:top w:color="bfc9d1" w:space="0" w:sz="4" w:val="single"/>
-              <w:left w:color="bfc9d1" w:space="0" w:sz="4" w:val="single"/>
-              <w:bottom w:color="bfc9d1" w:space="0" w:sz="4" w:val="single"/>
-              <w:right w:color="bfc9d1" w:space="0" w:sz="4" w:val="single"/>
-            </w:tcBorders>
-            <w:tcMar>
-              <w:top w:w="60.0" w:type="dxa"/>
-              <w:left w:w="100.0" w:type="dxa"/>
-              <w:bottom w:w="60.0" w:type="dxa"/>
-              <w:right w:w="100.0" w:type="dxa"/>
-            </w:tcMar>
-          </w:tcPr>
-          <w:p>
-            <w:pPr>
-              <w:rPr/>
-            </w:pPr>
-            <w:r>
-              <w:rPr>
-                <w:b w:val="0"/>
-                <w:bCs w:val="0"/>
-                <w:sz w:val="19"/>
-                <w:szCs w:val="19"/>
-                <w:rtl w:val="0"/>
-              </w:rPr>
-              <w:t xml:space="preserve">https://huggingface.co/vler0ux/moderncamembert-bio-triage-chsa-decideur</w:t>
-            </w:r>
-            <w:r>
-              <w:rPr>
-                <w:rtl w:val="0"/>
-              </w:rPr>
-            </w:r>
-          </w:p>
-        </w:tc>
-      </w:tr>
-    </w:tbl>
-    <w:p>
-      <w:pPr>
-        <w:pStyle w:val="Heading2"/>
-        <w:rPr/>
-      </w:pPr>
-      <w:r>
-        <w:rPr>
-          <w:rtl w:val="0"/>
-        </w:rPr>
-        <w:t xml:space="preserve">Annexe B — Hyperparamètres</w:t>
       </w:r>
     </w:p>
     <w:tbl>
@@ -11413,7 +11773,7 @@
                 <w:szCs w:val="19"/>
                 <w:rtl w:val="0"/>
               </w:rPr>
-              <w:t xml:space="preserve">Paramètre</w:t>
+              <w:t xml:space="preserve">Élément</w:t>
             </w:r>
             <w:r>
               <w:rPr>
@@ -11450,7 +11810,7 @@
                 <w:szCs w:val="19"/>
                 <w:rtl w:val="0"/>
               </w:rPr>
-              <w:t xml:space="preserve">Valeur</w:t>
+              <w:t xml:space="preserve">Adresse</w:t>
             </w:r>
             <w:r>
               <w:rPr>
@@ -11492,43 +11852,43 @@
                 <w:szCs w:val="19"/>
                 <w:rtl w:val="0"/>
               </w:rPr>
-              <w:t xml:space="preserve">Couches adaptées par LoRA</w:t>
-            </w:r>
-            <w:r>
-              <w:rPr>
-                <w:rtl w:val="0"/>
-              </w:rPr>
-            </w:r>
-          </w:p>
-        </w:tc>
-        <w:tc>
-          <w:tcPr>
-            <w:tcBorders>
-              <w:top w:color="bfc9d1" w:space="0" w:sz="4" w:val="single"/>
-              <w:left w:color="bfc9d1" w:space="0" w:sz="4" w:val="single"/>
-              <w:bottom w:color="bfc9d1" w:space="0" w:sz="4" w:val="single"/>
-              <w:right w:color="bfc9d1" w:space="0" w:sz="4" w:val="single"/>
-            </w:tcBorders>
-            <w:tcMar>
-              <w:top w:w="60.0" w:type="dxa"/>
-              <w:left w:w="100.0" w:type="dxa"/>
-              <w:bottom w:w="60.0" w:type="dxa"/>
-              <w:right w:w="100.0" w:type="dxa"/>
-            </w:tcMar>
-          </w:tcPr>
-          <w:p>
-            <w:pPr>
-              <w:rPr/>
-            </w:pPr>
-            <w:r>
-              <w:rPr>
-                <w:b w:val="0"/>
-                <w:bCs w:val="0"/>
-                <w:sz w:val="19"/>
-                <w:szCs w:val="19"/>
-                <w:rtl w:val="0"/>
-              </w:rPr>
-              <w:t xml:space="preserve">Attention (q, k, v, o) et MLP (gate, up, down)</w:t>
+              <w:t xml:space="preserve">Dépôt du code</w:t>
+            </w:r>
+            <w:r>
+              <w:rPr>
+                <w:rtl w:val="0"/>
+              </w:rPr>
+            </w:r>
+          </w:p>
+        </w:tc>
+        <w:tc>
+          <w:tcPr>
+            <w:tcBorders>
+              <w:top w:color="bfc9d1" w:space="0" w:sz="4" w:val="single"/>
+              <w:left w:color="bfc9d1" w:space="0" w:sz="4" w:val="single"/>
+              <w:bottom w:color="bfc9d1" w:space="0" w:sz="4" w:val="single"/>
+              <w:right w:color="bfc9d1" w:space="0" w:sz="4" w:val="single"/>
+            </w:tcBorders>
+            <w:tcMar>
+              <w:top w:w="60.0" w:type="dxa"/>
+              <w:left w:w="100.0" w:type="dxa"/>
+              <w:bottom w:w="60.0" w:type="dxa"/>
+              <w:right w:w="100.0" w:type="dxa"/>
+            </w:tcMar>
+          </w:tcPr>
+          <w:p>
+            <w:pPr>
+              <w:rPr/>
+            </w:pPr>
+            <w:r>
+              <w:rPr>
+                <w:b w:val="0"/>
+                <w:bCs w:val="0"/>
+                <w:sz w:val="19"/>
+                <w:szCs w:val="19"/>
+                <w:rtl w:val="0"/>
+              </w:rPr>
+              <w:t xml:space="preserve">https://github.com/vler0ux/p14-agent-de-triage</w:t>
             </w:r>
             <w:r>
               <w:rPr>
@@ -11570,43 +11930,43 @@
                 <w:szCs w:val="19"/>
                 <w:rtl w:val="0"/>
               </w:rPr>
-              <w:t xml:space="preserve">Rang, alpha, dropout</w:t>
-            </w:r>
-            <w:r>
-              <w:rPr>
-                <w:rtl w:val="0"/>
-              </w:rPr>
-            </w:r>
-          </w:p>
-        </w:tc>
-        <w:tc>
-          <w:tcPr>
-            <w:tcBorders>
-              <w:top w:color="bfc9d1" w:space="0" w:sz="4" w:val="single"/>
-              <w:left w:color="bfc9d1" w:space="0" w:sz="4" w:val="single"/>
-              <w:bottom w:color="bfc9d1" w:space="0" w:sz="4" w:val="single"/>
-              <w:right w:color="bfc9d1" w:space="0" w:sz="4" w:val="single"/>
-            </w:tcBorders>
-            <w:tcMar>
-              <w:top w:w="60.0" w:type="dxa"/>
-              <w:left w:w="100.0" w:type="dxa"/>
-              <w:bottom w:w="60.0" w:type="dxa"/>
-              <w:right w:w="100.0" w:type="dxa"/>
-            </w:tcMar>
-          </w:tcPr>
-          <w:p>
-            <w:pPr>
-              <w:rPr/>
-            </w:pPr>
-            <w:r>
-              <w:rPr>
-                <w:b w:val="0"/>
-                <w:bCs w:val="0"/>
-                <w:sz w:val="19"/>
-                <w:szCs w:val="19"/>
-                <w:rtl w:val="0"/>
-              </w:rPr>
-              <w:t xml:space="preserve">16, 32, 0,05</w:t>
+              <w:t xml:space="preserve">Démonstration (Hugging Face Space)</w:t>
+            </w:r>
+            <w:r>
+              <w:rPr>
+                <w:rtl w:val="0"/>
+              </w:rPr>
+            </w:r>
+          </w:p>
+        </w:tc>
+        <w:tc>
+          <w:tcPr>
+            <w:tcBorders>
+              <w:top w:color="bfc9d1" w:space="0" w:sz="4" w:val="single"/>
+              <w:left w:color="bfc9d1" w:space="0" w:sz="4" w:val="single"/>
+              <w:bottom w:color="bfc9d1" w:space="0" w:sz="4" w:val="single"/>
+              <w:right w:color="bfc9d1" w:space="0" w:sz="4" w:val="single"/>
+            </w:tcBorders>
+            <w:tcMar>
+              <w:top w:w="60.0" w:type="dxa"/>
+              <w:left w:w="100.0" w:type="dxa"/>
+              <w:bottom w:w="60.0" w:type="dxa"/>
+              <w:right w:w="100.0" w:type="dxa"/>
+            </w:tcMar>
+          </w:tcPr>
+          <w:p>
+            <w:pPr>
+              <w:rPr/>
+            </w:pPr>
+            <w:r>
+              <w:rPr>
+                <w:b w:val="0"/>
+                <w:bCs w:val="0"/>
+                <w:sz w:val="19"/>
+                <w:szCs w:val="19"/>
+                <w:rtl w:val="0"/>
+              </w:rPr>
+              <w:t xml:space="preserve">https://huggingface.co/spaces/vler0ux/triage-chsa-demo</w:t>
             </w:r>
             <w:r>
               <w:rPr>
@@ -11648,43 +12008,43 @@
                 <w:szCs w:val="19"/>
                 <w:rtl w:val="0"/>
               </w:rPr>
-              <w:t xml:space="preserve">Tokens entraînables en plus</w:t>
-            </w:r>
-            <w:r>
-              <w:rPr>
-                <w:rtl w:val="0"/>
-              </w:rPr>
-            </w:r>
-          </w:p>
-        </w:tc>
-        <w:tc>
-          <w:tcPr>
-            <w:tcBorders>
-              <w:top w:color="bfc9d1" w:space="0" w:sz="4" w:val="single"/>
-              <w:left w:color="bfc9d1" w:space="0" w:sz="4" w:val="single"/>
-              <w:bottom w:color="bfc9d1" w:space="0" w:sz="4" w:val="single"/>
-              <w:right w:color="bfc9d1" w:space="0" w:sz="4" w:val="single"/>
-            </w:tcBorders>
-            <w:tcMar>
-              <w:top w:w="60.0" w:type="dxa"/>
-              <w:left w:w="100.0" w:type="dxa"/>
-              <w:bottom w:w="60.0" w:type="dxa"/>
-              <w:right w:w="100.0" w:type="dxa"/>
-            </w:tcMar>
-          </w:tcPr>
-          <w:p>
-            <w:pPr>
-              <w:rPr/>
-            </w:pPr>
-            <w:r>
-              <w:rPr>
-                <w:b w:val="0"/>
-                <w:bCs w:val="0"/>
-                <w:sz w:val="19"/>
-                <w:szCs w:val="19"/>
-                <w:rtl w:val="0"/>
-              </w:rPr>
-              <w:t xml:space="preserve">&lt;|im_start|&gt; et &lt;|im_end|&gt; (marqueurs de tour de parole)</w:t>
+              <w:t xml:space="preserve">Poids de l'hôtesse (adaptateur LoRA SFT v4)</w:t>
+            </w:r>
+            <w:r>
+              <w:rPr>
+                <w:rtl w:val="0"/>
+              </w:rPr>
+            </w:r>
+          </w:p>
+        </w:tc>
+        <w:tc>
+          <w:tcPr>
+            <w:tcBorders>
+              <w:top w:color="bfc9d1" w:space="0" w:sz="4" w:val="single"/>
+              <w:left w:color="bfc9d1" w:space="0" w:sz="4" w:val="single"/>
+              <w:bottom w:color="bfc9d1" w:space="0" w:sz="4" w:val="single"/>
+              <w:right w:color="bfc9d1" w:space="0" w:sz="4" w:val="single"/>
+            </w:tcBorders>
+            <w:tcMar>
+              <w:top w:w="60.0" w:type="dxa"/>
+              <w:left w:w="100.0" w:type="dxa"/>
+              <w:bottom w:w="60.0" w:type="dxa"/>
+              <w:right w:w="100.0" w:type="dxa"/>
+            </w:tcMar>
+          </w:tcPr>
+          <w:p>
+            <w:pPr>
+              <w:rPr/>
+            </w:pPr>
+            <w:r>
+              <w:rPr>
+                <w:b w:val="0"/>
+                <w:bCs w:val="0"/>
+                <w:sz w:val="19"/>
+                <w:szCs w:val="19"/>
+                <w:rtl w:val="0"/>
+              </w:rPr>
+              <w:t xml:space="preserve">https://huggingface.co/vler0ux/qwen3-1.7b-triage-chsa-hotesse</w:t>
             </w:r>
             <w:r>
               <w:rPr>
@@ -11726,277 +12086,43 @@
                 <w:szCs w:val="19"/>
                 <w:rtl w:val="0"/>
               </w:rPr>
-              <w:t xml:space="preserve">Taux d'apprentissage, époques</w:t>
-            </w:r>
-            <w:r>
-              <w:rPr>
-                <w:rtl w:val="0"/>
-              </w:rPr>
-            </w:r>
-          </w:p>
-        </w:tc>
-        <w:tc>
-          <w:tcPr>
-            <w:tcBorders>
-              <w:top w:color="bfc9d1" w:space="0" w:sz="4" w:val="single"/>
-              <w:left w:color="bfc9d1" w:space="0" w:sz="4" w:val="single"/>
-              <w:bottom w:color="bfc9d1" w:space="0" w:sz="4" w:val="single"/>
-              <w:right w:color="bfc9d1" w:space="0" w:sz="4" w:val="single"/>
-            </w:tcBorders>
-            <w:tcMar>
-              <w:top w:w="60.0" w:type="dxa"/>
-              <w:left w:w="100.0" w:type="dxa"/>
-              <w:bottom w:w="60.0" w:type="dxa"/>
-              <w:right w:w="100.0" w:type="dxa"/>
-            </w:tcMar>
-          </w:tcPr>
-          <w:p>
-            <w:pPr>
-              <w:rPr/>
-            </w:pPr>
-            <w:r>
-              <w:rPr>
-                <w:b w:val="0"/>
-                <w:bCs w:val="0"/>
-                <w:sz w:val="19"/>
-                <w:szCs w:val="19"/>
-                <w:rtl w:val="0"/>
-              </w:rPr>
-              <w:t xml:space="preserve">2 × 10⁻⁴, 3 époques</w:t>
-            </w:r>
-            <w:r>
-              <w:rPr>
-                <w:rtl w:val="0"/>
-              </w:rPr>
-            </w:r>
-          </w:p>
-        </w:tc>
-      </w:tr>
-      <w:tr>
-        <w:trPr>
-          <w:cantSplit w:val="1"/>
-          <w:tblHeader w:val="0"/>
-        </w:trPr>
-        <w:tc>
-          <w:tcPr>
-            <w:tcBorders>
-              <w:top w:color="bfc9d1" w:space="0" w:sz="4" w:val="single"/>
-              <w:left w:color="bfc9d1" w:space="0" w:sz="4" w:val="single"/>
-              <w:bottom w:color="bfc9d1" w:space="0" w:sz="4" w:val="single"/>
-              <w:right w:color="bfc9d1" w:space="0" w:sz="4" w:val="single"/>
-            </w:tcBorders>
-            <w:tcMar>
-              <w:top w:w="60.0" w:type="dxa"/>
-              <w:left w:w="100.0" w:type="dxa"/>
-              <w:bottom w:w="60.0" w:type="dxa"/>
-              <w:right w:w="100.0" w:type="dxa"/>
-            </w:tcMar>
-          </w:tcPr>
-          <w:p>
-            <w:pPr>
-              <w:rPr/>
-            </w:pPr>
-            <w:r>
-              <w:rPr>
-                <w:b w:val="0"/>
-                <w:bCs w:val="0"/>
-                <w:sz w:val="19"/>
-                <w:szCs w:val="19"/>
-                <w:rtl w:val="0"/>
-              </w:rPr>
-              <w:t xml:space="preserve">Batch effectif</w:t>
-            </w:r>
-            <w:r>
-              <w:rPr>
-                <w:rtl w:val="0"/>
-              </w:rPr>
-            </w:r>
-          </w:p>
-        </w:tc>
-        <w:tc>
-          <w:tcPr>
-            <w:tcBorders>
-              <w:top w:color="bfc9d1" w:space="0" w:sz="4" w:val="single"/>
-              <w:left w:color="bfc9d1" w:space="0" w:sz="4" w:val="single"/>
-              <w:bottom w:color="bfc9d1" w:space="0" w:sz="4" w:val="single"/>
-              <w:right w:color="bfc9d1" w:space="0" w:sz="4" w:val="single"/>
-            </w:tcBorders>
-            <w:tcMar>
-              <w:top w:w="60.0" w:type="dxa"/>
-              <w:left w:w="100.0" w:type="dxa"/>
-              <w:bottom w:w="60.0" w:type="dxa"/>
-              <w:right w:w="100.0" w:type="dxa"/>
-            </w:tcMar>
-          </w:tcPr>
-          <w:p>
-            <w:pPr>
-              <w:rPr/>
-            </w:pPr>
-            <w:r>
-              <w:rPr>
-                <w:b w:val="0"/>
-                <w:bCs w:val="0"/>
-                <w:sz w:val="19"/>
-                <w:szCs w:val="19"/>
-                <w:rtl w:val="0"/>
-              </w:rPr>
-              <w:t xml:space="preserve">16 (2 exemples × 8 pas d'accumulation)</w:t>
-            </w:r>
-            <w:r>
-              <w:rPr>
-                <w:rtl w:val="0"/>
-              </w:rPr>
-            </w:r>
-          </w:p>
-        </w:tc>
-      </w:tr>
-      <w:tr>
-        <w:trPr>
-          <w:cantSplit w:val="1"/>
-          <w:tblHeader w:val="0"/>
-        </w:trPr>
-        <w:tc>
-          <w:tcPr>
-            <w:tcBorders>
-              <w:top w:color="bfc9d1" w:space="0" w:sz="4" w:val="single"/>
-              <w:left w:color="bfc9d1" w:space="0" w:sz="4" w:val="single"/>
-              <w:bottom w:color="bfc9d1" w:space="0" w:sz="4" w:val="single"/>
-              <w:right w:color="bfc9d1" w:space="0" w:sz="4" w:val="single"/>
-            </w:tcBorders>
-            <w:tcMar>
-              <w:top w:w="60.0" w:type="dxa"/>
-              <w:left w:w="100.0" w:type="dxa"/>
-              <w:bottom w:w="60.0" w:type="dxa"/>
-              <w:right w:w="100.0" w:type="dxa"/>
-            </w:tcMar>
-          </w:tcPr>
-          <w:p>
-            <w:pPr>
-              <w:rPr/>
-            </w:pPr>
-            <w:r>
-              <w:rPr>
-                <w:b w:val="0"/>
-                <w:bCs w:val="0"/>
-                <w:sz w:val="19"/>
-                <w:szCs w:val="19"/>
-                <w:rtl w:val="0"/>
-              </w:rPr>
-              <w:t xml:space="preserve">Longueur maximale, graine</w:t>
-            </w:r>
-            <w:r>
-              <w:rPr>
-                <w:rtl w:val="0"/>
-              </w:rPr>
-            </w:r>
-          </w:p>
-        </w:tc>
-        <w:tc>
-          <w:tcPr>
-            <w:tcBorders>
-              <w:top w:color="bfc9d1" w:space="0" w:sz="4" w:val="single"/>
-              <w:left w:color="bfc9d1" w:space="0" w:sz="4" w:val="single"/>
-              <w:bottom w:color="bfc9d1" w:space="0" w:sz="4" w:val="single"/>
-              <w:right w:color="bfc9d1" w:space="0" w:sz="4" w:val="single"/>
-            </w:tcBorders>
-            <w:tcMar>
-              <w:top w:w="60.0" w:type="dxa"/>
-              <w:left w:w="100.0" w:type="dxa"/>
-              <w:bottom w:w="60.0" w:type="dxa"/>
-              <w:right w:w="100.0" w:type="dxa"/>
-            </w:tcMar>
-          </w:tcPr>
-          <w:p>
-            <w:pPr>
-              <w:rPr/>
-            </w:pPr>
-            <w:r>
-              <w:rPr>
-                <w:b w:val="0"/>
-                <w:bCs w:val="0"/>
-                <w:sz w:val="19"/>
-                <w:szCs w:val="19"/>
-                <w:rtl w:val="0"/>
-              </w:rPr>
-              <w:t xml:space="preserve">2 048 tokens, 42</w:t>
-            </w:r>
-            <w:r>
-              <w:rPr>
-                <w:rtl w:val="0"/>
-              </w:rPr>
-            </w:r>
-          </w:p>
-        </w:tc>
-      </w:tr>
-      <w:tr>
-        <w:trPr>
-          <w:cantSplit w:val="1"/>
-          <w:tblHeader w:val="0"/>
-        </w:trPr>
-        <w:tc>
-          <w:tcPr>
-            <w:tcBorders>
-              <w:top w:color="bfc9d1" w:space="0" w:sz="4" w:val="single"/>
-              <w:left w:color="bfc9d1" w:space="0" w:sz="4" w:val="single"/>
-              <w:bottom w:color="bfc9d1" w:space="0" w:sz="4" w:val="single"/>
-              <w:right w:color="bfc9d1" w:space="0" w:sz="4" w:val="single"/>
-            </w:tcBorders>
-            <w:tcMar>
-              <w:top w:w="60.0" w:type="dxa"/>
-              <w:left w:w="100.0" w:type="dxa"/>
-              <w:bottom w:w="60.0" w:type="dxa"/>
-              <w:right w:w="100.0" w:type="dxa"/>
-            </w:tcMar>
-          </w:tcPr>
-          <w:p>
-            <w:pPr>
-              <w:rPr/>
-            </w:pPr>
-            <w:r>
-              <w:rPr>
-                <w:b w:val="0"/>
-                <w:bCs w:val="0"/>
-                <w:sz w:val="19"/>
-                <w:szCs w:val="19"/>
-                <w:rtl w:val="0"/>
-              </w:rPr>
-              <w:t xml:space="preserve">Matériel</w:t>
-            </w:r>
-            <w:r>
-              <w:rPr>
-                <w:rtl w:val="0"/>
-              </w:rPr>
-            </w:r>
-          </w:p>
-        </w:tc>
-        <w:tc>
-          <w:tcPr>
-            <w:tcBorders>
-              <w:top w:color="bfc9d1" w:space="0" w:sz="4" w:val="single"/>
-              <w:left w:color="bfc9d1" w:space="0" w:sz="4" w:val="single"/>
-              <w:bottom w:color="bfc9d1" w:space="0" w:sz="4" w:val="single"/>
-              <w:right w:color="bfc9d1" w:space="0" w:sz="4" w:val="single"/>
-            </w:tcBorders>
-            <w:tcMar>
-              <w:top w:w="60.0" w:type="dxa"/>
-              <w:left w:w="100.0" w:type="dxa"/>
-              <w:bottom w:w="60.0" w:type="dxa"/>
-              <w:right w:w="100.0" w:type="dxa"/>
-            </w:tcMar>
-          </w:tcPr>
-          <w:p>
-            <w:pPr>
-              <w:rPr/>
-            </w:pPr>
-            <w:r>
-              <w:rPr>
-                <w:b w:val="0"/>
-                <w:bCs w:val="0"/>
-                <w:sz w:val="19"/>
-                <w:szCs w:val="19"/>
-                <w:rtl w:val="0"/>
-              </w:rPr>
-              <w:t xml:space="preserve">Kaggle, GPU T4, précision fp16 ; 29 minutes</w:t>
+              <w:t xml:space="preserve">Poids du décideur</w:t>
+            </w:r>
+            <w:r>
+              <w:rPr>
+                <w:rtl w:val="0"/>
+              </w:rPr>
+            </w:r>
+          </w:p>
+        </w:tc>
+        <w:tc>
+          <w:tcPr>
+            <w:tcBorders>
+              <w:top w:color="bfc9d1" w:space="0" w:sz="4" w:val="single"/>
+              <w:left w:color="bfc9d1" w:space="0" w:sz="4" w:val="single"/>
+              <w:bottom w:color="bfc9d1" w:space="0" w:sz="4" w:val="single"/>
+              <w:right w:color="bfc9d1" w:space="0" w:sz="4" w:val="single"/>
+            </w:tcBorders>
+            <w:tcMar>
+              <w:top w:w="60.0" w:type="dxa"/>
+              <w:left w:w="100.0" w:type="dxa"/>
+              <w:bottom w:w="60.0" w:type="dxa"/>
+              <w:right w:w="100.0" w:type="dxa"/>
+            </w:tcMar>
+          </w:tcPr>
+          <w:p>
+            <w:pPr>
+              <w:rPr/>
+            </w:pPr>
+            <w:r>
+              <w:rPr>
+                <w:b w:val="0"/>
+                <w:bCs w:val="0"/>
+                <w:sz w:val="19"/>
+                <w:szCs w:val="19"/>
+                <w:rtl w:val="0"/>
+              </w:rPr>
+              <w:t xml:space="preserve">https://huggingface.co/vler0ux/moderncamembert-bio-triage-chsa-decideur</w:t>
             </w:r>
             <w:r>
               <w:rPr>
@@ -12009,25 +12135,14 @@
     </w:tbl>
     <w:p>
       <w:pPr>
-        <w:spacing w:after="200" w:lineRule="auto"/>
-        <w:jc w:val="center"/>
+        <w:pStyle w:val="Heading2"/>
         <w:rPr/>
       </w:pPr>
       <w:r>
         <w:rPr>
-          <w:i w:val="1"/>
-          <w:iCs w:val="1"/>
-          <w:color w:val="555555"/>
-          <w:sz w:val="18"/>
-          <w:szCs w:val="18"/>
-          <w:rtl w:val="0"/>
-        </w:rPr>
-        <w:t xml:space="preserve">Tableau B1 — SFT de l'hôtesse (version v4)</w:t>
-      </w:r>
-      <w:r>
-        <w:rPr>
-          <w:rtl w:val="0"/>
-        </w:rPr>
+          <w:rtl w:val="0"/>
+        </w:rPr>
+        <w:t xml:space="preserve">Annexe B — Hyperparamètres</w:t>
       </w:r>
     </w:p>
     <w:tbl>
@@ -12168,43 +12283,43 @@
                 <w:szCs w:val="19"/>
                 <w:rtl w:val="0"/>
               </w:rPr>
-              <w:t xml:space="preserve">Modèle de base</w:t>
-            </w:r>
-            <w:r>
-              <w:rPr>
-                <w:rtl w:val="0"/>
-              </w:rPr>
-            </w:r>
-          </w:p>
-        </w:tc>
-        <w:tc>
-          <w:tcPr>
-            <w:tcBorders>
-              <w:top w:color="bfc9d1" w:space="0" w:sz="4" w:val="single"/>
-              <w:left w:color="bfc9d1" w:space="0" w:sz="4" w:val="single"/>
-              <w:bottom w:color="bfc9d1" w:space="0" w:sz="4" w:val="single"/>
-              <w:right w:color="bfc9d1" w:space="0" w:sz="4" w:val="single"/>
-            </w:tcBorders>
-            <w:tcMar>
-              <w:top w:w="60.0" w:type="dxa"/>
-              <w:left w:w="100.0" w:type="dxa"/>
-              <w:bottom w:w="60.0" w:type="dxa"/>
-              <w:right w:w="100.0" w:type="dxa"/>
-            </w:tcMar>
-          </w:tcPr>
-          <w:p>
-            <w:pPr>
-              <w:rPr/>
-            </w:pPr>
-            <w:r>
-              <w:rPr>
-                <w:b w:val="0"/>
-                <w:bCs w:val="0"/>
-                <w:sz w:val="19"/>
-                <w:szCs w:val="19"/>
-                <w:rtl w:val="0"/>
-              </w:rPr>
-              <w:t xml:space="preserve">almanach/ModernCamemBERT-bio-v2-base (150 M de paramètres)</w:t>
+              <w:t xml:space="preserve">Couches adaptées par LoRA</w:t>
+            </w:r>
+            <w:r>
+              <w:rPr>
+                <w:rtl w:val="0"/>
+              </w:rPr>
+            </w:r>
+          </w:p>
+        </w:tc>
+        <w:tc>
+          <w:tcPr>
+            <w:tcBorders>
+              <w:top w:color="bfc9d1" w:space="0" w:sz="4" w:val="single"/>
+              <w:left w:color="bfc9d1" w:space="0" w:sz="4" w:val="single"/>
+              <w:bottom w:color="bfc9d1" w:space="0" w:sz="4" w:val="single"/>
+              <w:right w:color="bfc9d1" w:space="0" w:sz="4" w:val="single"/>
+            </w:tcBorders>
+            <w:tcMar>
+              <w:top w:w="60.0" w:type="dxa"/>
+              <w:left w:w="100.0" w:type="dxa"/>
+              <w:bottom w:w="60.0" w:type="dxa"/>
+              <w:right w:w="100.0" w:type="dxa"/>
+            </w:tcMar>
+          </w:tcPr>
+          <w:p>
+            <w:pPr>
+              <w:rPr/>
+            </w:pPr>
+            <w:r>
+              <w:rPr>
+                <w:b w:val="0"/>
+                <w:bCs w:val="0"/>
+                <w:sz w:val="19"/>
+                <w:szCs w:val="19"/>
+                <w:rtl w:val="0"/>
+              </w:rPr>
+              <w:t xml:space="preserve">Attention (q, k, v, o) et MLP (gate, up, down)</w:t>
             </w:r>
             <w:r>
               <w:rPr>
@@ -12246,43 +12361,43 @@
                 <w:szCs w:val="19"/>
                 <w:rtl w:val="0"/>
               </w:rPr>
-              <w:t xml:space="preserve">Taux d'apprentissage, époques, lot</w:t>
-            </w:r>
-            <w:r>
-              <w:rPr>
-                <w:rtl w:val="0"/>
-              </w:rPr>
-            </w:r>
-          </w:p>
-        </w:tc>
-        <w:tc>
-          <w:tcPr>
-            <w:tcBorders>
-              <w:top w:color="bfc9d1" w:space="0" w:sz="4" w:val="single"/>
-              <w:left w:color="bfc9d1" w:space="0" w:sz="4" w:val="single"/>
-              <w:bottom w:color="bfc9d1" w:space="0" w:sz="4" w:val="single"/>
-              <w:right w:color="bfc9d1" w:space="0" w:sz="4" w:val="single"/>
-            </w:tcBorders>
-            <w:tcMar>
-              <w:top w:w="60.0" w:type="dxa"/>
-              <w:left w:w="100.0" w:type="dxa"/>
-              <w:bottom w:w="60.0" w:type="dxa"/>
-              <w:right w:w="100.0" w:type="dxa"/>
-            </w:tcMar>
-          </w:tcPr>
-          <w:p>
-            <w:pPr>
-              <w:rPr/>
-            </w:pPr>
-            <w:r>
-              <w:rPr>
-                <w:b w:val="0"/>
-                <w:bCs w:val="0"/>
-                <w:sz w:val="19"/>
-                <w:szCs w:val="19"/>
-                <w:rtl w:val="0"/>
-              </w:rPr>
-              <w:t xml:space="preserve">5 × 10⁻⁵, 4 époques, 16 exemples</w:t>
+              <w:t xml:space="preserve">Rang, alpha, dropout</w:t>
+            </w:r>
+            <w:r>
+              <w:rPr>
+                <w:rtl w:val="0"/>
+              </w:rPr>
+            </w:r>
+          </w:p>
+        </w:tc>
+        <w:tc>
+          <w:tcPr>
+            <w:tcBorders>
+              <w:top w:color="bfc9d1" w:space="0" w:sz="4" w:val="single"/>
+              <w:left w:color="bfc9d1" w:space="0" w:sz="4" w:val="single"/>
+              <w:bottom w:color="bfc9d1" w:space="0" w:sz="4" w:val="single"/>
+              <w:right w:color="bfc9d1" w:space="0" w:sz="4" w:val="single"/>
+            </w:tcBorders>
+            <w:tcMar>
+              <w:top w:w="60.0" w:type="dxa"/>
+              <w:left w:w="100.0" w:type="dxa"/>
+              <w:bottom w:w="60.0" w:type="dxa"/>
+              <w:right w:w="100.0" w:type="dxa"/>
+            </w:tcMar>
+          </w:tcPr>
+          <w:p>
+            <w:pPr>
+              <w:rPr/>
+            </w:pPr>
+            <w:r>
+              <w:rPr>
+                <w:b w:val="0"/>
+                <w:bCs w:val="0"/>
+                <w:sz w:val="19"/>
+                <w:szCs w:val="19"/>
+                <w:rtl w:val="0"/>
+              </w:rPr>
+              <w:t xml:space="preserve">16, 32, 0,05</w:t>
             </w:r>
             <w:r>
               <w:rPr>
@@ -12324,43 +12439,43 @@
                 <w:szCs w:val="19"/>
                 <w:rtl w:val="0"/>
               </w:rPr>
-              <w:t xml:space="preserve">Préchauffage, décroissance des poids</w:t>
-            </w:r>
-            <w:r>
-              <w:rPr>
-                <w:rtl w:val="0"/>
-              </w:rPr>
-            </w:r>
-          </w:p>
-        </w:tc>
-        <w:tc>
-          <w:tcPr>
-            <w:tcBorders>
-              <w:top w:color="bfc9d1" w:space="0" w:sz="4" w:val="single"/>
-              <w:left w:color="bfc9d1" w:space="0" w:sz="4" w:val="single"/>
-              <w:bottom w:color="bfc9d1" w:space="0" w:sz="4" w:val="single"/>
-              <w:right w:color="bfc9d1" w:space="0" w:sz="4" w:val="single"/>
-            </w:tcBorders>
-            <w:tcMar>
-              <w:top w:w="60.0" w:type="dxa"/>
-              <w:left w:w="100.0" w:type="dxa"/>
-              <w:bottom w:w="60.0" w:type="dxa"/>
-              <w:right w:w="100.0" w:type="dxa"/>
-            </w:tcMar>
-          </w:tcPr>
-          <w:p>
-            <w:pPr>
-              <w:rPr/>
-            </w:pPr>
-            <w:r>
-              <w:rPr>
-                <w:b w:val="0"/>
-                <w:bCs w:val="0"/>
-                <w:sz w:val="19"/>
-                <w:szCs w:val="19"/>
-                <w:rtl w:val="0"/>
-              </w:rPr>
-              <w:t xml:space="preserve">10 % des pas, 0,01</w:t>
+              <w:t xml:space="preserve">Tokens entraînables en plus</w:t>
+            </w:r>
+            <w:r>
+              <w:rPr>
+                <w:rtl w:val="0"/>
+              </w:rPr>
+            </w:r>
+          </w:p>
+        </w:tc>
+        <w:tc>
+          <w:tcPr>
+            <w:tcBorders>
+              <w:top w:color="bfc9d1" w:space="0" w:sz="4" w:val="single"/>
+              <w:left w:color="bfc9d1" w:space="0" w:sz="4" w:val="single"/>
+              <w:bottom w:color="bfc9d1" w:space="0" w:sz="4" w:val="single"/>
+              <w:right w:color="bfc9d1" w:space="0" w:sz="4" w:val="single"/>
+            </w:tcBorders>
+            <w:tcMar>
+              <w:top w:w="60.0" w:type="dxa"/>
+              <w:left w:w="100.0" w:type="dxa"/>
+              <w:bottom w:w="60.0" w:type="dxa"/>
+              <w:right w:w="100.0" w:type="dxa"/>
+            </w:tcMar>
+          </w:tcPr>
+          <w:p>
+            <w:pPr>
+              <w:rPr/>
+            </w:pPr>
+            <w:r>
+              <w:rPr>
+                <w:b w:val="0"/>
+                <w:bCs w:val="0"/>
+                <w:sz w:val="19"/>
+                <w:szCs w:val="19"/>
+                <w:rtl w:val="0"/>
+              </w:rPr>
+              <w:t xml:space="preserve">&lt;|im_start|&gt; et &lt;|im_end|&gt; (marqueurs de tour de parole)</w:t>
             </w:r>
             <w:r>
               <w:rPr>
@@ -12402,43 +12517,43 @@
                 <w:szCs w:val="19"/>
                 <w:rtl w:val="0"/>
               </w:rPr>
-              <w:t xml:space="preserve">Longueur maximale, graine</w:t>
-            </w:r>
-            <w:r>
-              <w:rPr>
-                <w:rtl w:val="0"/>
-              </w:rPr>
-            </w:r>
-          </w:p>
-        </w:tc>
-        <w:tc>
-          <w:tcPr>
-            <w:tcBorders>
-              <w:top w:color="bfc9d1" w:space="0" w:sz="4" w:val="single"/>
-              <w:left w:color="bfc9d1" w:space="0" w:sz="4" w:val="single"/>
-              <w:bottom w:color="bfc9d1" w:space="0" w:sz="4" w:val="single"/>
-              <w:right w:color="bfc9d1" w:space="0" w:sz="4" w:val="single"/>
-            </w:tcBorders>
-            <w:tcMar>
-              <w:top w:w="60.0" w:type="dxa"/>
-              <w:left w:w="100.0" w:type="dxa"/>
-              <w:bottom w:w="60.0" w:type="dxa"/>
-              <w:right w:w="100.0" w:type="dxa"/>
-            </w:tcMar>
-          </w:tcPr>
-          <w:p>
-            <w:pPr>
-              <w:rPr/>
-            </w:pPr>
-            <w:r>
-              <w:rPr>
-                <w:b w:val="0"/>
-                <w:bCs w:val="0"/>
-                <w:sz w:val="19"/>
-                <w:szCs w:val="19"/>
-                <w:rtl w:val="0"/>
-              </w:rPr>
-              <w:t xml:space="preserve">768 tokens (aucune troncature), 42</w:t>
+              <w:t xml:space="preserve">Taux d'apprentissage, époques</w:t>
+            </w:r>
+            <w:r>
+              <w:rPr>
+                <w:rtl w:val="0"/>
+              </w:rPr>
+            </w:r>
+          </w:p>
+        </w:tc>
+        <w:tc>
+          <w:tcPr>
+            <w:tcBorders>
+              <w:top w:color="bfc9d1" w:space="0" w:sz="4" w:val="single"/>
+              <w:left w:color="bfc9d1" w:space="0" w:sz="4" w:val="single"/>
+              <w:bottom w:color="bfc9d1" w:space="0" w:sz="4" w:val="single"/>
+              <w:right w:color="bfc9d1" w:space="0" w:sz="4" w:val="single"/>
+            </w:tcBorders>
+            <w:tcMar>
+              <w:top w:w="60.0" w:type="dxa"/>
+              <w:left w:w="100.0" w:type="dxa"/>
+              <w:bottom w:w="60.0" w:type="dxa"/>
+              <w:right w:w="100.0" w:type="dxa"/>
+            </w:tcMar>
+          </w:tcPr>
+          <w:p>
+            <w:pPr>
+              <w:rPr/>
+            </w:pPr>
+            <w:r>
+              <w:rPr>
+                <w:b w:val="0"/>
+                <w:bCs w:val="0"/>
+                <w:sz w:val="19"/>
+                <w:szCs w:val="19"/>
+                <w:rtl w:val="0"/>
+              </w:rPr>
+              <w:t xml:space="preserve">2 × 10⁻⁴, 3 époques</w:t>
             </w:r>
             <w:r>
               <w:rPr>
@@ -12480,43 +12595,43 @@
                 <w:szCs w:val="19"/>
                 <w:rtl w:val="0"/>
               </w:rPr>
-              <w:t xml:space="preserve">Règles fixées avant la mesure</w:t>
-            </w:r>
-            <w:r>
-              <w:rPr>
-                <w:rtl w:val="0"/>
-              </w:rPr>
-            </w:r>
-          </w:p>
-        </w:tc>
-        <w:tc>
-          <w:tcPr>
-            <w:tcBorders>
-              <w:top w:color="bfc9d1" w:space="0" w:sz="4" w:val="single"/>
-              <w:left w:color="bfc9d1" w:space="0" w:sz="4" w:val="single"/>
-              <w:bottom w:color="bfc9d1" w:space="0" w:sz="4" w:val="single"/>
-              <w:right w:color="bfc9d1" w:space="0" w:sz="4" w:val="single"/>
-            </w:tcBorders>
-            <w:tcMar>
-              <w:top w:w="60.0" w:type="dxa"/>
-              <w:left w:w="100.0" w:type="dxa"/>
-              <w:bottom w:w="60.0" w:type="dxa"/>
-              <w:right w:w="100.0" w:type="dxa"/>
-            </w:tcMar>
-          </w:tcPr>
-          <w:p>
-            <w:pPr>
-              <w:rPr/>
-            </w:pPr>
-            <w:r>
-              <w:rPr>
-                <w:b w:val="0"/>
-                <w:bCs w:val="0"/>
-                <w:sz w:val="19"/>
-                <w:szCs w:val="19"/>
-                <w:rtl w:val="0"/>
-              </w:rPr>
-              <w:t xml:space="preserve">Modèle final ; pas de pondération des classes ; seuil d'urgence 0,30</w:t>
+              <w:t xml:space="preserve">Batch effectif</w:t>
+            </w:r>
+            <w:r>
+              <w:rPr>
+                <w:rtl w:val="0"/>
+              </w:rPr>
+            </w:r>
+          </w:p>
+        </w:tc>
+        <w:tc>
+          <w:tcPr>
+            <w:tcBorders>
+              <w:top w:color="bfc9d1" w:space="0" w:sz="4" w:val="single"/>
+              <w:left w:color="bfc9d1" w:space="0" w:sz="4" w:val="single"/>
+              <w:bottom w:color="bfc9d1" w:space="0" w:sz="4" w:val="single"/>
+              <w:right w:color="bfc9d1" w:space="0" w:sz="4" w:val="single"/>
+            </w:tcBorders>
+            <w:tcMar>
+              <w:top w:w="60.0" w:type="dxa"/>
+              <w:left w:w="100.0" w:type="dxa"/>
+              <w:bottom w:w="60.0" w:type="dxa"/>
+              <w:right w:w="100.0" w:type="dxa"/>
+            </w:tcMar>
+          </w:tcPr>
+          <w:p>
+            <w:pPr>
+              <w:rPr/>
+            </w:pPr>
+            <w:r>
+              <w:rPr>
+                <w:b w:val="0"/>
+                <w:bCs w:val="0"/>
+                <w:sz w:val="19"/>
+                <w:szCs w:val="19"/>
+                <w:rtl w:val="0"/>
+              </w:rPr>
+              <w:t xml:space="preserve">16 (2 exemples × 8 pas d'accumulation)</w:t>
             </w:r>
             <w:r>
               <w:rPr>
@@ -12558,6 +12673,84 @@
                 <w:szCs w:val="19"/>
                 <w:rtl w:val="0"/>
               </w:rPr>
+              <w:t xml:space="preserve">Longueur maximale, graine</w:t>
+            </w:r>
+            <w:r>
+              <w:rPr>
+                <w:rtl w:val="0"/>
+              </w:rPr>
+            </w:r>
+          </w:p>
+        </w:tc>
+        <w:tc>
+          <w:tcPr>
+            <w:tcBorders>
+              <w:top w:color="bfc9d1" w:space="0" w:sz="4" w:val="single"/>
+              <w:left w:color="bfc9d1" w:space="0" w:sz="4" w:val="single"/>
+              <w:bottom w:color="bfc9d1" w:space="0" w:sz="4" w:val="single"/>
+              <w:right w:color="bfc9d1" w:space="0" w:sz="4" w:val="single"/>
+            </w:tcBorders>
+            <w:tcMar>
+              <w:top w:w="60.0" w:type="dxa"/>
+              <w:left w:w="100.0" w:type="dxa"/>
+              <w:bottom w:w="60.0" w:type="dxa"/>
+              <w:right w:w="100.0" w:type="dxa"/>
+            </w:tcMar>
+          </w:tcPr>
+          <w:p>
+            <w:pPr>
+              <w:rPr/>
+            </w:pPr>
+            <w:r>
+              <w:rPr>
+                <w:b w:val="0"/>
+                <w:bCs w:val="0"/>
+                <w:sz w:val="19"/>
+                <w:szCs w:val="19"/>
+                <w:rtl w:val="0"/>
+              </w:rPr>
+              <w:t xml:space="preserve">2 048 tokens, 42</w:t>
+            </w:r>
+            <w:r>
+              <w:rPr>
+                <w:rtl w:val="0"/>
+              </w:rPr>
+            </w:r>
+          </w:p>
+        </w:tc>
+      </w:tr>
+      <w:tr>
+        <w:trPr>
+          <w:cantSplit w:val="1"/>
+          <w:tblHeader w:val="0"/>
+        </w:trPr>
+        <w:tc>
+          <w:tcPr>
+            <w:tcBorders>
+              <w:top w:color="bfc9d1" w:space="0" w:sz="4" w:val="single"/>
+              <w:left w:color="bfc9d1" w:space="0" w:sz="4" w:val="single"/>
+              <w:bottom w:color="bfc9d1" w:space="0" w:sz="4" w:val="single"/>
+              <w:right w:color="bfc9d1" w:space="0" w:sz="4" w:val="single"/>
+            </w:tcBorders>
+            <w:tcMar>
+              <w:top w:w="60.0" w:type="dxa"/>
+              <w:left w:w="100.0" w:type="dxa"/>
+              <w:bottom w:w="60.0" w:type="dxa"/>
+              <w:right w:w="100.0" w:type="dxa"/>
+            </w:tcMar>
+          </w:tcPr>
+          <w:p>
+            <w:pPr>
+              <w:rPr/>
+            </w:pPr>
+            <w:r>
+              <w:rPr>
+                <w:b w:val="0"/>
+                <w:bCs w:val="0"/>
+                <w:sz w:val="19"/>
+                <w:szCs w:val="19"/>
+                <w:rtl w:val="0"/>
+              </w:rPr>
               <w:t xml:space="preserve">Matériel</w:t>
             </w:r>
             <w:r>
@@ -12594,7 +12787,7 @@
                 <w:szCs w:val="19"/>
                 <w:rtl w:val="0"/>
               </w:rPr>
-              <w:t xml:space="preserve">Kaggle, un GPU T4</w:t>
+              <w:t xml:space="preserve">Kaggle, GPU T4, précision fp16 ; 29 minutes</w:t>
             </w:r>
             <w:r>
               <w:rPr>
@@ -12620,7 +12813,1116 @@
           <w:szCs w:val="18"/>
           <w:rtl w:val="0"/>
         </w:rPr>
+        <w:t xml:space="preserve">Tableau B1 — SFT de l'hôtesse (version v4)</w:t>
+      </w:r>
+      <w:r>
+        <w:rPr>
+          <w:rtl w:val="0"/>
+        </w:rPr>
+      </w:r>
+    </w:p>
+    <w:tbl>
+      <w:tblPr>
+        <w:tblStyle w:val="Table18"/>
+        <w:tblW w:w="9638.0" w:type="dxa"/>
+        <w:jc w:val="left"/>
+        <w:tblBorders>
+          <w:top w:color="000000" w:space="0" w:sz="4" w:val="single"/>
+          <w:left w:color="000000" w:space="0" w:sz="4" w:val="single"/>
+          <w:bottom w:color="000000" w:space="0" w:sz="4" w:val="single"/>
+          <w:right w:color="000000" w:space="0" w:sz="4" w:val="single"/>
+          <w:insideH w:color="000000" w:space="0" w:sz="4" w:val="single"/>
+          <w:insideV w:color="000000" w:space="0" w:sz="4" w:val="single"/>
+        </w:tblBorders>
+        <w:tblLayout w:type="fixed"/>
+        <w:tblLook w:val="0000"/>
+      </w:tblPr>
+      <w:tblGrid>
+        <w:gridCol w:w="3600"/>
+        <w:gridCol w:w="6038"/>
+        <w:tblGridChange w:id="0">
+          <w:tblGrid>
+            <w:gridCol w:w="3600"/>
+            <w:gridCol w:w="6038"/>
+          </w:tblGrid>
+        </w:tblGridChange>
+      </w:tblGrid>
+      <w:tr>
+        <w:trPr>
+          <w:cantSplit w:val="0"/>
+          <w:tblHeader w:val="1"/>
+        </w:trPr>
+        <w:tc>
+          <w:tcPr>
+            <w:tcBorders>
+              <w:top w:color="bfc9d1" w:space="0" w:sz="4" w:val="single"/>
+              <w:left w:color="bfc9d1" w:space="0" w:sz="4" w:val="single"/>
+              <w:bottom w:color="bfc9d1" w:space="0" w:sz="4" w:val="single"/>
+              <w:right w:color="bfc9d1" w:space="0" w:sz="4" w:val="single"/>
+            </w:tcBorders>
+            <w:shd w:fill="e8eef3" w:val="clear"/>
+            <w:tcMar>
+              <w:top w:w="60.0" w:type="dxa"/>
+              <w:left w:w="100.0" w:type="dxa"/>
+              <w:bottom w:w="60.0" w:type="dxa"/>
+              <w:right w:w="100.0" w:type="dxa"/>
+            </w:tcMar>
+          </w:tcPr>
+          <w:p>
+            <w:pPr>
+              <w:rPr/>
+            </w:pPr>
+            <w:r>
+              <w:rPr>
+                <w:b w:val="1"/>
+                <w:bCs w:val="1"/>
+                <w:sz w:val="19"/>
+                <w:szCs w:val="19"/>
+                <w:rtl w:val="0"/>
+              </w:rPr>
+              <w:t xml:space="preserve">Paramètre</w:t>
+            </w:r>
+            <w:r>
+              <w:rPr>
+                <w:rtl w:val="0"/>
+              </w:rPr>
+            </w:r>
+          </w:p>
+        </w:tc>
+        <w:tc>
+          <w:tcPr>
+            <w:tcBorders>
+              <w:top w:color="bfc9d1" w:space="0" w:sz="4" w:val="single"/>
+              <w:left w:color="bfc9d1" w:space="0" w:sz="4" w:val="single"/>
+              <w:bottom w:color="bfc9d1" w:space="0" w:sz="4" w:val="single"/>
+              <w:right w:color="bfc9d1" w:space="0" w:sz="4" w:val="single"/>
+            </w:tcBorders>
+            <w:shd w:fill="e8eef3" w:val="clear"/>
+            <w:tcMar>
+              <w:top w:w="60.0" w:type="dxa"/>
+              <w:left w:w="100.0" w:type="dxa"/>
+              <w:bottom w:w="60.0" w:type="dxa"/>
+              <w:right w:w="100.0" w:type="dxa"/>
+            </w:tcMar>
+          </w:tcPr>
+          <w:p>
+            <w:pPr>
+              <w:rPr/>
+            </w:pPr>
+            <w:r>
+              <w:rPr>
+                <w:b w:val="1"/>
+                <w:bCs w:val="1"/>
+                <w:sz w:val="19"/>
+                <w:szCs w:val="19"/>
+                <w:rtl w:val="0"/>
+              </w:rPr>
+              <w:t xml:space="preserve">Valeur</w:t>
+            </w:r>
+            <w:r>
+              <w:rPr>
+                <w:rtl w:val="0"/>
+              </w:rPr>
+            </w:r>
+          </w:p>
+        </w:tc>
+      </w:tr>
+      <w:tr>
+        <w:trPr>
+          <w:cantSplit w:val="1"/>
+          <w:tblHeader w:val="0"/>
+        </w:trPr>
+        <w:tc>
+          <w:tcPr>
+            <w:tcBorders>
+              <w:top w:color="bfc9d1" w:space="0" w:sz="4" w:val="single"/>
+              <w:left w:color="bfc9d1" w:space="0" w:sz="4" w:val="single"/>
+              <w:bottom w:color="bfc9d1" w:space="0" w:sz="4" w:val="single"/>
+              <w:right w:color="bfc9d1" w:space="0" w:sz="4" w:val="single"/>
+            </w:tcBorders>
+            <w:tcMar>
+              <w:top w:w="60.0" w:type="dxa"/>
+              <w:left w:w="100.0" w:type="dxa"/>
+              <w:bottom w:w="60.0" w:type="dxa"/>
+              <w:right w:w="100.0" w:type="dxa"/>
+            </w:tcMar>
+          </w:tcPr>
+          <w:p>
+            <w:pPr>
+              <w:rPr/>
+            </w:pPr>
+            <w:r>
+              <w:rPr>
+                <w:b w:val="0"/>
+                <w:bCs w:val="0"/>
+                <w:sz w:val="19"/>
+                <w:szCs w:val="19"/>
+                <w:rtl w:val="0"/>
+              </w:rPr>
+              <w:t xml:space="preserve">Modèle de base</w:t>
+            </w:r>
+            <w:r>
+              <w:rPr>
+                <w:rtl w:val="0"/>
+              </w:rPr>
+            </w:r>
+          </w:p>
+        </w:tc>
+        <w:tc>
+          <w:tcPr>
+            <w:tcBorders>
+              <w:top w:color="bfc9d1" w:space="0" w:sz="4" w:val="single"/>
+              <w:left w:color="bfc9d1" w:space="0" w:sz="4" w:val="single"/>
+              <w:bottom w:color="bfc9d1" w:space="0" w:sz="4" w:val="single"/>
+              <w:right w:color="bfc9d1" w:space="0" w:sz="4" w:val="single"/>
+            </w:tcBorders>
+            <w:tcMar>
+              <w:top w:w="60.0" w:type="dxa"/>
+              <w:left w:w="100.0" w:type="dxa"/>
+              <w:bottom w:w="60.0" w:type="dxa"/>
+              <w:right w:w="100.0" w:type="dxa"/>
+            </w:tcMar>
+          </w:tcPr>
+          <w:p>
+            <w:pPr>
+              <w:rPr/>
+            </w:pPr>
+            <w:r>
+              <w:rPr>
+                <w:b w:val="0"/>
+                <w:bCs w:val="0"/>
+                <w:sz w:val="19"/>
+                <w:szCs w:val="19"/>
+                <w:rtl w:val="0"/>
+              </w:rPr>
+              <w:t xml:space="preserve">almanach/ModernCamemBERT-bio-v2-base (environ 136 M de paramètres)</w:t>
+            </w:r>
+            <w:r>
+              <w:rPr>
+                <w:rtl w:val="0"/>
+              </w:rPr>
+            </w:r>
+          </w:p>
+        </w:tc>
+      </w:tr>
+      <w:tr>
+        <w:trPr>
+          <w:cantSplit w:val="1"/>
+          <w:tblHeader w:val="0"/>
+        </w:trPr>
+        <w:tc>
+          <w:tcPr>
+            <w:tcBorders>
+              <w:top w:color="bfc9d1" w:space="0" w:sz="4" w:val="single"/>
+              <w:left w:color="bfc9d1" w:space="0" w:sz="4" w:val="single"/>
+              <w:bottom w:color="bfc9d1" w:space="0" w:sz="4" w:val="single"/>
+              <w:right w:color="bfc9d1" w:space="0" w:sz="4" w:val="single"/>
+            </w:tcBorders>
+            <w:tcMar>
+              <w:top w:w="60.0" w:type="dxa"/>
+              <w:left w:w="100.0" w:type="dxa"/>
+              <w:bottom w:w="60.0" w:type="dxa"/>
+              <w:right w:w="100.0" w:type="dxa"/>
+            </w:tcMar>
+          </w:tcPr>
+          <w:p>
+            <w:pPr>
+              <w:rPr/>
+            </w:pPr>
+            <w:r>
+              <w:rPr>
+                <w:b w:val="0"/>
+                <w:bCs w:val="0"/>
+                <w:sz w:val="19"/>
+                <w:szCs w:val="19"/>
+                <w:rtl w:val="0"/>
+              </w:rPr>
+              <w:t xml:space="preserve">Taux d'apprentissage, époques, lot</w:t>
+            </w:r>
+            <w:r>
+              <w:rPr>
+                <w:rtl w:val="0"/>
+              </w:rPr>
+            </w:r>
+          </w:p>
+        </w:tc>
+        <w:tc>
+          <w:tcPr>
+            <w:tcBorders>
+              <w:top w:color="bfc9d1" w:space="0" w:sz="4" w:val="single"/>
+              <w:left w:color="bfc9d1" w:space="0" w:sz="4" w:val="single"/>
+              <w:bottom w:color="bfc9d1" w:space="0" w:sz="4" w:val="single"/>
+              <w:right w:color="bfc9d1" w:space="0" w:sz="4" w:val="single"/>
+            </w:tcBorders>
+            <w:tcMar>
+              <w:top w:w="60.0" w:type="dxa"/>
+              <w:left w:w="100.0" w:type="dxa"/>
+              <w:bottom w:w="60.0" w:type="dxa"/>
+              <w:right w:w="100.0" w:type="dxa"/>
+            </w:tcMar>
+          </w:tcPr>
+          <w:p>
+            <w:pPr>
+              <w:rPr/>
+            </w:pPr>
+            <w:r>
+              <w:rPr>
+                <w:b w:val="0"/>
+                <w:bCs w:val="0"/>
+                <w:sz w:val="19"/>
+                <w:szCs w:val="19"/>
+                <w:rtl w:val="0"/>
+              </w:rPr>
+              <w:t xml:space="preserve">5 × 10⁻⁵, 4 époques, 16 exemples</w:t>
+            </w:r>
+            <w:r>
+              <w:rPr>
+                <w:rtl w:val="0"/>
+              </w:rPr>
+            </w:r>
+          </w:p>
+        </w:tc>
+      </w:tr>
+      <w:tr>
+        <w:trPr>
+          <w:cantSplit w:val="1"/>
+          <w:tblHeader w:val="0"/>
+        </w:trPr>
+        <w:tc>
+          <w:tcPr>
+            <w:tcBorders>
+              <w:top w:color="bfc9d1" w:space="0" w:sz="4" w:val="single"/>
+              <w:left w:color="bfc9d1" w:space="0" w:sz="4" w:val="single"/>
+              <w:bottom w:color="bfc9d1" w:space="0" w:sz="4" w:val="single"/>
+              <w:right w:color="bfc9d1" w:space="0" w:sz="4" w:val="single"/>
+            </w:tcBorders>
+            <w:tcMar>
+              <w:top w:w="60.0" w:type="dxa"/>
+              <w:left w:w="100.0" w:type="dxa"/>
+              <w:bottom w:w="60.0" w:type="dxa"/>
+              <w:right w:w="100.0" w:type="dxa"/>
+            </w:tcMar>
+          </w:tcPr>
+          <w:p>
+            <w:pPr>
+              <w:rPr/>
+            </w:pPr>
+            <w:r>
+              <w:rPr>
+                <w:b w:val="0"/>
+                <w:bCs w:val="0"/>
+                <w:sz w:val="19"/>
+                <w:szCs w:val="19"/>
+                <w:rtl w:val="0"/>
+              </w:rPr>
+              <w:t xml:space="preserve">Préchauffage, décroissance des poids</w:t>
+            </w:r>
+            <w:r>
+              <w:rPr>
+                <w:rtl w:val="0"/>
+              </w:rPr>
+            </w:r>
+          </w:p>
+        </w:tc>
+        <w:tc>
+          <w:tcPr>
+            <w:tcBorders>
+              <w:top w:color="bfc9d1" w:space="0" w:sz="4" w:val="single"/>
+              <w:left w:color="bfc9d1" w:space="0" w:sz="4" w:val="single"/>
+              <w:bottom w:color="bfc9d1" w:space="0" w:sz="4" w:val="single"/>
+              <w:right w:color="bfc9d1" w:space="0" w:sz="4" w:val="single"/>
+            </w:tcBorders>
+            <w:tcMar>
+              <w:top w:w="60.0" w:type="dxa"/>
+              <w:left w:w="100.0" w:type="dxa"/>
+              <w:bottom w:w="60.0" w:type="dxa"/>
+              <w:right w:w="100.0" w:type="dxa"/>
+            </w:tcMar>
+          </w:tcPr>
+          <w:p>
+            <w:pPr>
+              <w:rPr/>
+            </w:pPr>
+            <w:r>
+              <w:rPr>
+                <w:b w:val="0"/>
+                <w:bCs w:val="0"/>
+                <w:sz w:val="19"/>
+                <w:szCs w:val="19"/>
+                <w:rtl w:val="0"/>
+              </w:rPr>
+              <w:t xml:space="preserve">10 % des pas, 0,01</w:t>
+            </w:r>
+            <w:r>
+              <w:rPr>
+                <w:rtl w:val="0"/>
+              </w:rPr>
+            </w:r>
+          </w:p>
+        </w:tc>
+      </w:tr>
+      <w:tr>
+        <w:trPr>
+          <w:cantSplit w:val="1"/>
+          <w:tblHeader w:val="0"/>
+        </w:trPr>
+        <w:tc>
+          <w:tcPr>
+            <w:tcBorders>
+              <w:top w:color="bfc9d1" w:space="0" w:sz="4" w:val="single"/>
+              <w:left w:color="bfc9d1" w:space="0" w:sz="4" w:val="single"/>
+              <w:bottom w:color="bfc9d1" w:space="0" w:sz="4" w:val="single"/>
+              <w:right w:color="bfc9d1" w:space="0" w:sz="4" w:val="single"/>
+            </w:tcBorders>
+            <w:tcMar>
+              <w:top w:w="60.0" w:type="dxa"/>
+              <w:left w:w="100.0" w:type="dxa"/>
+              <w:bottom w:w="60.0" w:type="dxa"/>
+              <w:right w:w="100.0" w:type="dxa"/>
+            </w:tcMar>
+          </w:tcPr>
+          <w:p>
+            <w:pPr>
+              <w:rPr/>
+            </w:pPr>
+            <w:r>
+              <w:rPr>
+                <w:b w:val="0"/>
+                <w:bCs w:val="0"/>
+                <w:sz w:val="19"/>
+                <w:szCs w:val="19"/>
+                <w:rtl w:val="0"/>
+              </w:rPr>
+              <w:t xml:space="preserve">Longueur maximale, graine</w:t>
+            </w:r>
+            <w:r>
+              <w:rPr>
+                <w:rtl w:val="0"/>
+              </w:rPr>
+            </w:r>
+          </w:p>
+        </w:tc>
+        <w:tc>
+          <w:tcPr>
+            <w:tcBorders>
+              <w:top w:color="bfc9d1" w:space="0" w:sz="4" w:val="single"/>
+              <w:left w:color="bfc9d1" w:space="0" w:sz="4" w:val="single"/>
+              <w:bottom w:color="bfc9d1" w:space="0" w:sz="4" w:val="single"/>
+              <w:right w:color="bfc9d1" w:space="0" w:sz="4" w:val="single"/>
+            </w:tcBorders>
+            <w:tcMar>
+              <w:top w:w="60.0" w:type="dxa"/>
+              <w:left w:w="100.0" w:type="dxa"/>
+              <w:bottom w:w="60.0" w:type="dxa"/>
+              <w:right w:w="100.0" w:type="dxa"/>
+            </w:tcMar>
+          </w:tcPr>
+          <w:p>
+            <w:pPr>
+              <w:rPr/>
+            </w:pPr>
+            <w:r>
+              <w:rPr>
+                <w:b w:val="0"/>
+                <w:bCs w:val="0"/>
+                <w:sz w:val="19"/>
+                <w:szCs w:val="19"/>
+                <w:rtl w:val="0"/>
+              </w:rPr>
+              <w:t xml:space="preserve">768 tokens (aucune troncature), 42</w:t>
+            </w:r>
+            <w:r>
+              <w:rPr>
+                <w:rtl w:val="0"/>
+              </w:rPr>
+            </w:r>
+          </w:p>
+        </w:tc>
+      </w:tr>
+      <w:tr>
+        <w:trPr>
+          <w:cantSplit w:val="1"/>
+          <w:tblHeader w:val="0"/>
+        </w:trPr>
+        <w:tc>
+          <w:tcPr>
+            <w:tcBorders>
+              <w:top w:color="bfc9d1" w:space="0" w:sz="4" w:val="single"/>
+              <w:left w:color="bfc9d1" w:space="0" w:sz="4" w:val="single"/>
+              <w:bottom w:color="bfc9d1" w:space="0" w:sz="4" w:val="single"/>
+              <w:right w:color="bfc9d1" w:space="0" w:sz="4" w:val="single"/>
+            </w:tcBorders>
+            <w:tcMar>
+              <w:top w:w="60.0" w:type="dxa"/>
+              <w:left w:w="100.0" w:type="dxa"/>
+              <w:bottom w:w="60.0" w:type="dxa"/>
+              <w:right w:w="100.0" w:type="dxa"/>
+            </w:tcMar>
+          </w:tcPr>
+          <w:p>
+            <w:pPr>
+              <w:rPr/>
+            </w:pPr>
+            <w:r>
+              <w:rPr>
+                <w:b w:val="0"/>
+                <w:bCs w:val="0"/>
+                <w:sz w:val="19"/>
+                <w:szCs w:val="19"/>
+                <w:rtl w:val="0"/>
+              </w:rPr>
+              <w:t xml:space="preserve">Règles fixées avant la mesure</w:t>
+            </w:r>
+            <w:r>
+              <w:rPr>
+                <w:rtl w:val="0"/>
+              </w:rPr>
+            </w:r>
+          </w:p>
+        </w:tc>
+        <w:tc>
+          <w:tcPr>
+            <w:tcBorders>
+              <w:top w:color="bfc9d1" w:space="0" w:sz="4" w:val="single"/>
+              <w:left w:color="bfc9d1" w:space="0" w:sz="4" w:val="single"/>
+              <w:bottom w:color="bfc9d1" w:space="0" w:sz="4" w:val="single"/>
+              <w:right w:color="bfc9d1" w:space="0" w:sz="4" w:val="single"/>
+            </w:tcBorders>
+            <w:tcMar>
+              <w:top w:w="60.0" w:type="dxa"/>
+              <w:left w:w="100.0" w:type="dxa"/>
+              <w:bottom w:w="60.0" w:type="dxa"/>
+              <w:right w:w="100.0" w:type="dxa"/>
+            </w:tcMar>
+          </w:tcPr>
+          <w:p>
+            <w:pPr>
+              <w:rPr/>
+            </w:pPr>
+            <w:r>
+              <w:rPr>
+                <w:b w:val="0"/>
+                <w:bCs w:val="0"/>
+                <w:sz w:val="19"/>
+                <w:szCs w:val="19"/>
+                <w:rtl w:val="0"/>
+              </w:rPr>
+              <w:t xml:space="preserve">Modèle final ; pas de pondération des classes ; seuil d'urgence 0,30</w:t>
+            </w:r>
+            <w:r>
+              <w:rPr>
+                <w:rtl w:val="0"/>
+              </w:rPr>
+            </w:r>
+          </w:p>
+        </w:tc>
+      </w:tr>
+      <w:tr>
+        <w:trPr>
+          <w:cantSplit w:val="1"/>
+          <w:tblHeader w:val="0"/>
+        </w:trPr>
+        <w:tc>
+          <w:tcPr>
+            <w:tcBorders>
+              <w:top w:color="bfc9d1" w:space="0" w:sz="4" w:val="single"/>
+              <w:left w:color="bfc9d1" w:space="0" w:sz="4" w:val="single"/>
+              <w:bottom w:color="bfc9d1" w:space="0" w:sz="4" w:val="single"/>
+              <w:right w:color="bfc9d1" w:space="0" w:sz="4" w:val="single"/>
+            </w:tcBorders>
+            <w:tcMar>
+              <w:top w:w="60.0" w:type="dxa"/>
+              <w:left w:w="100.0" w:type="dxa"/>
+              <w:bottom w:w="60.0" w:type="dxa"/>
+              <w:right w:w="100.0" w:type="dxa"/>
+            </w:tcMar>
+          </w:tcPr>
+          <w:p>
+            <w:pPr>
+              <w:rPr/>
+            </w:pPr>
+            <w:r>
+              <w:rPr>
+                <w:b w:val="0"/>
+                <w:bCs w:val="0"/>
+                <w:sz w:val="19"/>
+                <w:szCs w:val="19"/>
+                <w:rtl w:val="0"/>
+              </w:rPr>
+              <w:t xml:space="preserve">Matériel</w:t>
+            </w:r>
+            <w:r>
+              <w:rPr>
+                <w:rtl w:val="0"/>
+              </w:rPr>
+            </w:r>
+          </w:p>
+        </w:tc>
+        <w:tc>
+          <w:tcPr>
+            <w:tcBorders>
+              <w:top w:color="bfc9d1" w:space="0" w:sz="4" w:val="single"/>
+              <w:left w:color="bfc9d1" w:space="0" w:sz="4" w:val="single"/>
+              <w:bottom w:color="bfc9d1" w:space="0" w:sz="4" w:val="single"/>
+              <w:right w:color="bfc9d1" w:space="0" w:sz="4" w:val="single"/>
+            </w:tcBorders>
+            <w:tcMar>
+              <w:top w:w="60.0" w:type="dxa"/>
+              <w:left w:w="100.0" w:type="dxa"/>
+              <w:bottom w:w="60.0" w:type="dxa"/>
+              <w:right w:w="100.0" w:type="dxa"/>
+            </w:tcMar>
+          </w:tcPr>
+          <w:p>
+            <w:pPr>
+              <w:rPr/>
+            </w:pPr>
+            <w:r>
+              <w:rPr>
+                <w:b w:val="0"/>
+                <w:bCs w:val="0"/>
+                <w:sz w:val="19"/>
+                <w:szCs w:val="19"/>
+                <w:rtl w:val="0"/>
+              </w:rPr>
+              <w:t xml:space="preserve">Kaggle, un GPU T4</w:t>
+            </w:r>
+            <w:r>
+              <w:rPr>
+                <w:rtl w:val="0"/>
+              </w:rPr>
+            </w:r>
+          </w:p>
+        </w:tc>
+      </w:tr>
+    </w:tbl>
+    <w:p>
+      <w:pPr>
+        <w:spacing w:after="200" w:lineRule="auto"/>
+        <w:jc w:val="center"/>
+        <w:rPr/>
+      </w:pPr>
+      <w:r>
+        <w:rPr>
+          <w:i w:val="1"/>
+          <w:iCs w:val="1"/>
+          <w:color w:val="555555"/>
+          <w:sz w:val="18"/>
+          <w:szCs w:val="18"/>
+          <w:rtl w:val="0"/>
+        </w:rPr>
         <w:t xml:space="preserve">Tableau B2 — Décideur</w:t>
+      </w:r>
+      <w:r>
+        <w:rPr>
+          <w:rtl w:val="0"/>
+        </w:rPr>
+      </w:r>
+    </w:p>
+    <w:p>
+      <w:pPr>
+        <w:rPr/>
+      </w:pPr>
+      <w:r>
+        <w:rPr>
+          <w:rtl w:val="0"/>
+        </w:rPr>
+      </w:r>
+    </w:p>
+    <w:tbl>
+      <w:tblPr>
+        <w:tblStyle w:val="Table19"/>
+        <w:tblpPr w:leftFromText="180" w:rightFromText="180" w:topFromText="180" w:bottomFromText="180" w:vertAnchor="text" w:horzAnchor="text" w:tblpX="-8.999999999999915" w:tblpY="0"/>
+        <w:tblW w:w="9638.0" w:type="dxa"/>
+        <w:jc w:val="left"/>
+        <w:tblBorders>
+          <w:top w:color="000000" w:space="0" w:sz="4" w:val="single"/>
+          <w:left w:color="000000" w:space="0" w:sz="4" w:val="single"/>
+          <w:bottom w:color="000000" w:space="0" w:sz="4" w:val="single"/>
+          <w:right w:color="000000" w:space="0" w:sz="4" w:val="single"/>
+          <w:insideH w:color="000000" w:space="0" w:sz="4" w:val="single"/>
+          <w:insideV w:color="000000" w:space="0" w:sz="4" w:val="single"/>
+        </w:tblBorders>
+        <w:tblLayout w:type="fixed"/>
+        <w:tblLook w:val="0000"/>
+      </w:tblPr>
+      <w:tblGrid>
+        <w:gridCol w:w="3600"/>
+        <w:gridCol w:w="6038"/>
+        <w:tblGridChange w:id="0">
+          <w:tblGrid>
+            <w:gridCol w:w="3600"/>
+            <w:gridCol w:w="6038"/>
+          </w:tblGrid>
+        </w:tblGridChange>
+      </w:tblGrid>
+      <w:tr>
+        <w:trPr>
+          <w:cantSplit w:val="0"/>
+          <w:tblHeader w:val="1"/>
+        </w:trPr>
+        <w:tc>
+          <w:tcPr>
+            <w:tcBorders>
+              <w:top w:color="bfc9d1" w:space="0" w:sz="4" w:val="single"/>
+              <w:left w:color="bfc9d1" w:space="0" w:sz="4" w:val="single"/>
+              <w:bottom w:color="bfc9d1" w:space="0" w:sz="4" w:val="single"/>
+              <w:right w:color="bfc9d1" w:space="0" w:sz="4" w:val="single"/>
+            </w:tcBorders>
+            <w:shd w:fill="e8eef3" w:val="clear"/>
+            <w:tcMar>
+              <w:top w:w="60.0" w:type="dxa"/>
+              <w:left w:w="100.0" w:type="dxa"/>
+              <w:bottom w:w="60.0" w:type="dxa"/>
+              <w:right w:w="100.0" w:type="dxa"/>
+            </w:tcMar>
+          </w:tcPr>
+          <w:p>
+            <w:pPr>
+              <w:rPr/>
+            </w:pPr>
+            <w:r>
+              <w:rPr>
+                <w:b w:val="1"/>
+                <w:bCs w:val="1"/>
+                <w:sz w:val="19"/>
+                <w:szCs w:val="19"/>
+                <w:rtl w:val="0"/>
+              </w:rPr>
+              <w:t xml:space="preserve">Paramètre</w:t>
+            </w:r>
+            <w:r>
+              <w:rPr>
+                <w:rtl w:val="0"/>
+              </w:rPr>
+            </w:r>
+          </w:p>
+        </w:tc>
+        <w:tc>
+          <w:tcPr>
+            <w:tcBorders>
+              <w:top w:color="bfc9d1" w:space="0" w:sz="4" w:val="single"/>
+              <w:left w:color="bfc9d1" w:space="0" w:sz="4" w:val="single"/>
+              <w:bottom w:color="bfc9d1" w:space="0" w:sz="4" w:val="single"/>
+              <w:right w:color="bfc9d1" w:space="0" w:sz="4" w:val="single"/>
+            </w:tcBorders>
+            <w:shd w:fill="e8eef3" w:val="clear"/>
+            <w:tcMar>
+              <w:top w:w="60.0" w:type="dxa"/>
+              <w:left w:w="100.0" w:type="dxa"/>
+              <w:bottom w:w="60.0" w:type="dxa"/>
+              <w:right w:w="100.0" w:type="dxa"/>
+            </w:tcMar>
+          </w:tcPr>
+          <w:p>
+            <w:pPr>
+              <w:rPr/>
+            </w:pPr>
+            <w:r>
+              <w:rPr>
+                <w:b w:val="1"/>
+                <w:bCs w:val="1"/>
+                <w:sz w:val="19"/>
+                <w:szCs w:val="19"/>
+                <w:rtl w:val="0"/>
+              </w:rPr>
+              <w:t xml:space="preserve">Valeur</w:t>
+            </w:r>
+            <w:r>
+              <w:rPr>
+                <w:rtl w:val="0"/>
+              </w:rPr>
+            </w:r>
+          </w:p>
+        </w:tc>
+      </w:tr>
+      <w:tr>
+        <w:trPr>
+          <w:cantSplit w:val="1"/>
+          <w:tblHeader w:val="0"/>
+        </w:trPr>
+        <w:tc>
+          <w:tcPr>
+            <w:tcBorders>
+              <w:top w:color="bfc9d1" w:space="0" w:sz="4" w:val="single"/>
+              <w:left w:color="bfc9d1" w:space="0" w:sz="4" w:val="single"/>
+              <w:bottom w:color="bfc9d1" w:space="0" w:sz="4" w:val="single"/>
+              <w:right w:color="bfc9d1" w:space="0" w:sz="4" w:val="single"/>
+            </w:tcBorders>
+            <w:tcMar>
+              <w:top w:w="60.0" w:type="dxa"/>
+              <w:left w:w="100.0" w:type="dxa"/>
+              <w:bottom w:w="60.0" w:type="dxa"/>
+              <w:right w:w="100.0" w:type="dxa"/>
+            </w:tcMar>
+          </w:tcPr>
+          <w:p>
+            <w:pPr>
+              <w:rPr/>
+            </w:pPr>
+            <w:r>
+              <w:rPr>
+                <w:sz w:val="19"/>
+                <w:szCs w:val="19"/>
+                <w:rtl w:val="0"/>
+              </w:rPr>
+              <w:t xml:space="preserve">Point de départ</w:t>
+            </w:r>
+            <w:r>
+              <w:rPr>
+                <w:rtl w:val="0"/>
+              </w:rPr>
+            </w:r>
+          </w:p>
+        </w:tc>
+        <w:tc>
+          <w:tcPr>
+            <w:tcBorders>
+              <w:top w:color="bfc9d1" w:space="0" w:sz="4" w:val="single"/>
+              <w:left w:color="bfc9d1" w:space="0" w:sz="4" w:val="single"/>
+              <w:bottom w:color="bfc9d1" w:space="0" w:sz="4" w:val="single"/>
+              <w:right w:color="bfc9d1" w:space="0" w:sz="4" w:val="single"/>
+            </w:tcBorders>
+            <w:tcMar>
+              <w:top w:w="60.0" w:type="dxa"/>
+              <w:left w:w="100.0" w:type="dxa"/>
+              <w:bottom w:w="60.0" w:type="dxa"/>
+              <w:right w:w="100.0" w:type="dxa"/>
+            </w:tcMar>
+          </w:tcPr>
+          <w:p>
+            <w:pPr>
+              <w:rPr/>
+            </w:pPr>
+            <w:r>
+              <w:rPr>
+                <w:sz w:val="19"/>
+                <w:szCs w:val="19"/>
+                <w:rtl w:val="0"/>
+              </w:rPr>
+              <w:t xml:space="preserve">SFT v4 fusionné + nouvel adaptateur LoRA</w:t>
+            </w:r>
+            <w:r>
+              <w:rPr>
+                <w:rtl w:val="0"/>
+              </w:rPr>
+            </w:r>
+          </w:p>
+        </w:tc>
+      </w:tr>
+      <w:tr>
+        <w:trPr>
+          <w:cantSplit w:val="1"/>
+          <w:tblHeader w:val="0"/>
+        </w:trPr>
+        <w:tc>
+          <w:tcPr>
+            <w:tcBorders>
+              <w:top w:color="bfc9d1" w:space="0" w:sz="4" w:val="single"/>
+              <w:left w:color="bfc9d1" w:space="0" w:sz="4" w:val="single"/>
+              <w:bottom w:color="bfc9d1" w:space="0" w:sz="4" w:val="single"/>
+              <w:right w:color="bfc9d1" w:space="0" w:sz="4" w:val="single"/>
+            </w:tcBorders>
+            <w:tcMar>
+              <w:top w:w="60.0" w:type="dxa"/>
+              <w:left w:w="100.0" w:type="dxa"/>
+              <w:bottom w:w="60.0" w:type="dxa"/>
+              <w:right w:w="100.0" w:type="dxa"/>
+            </w:tcMar>
+          </w:tcPr>
+          <w:p>
+            <w:pPr>
+              <w:rPr/>
+            </w:pPr>
+            <w:r>
+              <w:rPr>
+                <w:sz w:val="19"/>
+                <w:szCs w:val="19"/>
+                <w:rtl w:val="0"/>
+              </w:rPr>
+              <w:t xml:space="preserve">Paires</w:t>
+            </w:r>
+            <w:r>
+              <w:rPr>
+                <w:rtl w:val="0"/>
+              </w:rPr>
+            </w:r>
+          </w:p>
+        </w:tc>
+        <w:tc>
+          <w:tcPr>
+            <w:tcBorders>
+              <w:top w:color="bfc9d1" w:space="0" w:sz="4" w:val="single"/>
+              <w:left w:color="bfc9d1" w:space="0" w:sz="4" w:val="single"/>
+              <w:bottom w:color="bfc9d1" w:space="0" w:sz="4" w:val="single"/>
+              <w:right w:color="bfc9d1" w:space="0" w:sz="4" w:val="single"/>
+            </w:tcBorders>
+            <w:tcMar>
+              <w:top w:w="60.0" w:type="dxa"/>
+              <w:left w:w="100.0" w:type="dxa"/>
+              <w:bottom w:w="60.0" w:type="dxa"/>
+              <w:right w:w="100.0" w:type="dxa"/>
+            </w:tcMar>
+          </w:tcPr>
+          <w:p>
+            <w:pPr>
+              <w:rPr/>
+            </w:pPr>
+            <w:r>
+              <w:rPr>
+                <w:sz w:val="19"/>
+                <w:szCs w:val="19"/>
+                <w:rtl w:val="0"/>
+              </w:rPr>
+              <w:t xml:space="preserve">1 844 (Gemini comme juge), dont 50 relues à l'aveugle ; 1 661 en entraînement, 183 en validation</w:t>
+            </w:r>
+            <w:r>
+              <w:rPr>
+                <w:rtl w:val="0"/>
+              </w:rPr>
+            </w:r>
+          </w:p>
+        </w:tc>
+      </w:tr>
+      <w:tr>
+        <w:trPr>
+          <w:cantSplit w:val="1"/>
+          <w:tblHeader w:val="0"/>
+        </w:trPr>
+        <w:tc>
+          <w:tcPr>
+            <w:tcBorders>
+              <w:top w:color="bfc9d1" w:space="0" w:sz="4" w:val="single"/>
+              <w:left w:color="bfc9d1" w:space="0" w:sz="4" w:val="single"/>
+              <w:bottom w:color="bfc9d1" w:space="0" w:sz="4" w:val="single"/>
+              <w:right w:color="bfc9d1" w:space="0" w:sz="4" w:val="single"/>
+            </w:tcBorders>
+            <w:tcMar>
+              <w:top w:w="60.0" w:type="dxa"/>
+              <w:left w:w="100.0" w:type="dxa"/>
+              <w:bottom w:w="60.0" w:type="dxa"/>
+              <w:right w:w="100.0" w:type="dxa"/>
+            </w:tcMar>
+          </w:tcPr>
+          <w:p>
+            <w:pPr>
+              <w:rPr/>
+            </w:pPr>
+            <w:r>
+              <w:rPr>
+                <w:sz w:val="19"/>
+                <w:szCs w:val="19"/>
+                <w:rtl w:val="0"/>
+              </w:rPr>
+              <w:t xml:space="preserve">β, taux d'apprentissage, époques</w:t>
+            </w:r>
+            <w:r>
+              <w:rPr>
+                <w:rtl w:val="0"/>
+              </w:rPr>
+            </w:r>
+          </w:p>
+        </w:tc>
+        <w:tc>
+          <w:tcPr>
+            <w:tcBorders>
+              <w:top w:color="bfc9d1" w:space="0" w:sz="4" w:val="single"/>
+              <w:left w:color="bfc9d1" w:space="0" w:sz="4" w:val="single"/>
+              <w:bottom w:color="bfc9d1" w:space="0" w:sz="4" w:val="single"/>
+              <w:right w:color="bfc9d1" w:space="0" w:sz="4" w:val="single"/>
+            </w:tcBorders>
+            <w:tcMar>
+              <w:top w:w="60.0" w:type="dxa"/>
+              <w:left w:w="100.0" w:type="dxa"/>
+              <w:bottom w:w="60.0" w:type="dxa"/>
+              <w:right w:w="100.0" w:type="dxa"/>
+            </w:tcMar>
+          </w:tcPr>
+          <w:p>
+            <w:pPr>
+              <w:rPr/>
+            </w:pPr>
+            <w:r>
+              <w:rPr>
+                <w:sz w:val="19"/>
+                <w:szCs w:val="19"/>
+                <w:rtl w:val="0"/>
+              </w:rPr>
+              <w:t xml:space="preserve">0,1, 2 × 10⁻⁵, 1 époque</w:t>
+            </w:r>
+            <w:r>
+              <w:rPr>
+                <w:rtl w:val="0"/>
+              </w:rPr>
+            </w:r>
+          </w:p>
+        </w:tc>
+      </w:tr>
+      <w:tr>
+        <w:trPr>
+          <w:cantSplit w:val="1"/>
+          <w:tblHeader w:val="0"/>
+        </w:trPr>
+        <w:tc>
+          <w:tcPr>
+            <w:tcBorders>
+              <w:top w:color="bfc9d1" w:space="0" w:sz="4" w:val="single"/>
+              <w:left w:color="bfc9d1" w:space="0" w:sz="4" w:val="single"/>
+              <w:bottom w:color="bfc9d1" w:space="0" w:sz="4" w:val="single"/>
+              <w:right w:color="bfc9d1" w:space="0" w:sz="4" w:val="single"/>
+            </w:tcBorders>
+            <w:tcMar>
+              <w:top w:w="60.0" w:type="dxa"/>
+              <w:left w:w="100.0" w:type="dxa"/>
+              <w:bottom w:w="60.0" w:type="dxa"/>
+              <w:right w:w="100.0" w:type="dxa"/>
+            </w:tcMar>
+          </w:tcPr>
+          <w:p>
+            <w:pPr>
+              <w:rPr/>
+            </w:pPr>
+            <w:r>
+              <w:rPr>
+                <w:sz w:val="19"/>
+                <w:szCs w:val="19"/>
+                <w:rtl w:val="0"/>
+              </w:rPr>
+              <w:t xml:space="preserve">Rang LoRA, graine</w:t>
+            </w:r>
+            <w:r>
+              <w:rPr>
+                <w:rtl w:val="0"/>
+              </w:rPr>
+            </w:r>
+          </w:p>
+        </w:tc>
+        <w:tc>
+          <w:tcPr>
+            <w:tcBorders>
+              <w:top w:color="bfc9d1" w:space="0" w:sz="4" w:val="single"/>
+              <w:left w:color="bfc9d1" w:space="0" w:sz="4" w:val="single"/>
+              <w:bottom w:color="bfc9d1" w:space="0" w:sz="4" w:val="single"/>
+              <w:right w:color="bfc9d1" w:space="0" w:sz="4" w:val="single"/>
+            </w:tcBorders>
+            <w:tcMar>
+              <w:top w:w="60.0" w:type="dxa"/>
+              <w:left w:w="100.0" w:type="dxa"/>
+              <w:bottom w:w="60.0" w:type="dxa"/>
+              <w:right w:w="100.0" w:type="dxa"/>
+            </w:tcMar>
+          </w:tcPr>
+          <w:p>
+            <w:pPr>
+              <w:rPr/>
+            </w:pPr>
+            <w:r>
+              <w:rPr>
+                <w:sz w:val="19"/>
+                <w:szCs w:val="19"/>
+                <w:rtl w:val="0"/>
+              </w:rPr>
+              <w:t xml:space="preserve">16, 32, 42</w:t>
+            </w:r>
+            <w:r>
+              <w:rPr>
+                <w:rtl w:val="0"/>
+              </w:rPr>
+            </w:r>
+          </w:p>
+        </w:tc>
+      </w:tr>
+      <w:tr>
+        <w:trPr>
+          <w:cantSplit w:val="1"/>
+          <w:tblHeader w:val="0"/>
+        </w:trPr>
+        <w:tc>
+          <w:tcPr>
+            <w:tcBorders>
+              <w:top w:color="bfc9d1" w:space="0" w:sz="4" w:val="single"/>
+              <w:left w:color="bfc9d1" w:space="0" w:sz="4" w:val="single"/>
+              <w:bottom w:color="bfc9d1" w:space="0" w:sz="4" w:val="single"/>
+              <w:right w:color="bfc9d1" w:space="0" w:sz="4" w:val="single"/>
+            </w:tcBorders>
+            <w:tcMar>
+              <w:top w:w="60.0" w:type="dxa"/>
+              <w:left w:w="100.0" w:type="dxa"/>
+              <w:bottom w:w="60.0" w:type="dxa"/>
+              <w:right w:w="100.0" w:type="dxa"/>
+            </w:tcMar>
+          </w:tcPr>
+          <w:p>
+            <w:pPr>
+              <w:rPr/>
+            </w:pPr>
+            <w:r>
+              <w:rPr>
+                <w:sz w:val="19"/>
+                <w:szCs w:val="19"/>
+                <w:rtl w:val="0"/>
+              </w:rPr>
+              <w:t xml:space="preserve">Matériel</w:t>
+            </w:r>
+            <w:r>
+              <w:rPr>
+                <w:rtl w:val="0"/>
+              </w:rPr>
+            </w:r>
+          </w:p>
+        </w:tc>
+        <w:tc>
+          <w:tcPr>
+            <w:tcBorders>
+              <w:top w:color="bfc9d1" w:space="0" w:sz="4" w:val="single"/>
+              <w:left w:color="bfc9d1" w:space="0" w:sz="4" w:val="single"/>
+              <w:bottom w:color="bfc9d1" w:space="0" w:sz="4" w:val="single"/>
+              <w:right w:color="bfc9d1" w:space="0" w:sz="4" w:val="single"/>
+            </w:tcBorders>
+            <w:tcMar>
+              <w:top w:w="60.0" w:type="dxa"/>
+              <w:left w:w="100.0" w:type="dxa"/>
+              <w:bottom w:w="60.0" w:type="dxa"/>
+              <w:right w:w="100.0" w:type="dxa"/>
+            </w:tcMar>
+          </w:tcPr>
+          <w:p>
+            <w:pPr>
+              <w:rPr/>
+            </w:pPr>
+            <w:r>
+              <w:rPr>
+                <w:sz w:val="19"/>
+                <w:szCs w:val="19"/>
+                <w:rtl w:val="0"/>
+              </w:rPr>
+              <w:t xml:space="preserve">Kaggle, GPU T4 ; 41 minutes</w:t>
+            </w:r>
+            <w:r>
+              <w:rPr>
+                <w:rtl w:val="0"/>
+              </w:rPr>
+            </w:r>
+          </w:p>
+        </w:tc>
+      </w:tr>
+    </w:tbl>
+    <w:p>
+      <w:pPr>
+        <w:spacing w:after="200" w:lineRule="auto"/>
+        <w:jc w:val="center"/>
+        <w:rPr/>
+      </w:pPr>
+      <w:r>
+        <w:rPr>
+          <w:i w:val="1"/>
+          <w:iCs w:val="1"/>
+          <w:color w:val="555555"/>
+          <w:sz w:val="18"/>
+          <w:szCs w:val="18"/>
+          <w:rtl w:val="0"/>
+        </w:rPr>
+        <w:t xml:space="preserve">Tableau B3 — Second DPO (paires issues des dialogues), non retenu</w:t>
       </w:r>
       <w:r>
         <w:rPr>
@@ -12642,7 +13944,7 @@
     </w:p>
     <w:tbl>
       <w:tblPr>
-        <w:tblStyle w:val="Table18"/>
+        <w:tblStyle w:val="Table20"/>
         <w:tblW w:w="9638.0" w:type="dxa"/>
         <w:jc w:val="left"/>
         <w:tblBorders>
@@ -13589,7 +14891,7 @@
     </w:p>
     <w:tbl>
       <w:tblPr>
-        <w:tblStyle w:val="Table19"/>
+        <w:tblStyle w:val="Table21"/>
         <w:tblW w:w="9638.0" w:type="dxa"/>
         <w:jc w:val="left"/>
         <w:tblBorders>
@@ -15856,6 +17158,750 @@
           </w:p>
         </w:tc>
       </w:tr>
+      <w:tr>
+        <w:trPr>
+          <w:cantSplit w:val="1"/>
+          <w:tblHeader w:val="0"/>
+        </w:trPr>
+        <w:tc>
+          <w:tcPr>
+            <w:tcBorders>
+              <w:top w:color="bfc9d1" w:space="0" w:sz="4" w:val="single"/>
+              <w:left w:color="bfc9d1" w:space="0" w:sz="4" w:val="single"/>
+              <w:bottom w:color="bfc9d1" w:space="0" w:sz="4" w:val="single"/>
+              <w:right w:color="bfc9d1" w:space="0" w:sz="4" w:val="single"/>
+            </w:tcBorders>
+            <w:tcMar>
+              <w:top w:w="60.0" w:type="dxa"/>
+              <w:left w:w="100.0" w:type="dxa"/>
+              <w:bottom w:w="60.0" w:type="dxa"/>
+              <w:right w:w="100.0" w:type="dxa"/>
+            </w:tcMar>
+          </w:tcPr>
+          <w:p>
+            <w:pPr>
+              <w:rPr/>
+            </w:pPr>
+            <w:r>
+              <w:rPr>
+                <w:b w:val="0"/>
+                <w:bCs w:val="0"/>
+                <w:sz w:val="19"/>
+                <w:szCs w:val="19"/>
+                <w:rtl w:val="0"/>
+              </w:rPr>
+              <w:t xml:space="preserve">Conjonctivite (différée)</w:t>
+            </w:r>
+            <w:r>
+              <w:rPr>
+                <w:rtl w:val="0"/>
+              </w:rPr>
+            </w:r>
+          </w:p>
+        </w:tc>
+        <w:tc>
+          <w:tcPr>
+            <w:tcBorders>
+              <w:top w:color="bfc9d1" w:space="0" w:sz="4" w:val="single"/>
+              <w:left w:color="bfc9d1" w:space="0" w:sz="4" w:val="single"/>
+              <w:bottom w:color="bfc9d1" w:space="0" w:sz="4" w:val="single"/>
+              <w:right w:color="bfc9d1" w:space="0" w:sz="4" w:val="single"/>
+            </w:tcBorders>
+            <w:tcMar>
+              <w:top w:w="60.0" w:type="dxa"/>
+              <w:left w:w="100.0" w:type="dxa"/>
+              <w:bottom w:w="60.0" w:type="dxa"/>
+              <w:right w:w="100.0" w:type="dxa"/>
+            </w:tcMar>
+          </w:tcPr>
+          <w:p>
+            <w:pPr>
+              <w:rPr/>
+            </w:pPr>
+            <w:r>
+              <w:rPr>
+                <w:b w:val="0"/>
+                <w:bCs w:val="0"/>
+                <w:sz w:val="19"/>
+                <w:szCs w:val="19"/>
+                <w:rtl w:val="0"/>
+              </w:rPr>
+              <w:t xml:space="preserve">Modérée</w:t>
+            </w:r>
+            <w:r>
+              <w:rPr>
+                <w:rtl w:val="0"/>
+              </w:rPr>
+            </w:r>
+          </w:p>
+        </w:tc>
+        <w:tc>
+          <w:tcPr>
+            <w:tcBorders>
+              <w:top w:color="bfc9d1" w:space="0" w:sz="4" w:val="single"/>
+              <w:left w:color="bfc9d1" w:space="0" w:sz="4" w:val="single"/>
+              <w:bottom w:color="bfc9d1" w:space="0" w:sz="4" w:val="single"/>
+              <w:right w:color="bfc9d1" w:space="0" w:sz="4" w:val="single"/>
+            </w:tcBorders>
+            <w:tcMar>
+              <w:top w:w="60.0" w:type="dxa"/>
+              <w:left w:w="100.0" w:type="dxa"/>
+              <w:bottom w:w="60.0" w:type="dxa"/>
+              <w:right w:w="100.0" w:type="dxa"/>
+            </w:tcMar>
+          </w:tcPr>
+          <w:p>
+            <w:pPr>
+              <w:rPr/>
+            </w:pPr>
+            <w:r>
+              <w:rPr>
+                <w:b w:val="0"/>
+                <w:bCs w:val="0"/>
+                <w:sz w:val="19"/>
+                <w:szCs w:val="19"/>
+                <w:rtl w:val="0"/>
+              </w:rPr>
+              <w:t xml:space="preserve">Urgence</w:t>
+            </w:r>
+            <w:r>
+              <w:rPr>
+                <w:rtl w:val="0"/>
+              </w:rPr>
+            </w:r>
+          </w:p>
+        </w:tc>
+        <w:tc>
+          <w:tcPr>
+            <w:tcBorders>
+              <w:top w:color="bfc9d1" w:space="0" w:sz="4" w:val="single"/>
+              <w:left w:color="bfc9d1" w:space="0" w:sz="4" w:val="single"/>
+              <w:bottom w:color="bfc9d1" w:space="0" w:sz="4" w:val="single"/>
+              <w:right w:color="bfc9d1" w:space="0" w:sz="4" w:val="single"/>
+            </w:tcBorders>
+            <w:tcMar>
+              <w:top w:w="60.0" w:type="dxa"/>
+              <w:left w:w="100.0" w:type="dxa"/>
+              <w:bottom w:w="60.0" w:type="dxa"/>
+              <w:right w:w="100.0" w:type="dxa"/>
+            </w:tcMar>
+          </w:tcPr>
+          <w:p>
+            <w:pPr>
+              <w:rPr/>
+            </w:pPr>
+            <w:r>
+              <w:rPr>
+                <w:b w:val="0"/>
+                <w:bCs w:val="0"/>
+                <w:sz w:val="19"/>
+                <w:szCs w:val="19"/>
+                <w:rtl w:val="0"/>
+              </w:rPr>
+              <w:t xml:space="preserve">Seuil de prudence, 0,79</w:t>
+            </w:r>
+            <w:r>
+              <w:rPr>
+                <w:rtl w:val="0"/>
+              </w:rPr>
+            </w:r>
+          </w:p>
+        </w:tc>
+        <w:tc>
+          <w:tcPr>
+            <w:tcBorders>
+              <w:top w:color="bfc9d1" w:space="0" w:sz="4" w:val="single"/>
+              <w:left w:color="bfc9d1" w:space="0" w:sz="4" w:val="single"/>
+              <w:bottom w:color="bfc9d1" w:space="0" w:sz="4" w:val="single"/>
+              <w:right w:color="bfc9d1" w:space="0" w:sz="4" w:val="single"/>
+            </w:tcBorders>
+            <w:tcMar>
+              <w:top w:w="60.0" w:type="dxa"/>
+              <w:left w:w="100.0" w:type="dxa"/>
+              <w:bottom w:w="60.0" w:type="dxa"/>
+              <w:right w:w="100.0" w:type="dxa"/>
+            </w:tcMar>
+          </w:tcPr>
+          <w:p>
+            <w:pPr>
+              <w:rPr/>
+            </w:pPr>
+            <w:r>
+              <w:rPr>
+                <w:b w:val="0"/>
+                <w:bCs w:val="0"/>
+                <w:sz w:val="19"/>
+                <w:szCs w:val="19"/>
+                <w:rtl w:val="0"/>
+              </w:rPr>
+              <w:t xml:space="preserve">Sur-triage</w:t>
+            </w:r>
+            <w:r>
+              <w:rPr>
+                <w:rtl w:val="0"/>
+              </w:rPr>
+            </w:r>
+          </w:p>
+        </w:tc>
+      </w:tr>
+      <w:tr>
+        <w:trPr>
+          <w:cantSplit w:val="1"/>
+          <w:tblHeader w:val="0"/>
+        </w:trPr>
+        <w:tc>
+          <w:tcPr>
+            <w:tcBorders>
+              <w:top w:color="bfc9d1" w:space="0" w:sz="4" w:val="single"/>
+              <w:left w:color="bfc9d1" w:space="0" w:sz="4" w:val="single"/>
+              <w:bottom w:color="bfc9d1" w:space="0" w:sz="4" w:val="single"/>
+              <w:right w:color="bfc9d1" w:space="0" w:sz="4" w:val="single"/>
+            </w:tcBorders>
+            <w:tcMar>
+              <w:top w:w="60.0" w:type="dxa"/>
+              <w:left w:w="100.0" w:type="dxa"/>
+              <w:bottom w:w="60.0" w:type="dxa"/>
+              <w:right w:w="100.0" w:type="dxa"/>
+            </w:tcMar>
+          </w:tcPr>
+          <w:p>
+            <w:pPr>
+              <w:rPr/>
+            </w:pPr>
+            <w:r>
+              <w:rPr>
+                <w:b w:val="0"/>
+                <w:bCs w:val="0"/>
+                <w:sz w:val="19"/>
+                <w:szCs w:val="19"/>
+                <w:rtl w:val="0"/>
+              </w:rPr>
+              <w:t xml:space="preserve">Lombalgie après jardinage (différée)</w:t>
+            </w:r>
+            <w:r>
+              <w:rPr>
+                <w:rtl w:val="0"/>
+              </w:rPr>
+            </w:r>
+          </w:p>
+        </w:tc>
+        <w:tc>
+          <w:tcPr>
+            <w:tcBorders>
+              <w:top w:color="bfc9d1" w:space="0" w:sz="4" w:val="single"/>
+              <w:left w:color="bfc9d1" w:space="0" w:sz="4" w:val="single"/>
+              <w:bottom w:color="bfc9d1" w:space="0" w:sz="4" w:val="single"/>
+              <w:right w:color="bfc9d1" w:space="0" w:sz="4" w:val="single"/>
+            </w:tcBorders>
+            <w:tcMar>
+              <w:top w:w="60.0" w:type="dxa"/>
+              <w:left w:w="100.0" w:type="dxa"/>
+              <w:bottom w:w="60.0" w:type="dxa"/>
+              <w:right w:w="100.0" w:type="dxa"/>
+            </w:tcMar>
+          </w:tcPr>
+          <w:p>
+            <w:pPr>
+              <w:rPr/>
+            </w:pPr>
+            <w:r>
+              <w:rPr>
+                <w:b w:val="0"/>
+                <w:bCs w:val="0"/>
+                <w:sz w:val="19"/>
+                <w:szCs w:val="19"/>
+                <w:rtl w:val="0"/>
+              </w:rPr>
+              <w:t xml:space="preserve">Modérée</w:t>
+            </w:r>
+            <w:r>
+              <w:rPr>
+                <w:rtl w:val="0"/>
+              </w:rPr>
+            </w:r>
+          </w:p>
+        </w:tc>
+        <w:tc>
+          <w:tcPr>
+            <w:tcBorders>
+              <w:top w:color="bfc9d1" w:space="0" w:sz="4" w:val="single"/>
+              <w:left w:color="bfc9d1" w:space="0" w:sz="4" w:val="single"/>
+              <w:bottom w:color="bfc9d1" w:space="0" w:sz="4" w:val="single"/>
+              <w:right w:color="bfc9d1" w:space="0" w:sz="4" w:val="single"/>
+            </w:tcBorders>
+            <w:tcMar>
+              <w:top w:w="60.0" w:type="dxa"/>
+              <w:left w:w="100.0" w:type="dxa"/>
+              <w:bottom w:w="60.0" w:type="dxa"/>
+              <w:right w:w="100.0" w:type="dxa"/>
+            </w:tcMar>
+          </w:tcPr>
+          <w:p>
+            <w:pPr>
+              <w:rPr/>
+            </w:pPr>
+            <w:r>
+              <w:rPr>
+                <w:b w:val="0"/>
+                <w:bCs w:val="0"/>
+                <w:sz w:val="19"/>
+                <w:szCs w:val="19"/>
+                <w:rtl w:val="0"/>
+              </w:rPr>
+              <w:t xml:space="preserve">Différée</w:t>
+            </w:r>
+            <w:r>
+              <w:rPr>
+                <w:rtl w:val="0"/>
+              </w:rPr>
+            </w:r>
+          </w:p>
+        </w:tc>
+        <w:tc>
+          <w:tcPr>
+            <w:tcBorders>
+              <w:top w:color="bfc9d1" w:space="0" w:sz="4" w:val="single"/>
+              <w:left w:color="bfc9d1" w:space="0" w:sz="4" w:val="single"/>
+              <w:bottom w:color="bfc9d1" w:space="0" w:sz="4" w:val="single"/>
+              <w:right w:color="bfc9d1" w:space="0" w:sz="4" w:val="single"/>
+            </w:tcBorders>
+            <w:tcMar>
+              <w:top w:w="60.0" w:type="dxa"/>
+              <w:left w:w="100.0" w:type="dxa"/>
+              <w:bottom w:w="60.0" w:type="dxa"/>
+              <w:right w:w="100.0" w:type="dxa"/>
+            </w:tcMar>
+          </w:tcPr>
+          <w:p>
+            <w:pPr>
+              <w:rPr/>
+            </w:pPr>
+            <w:r>
+              <w:rPr>
+                <w:b w:val="0"/>
+                <w:bCs w:val="0"/>
+                <w:sz w:val="19"/>
+                <w:szCs w:val="19"/>
+                <w:rtl w:val="0"/>
+              </w:rPr>
+              <w:t xml:space="preserve">Décideur, &lt; 0,001</w:t>
+            </w:r>
+            <w:r>
+              <w:rPr>
+                <w:rtl w:val="0"/>
+              </w:rPr>
+            </w:r>
+          </w:p>
+        </w:tc>
+        <w:tc>
+          <w:tcPr>
+            <w:tcBorders>
+              <w:top w:color="bfc9d1" w:space="0" w:sz="4" w:val="single"/>
+              <w:left w:color="bfc9d1" w:space="0" w:sz="4" w:val="single"/>
+              <w:bottom w:color="bfc9d1" w:space="0" w:sz="4" w:val="single"/>
+              <w:right w:color="bfc9d1" w:space="0" w:sz="4" w:val="single"/>
+            </w:tcBorders>
+            <w:tcMar>
+              <w:top w:w="60.0" w:type="dxa"/>
+              <w:left w:w="100.0" w:type="dxa"/>
+              <w:bottom w:w="60.0" w:type="dxa"/>
+              <w:right w:w="100.0" w:type="dxa"/>
+            </w:tcMar>
+          </w:tcPr>
+          <w:p>
+            <w:pPr>
+              <w:rPr/>
+            </w:pPr>
+            <w:r>
+              <w:rPr>
+                <w:b w:val="0"/>
+                <w:bCs w:val="0"/>
+                <w:sz w:val="19"/>
+                <w:szCs w:val="19"/>
+                <w:rtl w:val="0"/>
+              </w:rPr>
+              <w:t xml:space="preserve">Correct</w:t>
+            </w:r>
+            <w:r>
+              <w:rPr>
+                <w:rtl w:val="0"/>
+              </w:rPr>
+            </w:r>
+          </w:p>
+        </w:tc>
+      </w:tr>
+      <w:tr>
+        <w:trPr>
+          <w:cantSplit w:val="1"/>
+          <w:tblHeader w:val="0"/>
+        </w:trPr>
+        <w:tc>
+          <w:tcPr>
+            <w:tcBorders>
+              <w:top w:color="bfc9d1" w:space="0" w:sz="4" w:val="single"/>
+              <w:left w:color="bfc9d1" w:space="0" w:sz="4" w:val="single"/>
+              <w:bottom w:color="bfc9d1" w:space="0" w:sz="4" w:val="single"/>
+              <w:right w:color="bfc9d1" w:space="0" w:sz="4" w:val="single"/>
+            </w:tcBorders>
+            <w:tcMar>
+              <w:top w:w="60.0" w:type="dxa"/>
+              <w:left w:w="100.0" w:type="dxa"/>
+              <w:bottom w:w="60.0" w:type="dxa"/>
+              <w:right w:w="100.0" w:type="dxa"/>
+            </w:tcMar>
+          </w:tcPr>
+          <w:p>
+            <w:pPr>
+              <w:rPr/>
+            </w:pPr>
+            <w:r>
+              <w:rPr>
+                <w:b w:val="0"/>
+                <w:bCs w:val="0"/>
+                <w:sz w:val="19"/>
+                <w:szCs w:val="19"/>
+                <w:rtl w:val="0"/>
+              </w:rPr>
+              <w:t xml:space="preserve">Panaris de l'index, fièvre (modérée)</w:t>
+            </w:r>
+            <w:r>
+              <w:rPr>
+                <w:rtl w:val="0"/>
+              </w:rPr>
+            </w:r>
+          </w:p>
+        </w:tc>
+        <w:tc>
+          <w:tcPr>
+            <w:tcBorders>
+              <w:top w:color="bfc9d1" w:space="0" w:sz="4" w:val="single"/>
+              <w:left w:color="bfc9d1" w:space="0" w:sz="4" w:val="single"/>
+              <w:bottom w:color="bfc9d1" w:space="0" w:sz="4" w:val="single"/>
+              <w:right w:color="bfc9d1" w:space="0" w:sz="4" w:val="single"/>
+            </w:tcBorders>
+            <w:tcMar>
+              <w:top w:w="60.0" w:type="dxa"/>
+              <w:left w:w="100.0" w:type="dxa"/>
+              <w:bottom w:w="60.0" w:type="dxa"/>
+              <w:right w:w="100.0" w:type="dxa"/>
+            </w:tcMar>
+          </w:tcPr>
+          <w:p>
+            <w:pPr>
+              <w:rPr/>
+            </w:pPr>
+            <w:r>
+              <w:rPr>
+                <w:b w:val="0"/>
+                <w:bCs w:val="0"/>
+                <w:sz w:val="19"/>
+                <w:szCs w:val="19"/>
+                <w:rtl w:val="0"/>
+              </w:rPr>
+              <w:t xml:space="preserve">Urgence</w:t>
+            </w:r>
+            <w:r>
+              <w:rPr>
+                <w:rtl w:val="0"/>
+              </w:rPr>
+            </w:r>
+          </w:p>
+        </w:tc>
+        <w:tc>
+          <w:tcPr>
+            <w:tcBorders>
+              <w:top w:color="bfc9d1" w:space="0" w:sz="4" w:val="single"/>
+              <w:left w:color="bfc9d1" w:space="0" w:sz="4" w:val="single"/>
+              <w:bottom w:color="bfc9d1" w:space="0" w:sz="4" w:val="single"/>
+              <w:right w:color="bfc9d1" w:space="0" w:sz="4" w:val="single"/>
+            </w:tcBorders>
+            <w:tcMar>
+              <w:top w:w="60.0" w:type="dxa"/>
+              <w:left w:w="100.0" w:type="dxa"/>
+              <w:bottom w:w="60.0" w:type="dxa"/>
+              <w:right w:w="100.0" w:type="dxa"/>
+            </w:tcMar>
+          </w:tcPr>
+          <w:p>
+            <w:pPr>
+              <w:rPr/>
+            </w:pPr>
+            <w:r>
+              <w:rPr>
+                <w:b w:val="0"/>
+                <w:bCs w:val="0"/>
+                <w:sz w:val="19"/>
+                <w:szCs w:val="19"/>
+                <w:rtl w:val="0"/>
+              </w:rPr>
+              <w:t xml:space="preserve">Urgence</w:t>
+            </w:r>
+            <w:r>
+              <w:rPr>
+                <w:rtl w:val="0"/>
+              </w:rPr>
+            </w:r>
+          </w:p>
+        </w:tc>
+        <w:tc>
+          <w:tcPr>
+            <w:tcBorders>
+              <w:top w:color="bfc9d1" w:space="0" w:sz="4" w:val="single"/>
+              <w:left w:color="bfc9d1" w:space="0" w:sz="4" w:val="single"/>
+              <w:bottom w:color="bfc9d1" w:space="0" w:sz="4" w:val="single"/>
+              <w:right w:color="bfc9d1" w:space="0" w:sz="4" w:val="single"/>
+            </w:tcBorders>
+            <w:tcMar>
+              <w:top w:w="60.0" w:type="dxa"/>
+              <w:left w:w="100.0" w:type="dxa"/>
+              <w:bottom w:w="60.0" w:type="dxa"/>
+              <w:right w:w="100.0" w:type="dxa"/>
+            </w:tcMar>
+          </w:tcPr>
+          <w:p>
+            <w:pPr>
+              <w:rPr/>
+            </w:pPr>
+            <w:r>
+              <w:rPr>
+                <w:b w:val="0"/>
+                <w:bCs w:val="0"/>
+                <w:sz w:val="19"/>
+                <w:szCs w:val="19"/>
+                <w:rtl w:val="0"/>
+              </w:rPr>
+              <w:t xml:space="preserve">Seuil de prudence, 0,71</w:t>
+            </w:r>
+            <w:r>
+              <w:rPr>
+                <w:rtl w:val="0"/>
+              </w:rPr>
+            </w:r>
+          </w:p>
+        </w:tc>
+        <w:tc>
+          <w:tcPr>
+            <w:tcBorders>
+              <w:top w:color="bfc9d1" w:space="0" w:sz="4" w:val="single"/>
+              <w:left w:color="bfc9d1" w:space="0" w:sz="4" w:val="single"/>
+              <w:bottom w:color="bfc9d1" w:space="0" w:sz="4" w:val="single"/>
+              <w:right w:color="bfc9d1" w:space="0" w:sz="4" w:val="single"/>
+            </w:tcBorders>
+            <w:tcMar>
+              <w:top w:w="60.0" w:type="dxa"/>
+              <w:left w:w="100.0" w:type="dxa"/>
+              <w:bottom w:w="60.0" w:type="dxa"/>
+              <w:right w:w="100.0" w:type="dxa"/>
+            </w:tcMar>
+          </w:tcPr>
+          <w:p>
+            <w:pPr>
+              <w:rPr/>
+            </w:pPr>
+            <w:r>
+              <w:rPr>
+                <w:b w:val="0"/>
+                <w:bCs w:val="0"/>
+                <w:sz w:val="19"/>
+                <w:szCs w:val="19"/>
+                <w:rtl w:val="0"/>
+              </w:rPr>
+              <w:t xml:space="preserve">Sur-triage</w:t>
+            </w:r>
+            <w:r>
+              <w:rPr>
+                <w:rtl w:val="0"/>
+              </w:rPr>
+            </w:r>
+          </w:p>
+        </w:tc>
+      </w:tr>
+      <w:tr>
+        <w:trPr>
+          <w:cantSplit w:val="1"/>
+          <w:tblHeader w:val="0"/>
+        </w:trPr>
+        <w:tc>
+          <w:tcPr>
+            <w:tcBorders>
+              <w:top w:color="bfc9d1" w:space="0" w:sz="4" w:val="single"/>
+              <w:left w:color="bfc9d1" w:space="0" w:sz="4" w:val="single"/>
+              <w:bottom w:color="bfc9d1" w:space="0" w:sz="4" w:val="single"/>
+              <w:right w:color="bfc9d1" w:space="0" w:sz="4" w:val="single"/>
+            </w:tcBorders>
+            <w:tcMar>
+              <w:top w:w="60.0" w:type="dxa"/>
+              <w:left w:w="100.0" w:type="dxa"/>
+              <w:bottom w:w="60.0" w:type="dxa"/>
+              <w:right w:w="100.0" w:type="dxa"/>
+            </w:tcMar>
+          </w:tcPr>
+          <w:p>
+            <w:pPr>
+              <w:rPr/>
+            </w:pPr>
+            <w:r>
+              <w:rPr>
+                <w:b w:val="0"/>
+                <w:bCs w:val="0"/>
+                <w:sz w:val="19"/>
+                <w:szCs w:val="19"/>
+                <w:rtl w:val="0"/>
+              </w:rPr>
+              <w:t xml:space="preserve">Gastro-entérite, ne garde plus rien (modérée)</w:t>
+            </w:r>
+            <w:r>
+              <w:rPr>
+                <w:rtl w:val="0"/>
+              </w:rPr>
+            </w:r>
+          </w:p>
+        </w:tc>
+        <w:tc>
+          <w:tcPr>
+            <w:tcBorders>
+              <w:top w:color="bfc9d1" w:space="0" w:sz="4" w:val="single"/>
+              <w:left w:color="bfc9d1" w:space="0" w:sz="4" w:val="single"/>
+              <w:bottom w:color="bfc9d1" w:space="0" w:sz="4" w:val="single"/>
+              <w:right w:color="bfc9d1" w:space="0" w:sz="4" w:val="single"/>
+            </w:tcBorders>
+            <w:tcMar>
+              <w:top w:w="60.0" w:type="dxa"/>
+              <w:left w:w="100.0" w:type="dxa"/>
+              <w:bottom w:w="60.0" w:type="dxa"/>
+              <w:right w:w="100.0" w:type="dxa"/>
+            </w:tcMar>
+          </w:tcPr>
+          <w:p>
+            <w:pPr>
+              <w:rPr/>
+            </w:pPr>
+            <w:r>
+              <w:rPr>
+                <w:b w:val="0"/>
+                <w:bCs w:val="0"/>
+                <w:sz w:val="19"/>
+                <w:szCs w:val="19"/>
+                <w:rtl w:val="0"/>
+              </w:rPr>
+              <w:t xml:space="preserve">Urgence</w:t>
+            </w:r>
+            <w:r>
+              <w:rPr>
+                <w:rtl w:val="0"/>
+              </w:rPr>
+            </w:r>
+          </w:p>
+        </w:tc>
+        <w:tc>
+          <w:tcPr>
+            <w:tcBorders>
+              <w:top w:color="bfc9d1" w:space="0" w:sz="4" w:val="single"/>
+              <w:left w:color="bfc9d1" w:space="0" w:sz="4" w:val="single"/>
+              <w:bottom w:color="bfc9d1" w:space="0" w:sz="4" w:val="single"/>
+              <w:right w:color="bfc9d1" w:space="0" w:sz="4" w:val="single"/>
+            </w:tcBorders>
+            <w:tcMar>
+              <w:top w:w="60.0" w:type="dxa"/>
+              <w:left w:w="100.0" w:type="dxa"/>
+              <w:bottom w:w="60.0" w:type="dxa"/>
+              <w:right w:w="100.0" w:type="dxa"/>
+            </w:tcMar>
+          </w:tcPr>
+          <w:p>
+            <w:pPr>
+              <w:rPr/>
+            </w:pPr>
+            <w:r>
+              <w:rPr>
+                <w:b w:val="0"/>
+                <w:bCs w:val="0"/>
+                <w:sz w:val="19"/>
+                <w:szCs w:val="19"/>
+                <w:rtl w:val="0"/>
+              </w:rPr>
+              <w:t xml:space="preserve">Différée</w:t>
+            </w:r>
+            <w:r>
+              <w:rPr>
+                <w:rtl w:val="0"/>
+              </w:rPr>
+            </w:r>
+          </w:p>
+        </w:tc>
+        <w:tc>
+          <w:tcPr>
+            <w:tcBorders>
+              <w:top w:color="bfc9d1" w:space="0" w:sz="4" w:val="single"/>
+              <w:left w:color="bfc9d1" w:space="0" w:sz="4" w:val="single"/>
+              <w:bottom w:color="bfc9d1" w:space="0" w:sz="4" w:val="single"/>
+              <w:right w:color="bfc9d1" w:space="0" w:sz="4" w:val="single"/>
+            </w:tcBorders>
+            <w:tcMar>
+              <w:top w:w="60.0" w:type="dxa"/>
+              <w:left w:w="100.0" w:type="dxa"/>
+              <w:bottom w:w="60.0" w:type="dxa"/>
+              <w:right w:w="100.0" w:type="dxa"/>
+            </w:tcMar>
+          </w:tcPr>
+          <w:p>
+            <w:pPr>
+              <w:rPr/>
+            </w:pPr>
+            <w:r>
+              <w:rPr>
+                <w:b w:val="0"/>
+                <w:bCs w:val="0"/>
+                <w:sz w:val="19"/>
+                <w:szCs w:val="19"/>
+                <w:rtl w:val="0"/>
+              </w:rPr>
+              <w:t xml:space="preserve">Décideur, 0,11</w:t>
+            </w:r>
+            <w:r>
+              <w:rPr>
+                <w:rtl w:val="0"/>
+              </w:rPr>
+            </w:r>
+          </w:p>
+        </w:tc>
+        <w:tc>
+          <w:tcPr>
+            <w:tcBorders>
+              <w:top w:color="bfc9d1" w:space="0" w:sz="4" w:val="single"/>
+              <w:left w:color="bfc9d1" w:space="0" w:sz="4" w:val="single"/>
+              <w:bottom w:color="bfc9d1" w:space="0" w:sz="4" w:val="single"/>
+              <w:right w:color="bfc9d1" w:space="0" w:sz="4" w:val="single"/>
+            </w:tcBorders>
+            <w:tcMar>
+              <w:top w:w="60.0" w:type="dxa"/>
+              <w:left w:w="100.0" w:type="dxa"/>
+              <w:bottom w:w="60.0" w:type="dxa"/>
+              <w:right w:w="100.0" w:type="dxa"/>
+            </w:tcMar>
+          </w:tcPr>
+          <w:p>
+            <w:pPr>
+              <w:rPr/>
+            </w:pPr>
+            <w:r>
+              <w:rPr>
+                <w:b w:val="0"/>
+                <w:bCs w:val="0"/>
+                <w:sz w:val="19"/>
+                <w:szCs w:val="19"/>
+                <w:rtl w:val="0"/>
+              </w:rPr>
+              <w:t xml:space="preserve">Sous-triage</w:t>
+            </w:r>
+            <w:r>
+              <w:rPr>
+                <w:rtl w:val="0"/>
+              </w:rPr>
+            </w:r>
+          </w:p>
+        </w:tc>
+      </w:tr>
     </w:tbl>
     <w:p>
       <w:pPr>
@@ -15871,7 +17917,7 @@
     </w:p>
     <w:tbl>
       <w:tblPr>
-        <w:tblStyle w:val="Table20"/>
+        <w:tblStyle w:val="Table22"/>
         <w:tblW w:w="9638.0" w:type="dxa"/>
         <w:jc w:val="left"/>
         <w:tblBorders>
@@ -16424,7 +18470,7 @@
       </w:r>
     </w:p>
     <w:sectPr>
-      <w:footerReference r:id="rId7" w:type="default"/>
+      <w:footerReference r:id="rId10" w:type="default"/>
       <w:pgSz w:h="16838" w:w="11906" w:orient="portrait"/>
       <w:pgMar w:bottom="1134" w:top="1134" w:left="1134" w:right="1134" w:header="708" w:footer="708"/>
       <w:pgNumType w:start="1"/>
@@ -16470,7 +18516,121 @@
 </file>
 
 <file path=word/numbering.xml><?xml version="1.0" encoding="utf-8"?>
-<w:numbering xmlns:mc="http://schemas.openxmlformats.org/markup-compatibility/2006" xmlns:o="urn:schemas-microsoft-com:office:office" xmlns:r="http://schemas.openxmlformats.org/officeDocument/2006/relationships" xmlns:m="http://schemas.openxmlformats.org/officeDocument/2006/math" xmlns:v="urn:schemas-microsoft-com:vml" xmlns:wp="http://schemas.openxmlformats.org/drawingml/2006/wordprocessingDrawing" xmlns:w10="urn:schemas-microsoft-com:office:word" xmlns:w="http://schemas.openxmlformats.org/wordprocessingml/2006/main" xmlns:wne="http://schemas.microsoft.com/office/word/2006/wordml" xmlns:sl="http://schemas.openxmlformats.org/schemaLibrary/2006/main" xmlns:a="http://schemas.openxmlformats.org/drawingml/2006/main" xmlns:pic="http://schemas.openxmlformats.org/drawingml/2006/picture" xmlns:c="http://schemas.openxmlformats.org/drawingml/2006/chart" xmlns:lc="http://schemas.openxmlformats.org/drawingml/2006/lockedCanvas" xmlns:dgm="http://schemas.openxmlformats.org/drawingml/2006/diagram" xmlns:wps="http://schemas.microsoft.com/office/word/2010/wordprocessingShape" xmlns:wpg="http://schemas.microsoft.com/office/word/2010/wordprocessingGroup" xmlns:w14="http://schemas.microsoft.com/office/word/2010/wordml" xmlns:w15="http://schemas.microsoft.com/office/word/2012/wordml" xmlns:w16="http://schemas.microsoft.com/office/word/2018/wordml" xmlns:w16cex="http://schemas.microsoft.com/office/word/2018/wordml/cex" xmlns:w16cid="http://schemas.microsoft.com/office/word/2016/wordml/cid" xmlns="http://schemas.microsoft.com/office/tasks/2019/documenttasks" xmlns:cr="http://schemas.microsoft.com/office/comments/2020/reactions"/>
+<w:numbering xmlns:mc="http://schemas.openxmlformats.org/markup-compatibility/2006" xmlns:o="urn:schemas-microsoft-com:office:office" xmlns:r="http://schemas.openxmlformats.org/officeDocument/2006/relationships" xmlns:m="http://schemas.openxmlformats.org/officeDocument/2006/math" xmlns:v="urn:schemas-microsoft-com:vml" xmlns:wp="http://schemas.openxmlformats.org/drawingml/2006/wordprocessingDrawing" xmlns:w10="urn:schemas-microsoft-com:office:word" xmlns:w="http://schemas.openxmlformats.org/wordprocessingml/2006/main" xmlns:wne="http://schemas.microsoft.com/office/word/2006/wordml" xmlns:sl="http://schemas.openxmlformats.org/schemaLibrary/2006/main" xmlns:a="http://schemas.openxmlformats.org/drawingml/2006/main" xmlns:pic="http://schemas.openxmlformats.org/drawingml/2006/picture" xmlns:c="http://schemas.openxmlformats.org/drawingml/2006/chart" xmlns:lc="http://schemas.openxmlformats.org/drawingml/2006/lockedCanvas" xmlns:dgm="http://schemas.openxmlformats.org/drawingml/2006/diagram" xmlns:wps="http://schemas.microsoft.com/office/word/2010/wordprocessingShape" xmlns:wpg="http://schemas.microsoft.com/office/word/2010/wordprocessingGroup" xmlns:w14="http://schemas.microsoft.com/office/word/2010/wordml" xmlns:w15="http://schemas.microsoft.com/office/word/2012/wordml" xmlns:w16="http://schemas.microsoft.com/office/word/2018/wordml" xmlns:w16cex="http://schemas.microsoft.com/office/word/2018/wordml/cex" xmlns:w16cid="http://schemas.microsoft.com/office/word/2016/wordml/cid" xmlns="http://schemas.microsoft.com/office/tasks/2019/documenttasks" xmlns:cr="http://schemas.microsoft.com/office/comments/2020/reactions">
+  <w:abstractNum w:abstractNumId="1">
+    <w:lvl w:ilvl="0">
+      <w:start w:val="1"/>
+      <w:numFmt w:val="bullet"/>
+      <w:lvlText w:val="●"/>
+      <w:lvlJc w:val="left"/>
+      <w:pPr>
+        <w:ind w:left="720" w:hanging="360"/>
+      </w:pPr>
+      <w:rPr>
+        <w:u w:val="none"/>
+      </w:rPr>
+    </w:lvl>
+    <w:lvl w:ilvl="1">
+      <w:start w:val="1"/>
+      <w:numFmt w:val="bullet"/>
+      <w:lvlText w:val="○"/>
+      <w:lvlJc w:val="left"/>
+      <w:pPr>
+        <w:ind w:left="1440" w:hanging="360"/>
+      </w:pPr>
+      <w:rPr>
+        <w:u w:val="none"/>
+      </w:rPr>
+    </w:lvl>
+    <w:lvl w:ilvl="2">
+      <w:start w:val="1"/>
+      <w:numFmt w:val="bullet"/>
+      <w:lvlText w:val="■"/>
+      <w:lvlJc w:val="left"/>
+      <w:pPr>
+        <w:ind w:left="2160" w:hanging="360"/>
+      </w:pPr>
+      <w:rPr>
+        <w:u w:val="none"/>
+      </w:rPr>
+    </w:lvl>
+    <w:lvl w:ilvl="3">
+      <w:start w:val="1"/>
+      <w:numFmt w:val="bullet"/>
+      <w:lvlText w:val="●"/>
+      <w:lvlJc w:val="left"/>
+      <w:pPr>
+        <w:ind w:left="2880" w:hanging="360"/>
+      </w:pPr>
+      <w:rPr>
+        <w:u w:val="none"/>
+      </w:rPr>
+    </w:lvl>
+    <w:lvl w:ilvl="4">
+      <w:start w:val="1"/>
+      <w:numFmt w:val="bullet"/>
+      <w:lvlText w:val="○"/>
+      <w:lvlJc w:val="left"/>
+      <w:pPr>
+        <w:ind w:left="3600" w:hanging="360"/>
+      </w:pPr>
+      <w:rPr>
+        <w:u w:val="none"/>
+      </w:rPr>
+    </w:lvl>
+    <w:lvl w:ilvl="5">
+      <w:start w:val="1"/>
+      <w:numFmt w:val="bullet"/>
+      <w:lvlText w:val="■"/>
+      <w:lvlJc w:val="left"/>
+      <w:pPr>
+        <w:ind w:left="4320" w:hanging="360"/>
+      </w:pPr>
+      <w:rPr>
+        <w:u w:val="none"/>
+      </w:rPr>
+    </w:lvl>
+    <w:lvl w:ilvl="6">
+      <w:start w:val="1"/>
+      <w:numFmt w:val="bullet"/>
+      <w:lvlText w:val="●"/>
+      <w:lvlJc w:val="left"/>
+      <w:pPr>
+        <w:ind w:left="5040" w:hanging="360"/>
+      </w:pPr>
+      <w:rPr>
+        <w:u w:val="none"/>
+      </w:rPr>
+    </w:lvl>
+    <w:lvl w:ilvl="7">
+      <w:start w:val="1"/>
+      <w:numFmt w:val="bullet"/>
+      <w:lvlText w:val="○"/>
+      <w:lvlJc w:val="left"/>
+      <w:pPr>
+        <w:ind w:left="5760" w:hanging="360"/>
+      </w:pPr>
+      <w:rPr>
+        <w:u w:val="none"/>
+      </w:rPr>
+    </w:lvl>
+    <w:lvl w:ilvl="8">
+      <w:start w:val="1"/>
+      <w:numFmt w:val="bullet"/>
+      <w:lvlText w:val="■"/>
+      <w:lvlJc w:val="left"/>
+      <w:pPr>
+        <w:ind w:left="6480" w:hanging="360"/>
+      </w:pPr>
+      <w:rPr>
+        <w:u w:val="none"/>
+      </w:rPr>
+    </w:lvl>
+  </w:abstractNum>
+  <w:num w:numId="1">
+    <w:abstractNumId w:val="1"/>
+  </w:num>
+</w:numbering>
 </file>
 
 <file path=word/styles.xml><?xml version="1.0" encoding="utf-8"?>
@@ -17039,6 +19199,32 @@
       </w:tblCellMar>
     </w:tblPr>
   </w:style>
+  <w:style w:type="table" w:styleId="Table21">
+    <w:basedOn w:val="TableNormal"/>
+    <w:tblPr>
+      <w:tblStyleRowBandSize w:val="1"/>
+      <w:tblStyleColBandSize w:val="1"/>
+      <w:tblCellMar>
+        <w:top w:w="0.0" w:type="dxa"/>
+        <w:left w:w="115.0" w:type="dxa"/>
+        <w:bottom w:w="0.0" w:type="dxa"/>
+        <w:right w:w="115.0" w:type="dxa"/>
+      </w:tblCellMar>
+    </w:tblPr>
+  </w:style>
+  <w:style w:type="table" w:styleId="Table22">
+    <w:basedOn w:val="TableNormal"/>
+    <w:tblPr>
+      <w:tblStyleRowBandSize w:val="1"/>
+      <w:tblStyleColBandSize w:val="1"/>
+      <w:tblCellMar>
+        <w:top w:w="0.0" w:type="dxa"/>
+        <w:left w:w="115.0" w:type="dxa"/>
+        <w:bottom w:w="0.0" w:type="dxa"/>
+        <w:right w:w="115.0" w:type="dxa"/>
+      </w:tblCellMar>
+    </w:tblPr>
+  </w:style>
 </w:styles>
 </file>
 
